--- a/Knowledge/3-Work knowledge/1-Software Engineering/1-Software Engineering Fundamentals/5-My Source/1-Network Traffic/1-Types of Network Traffic/9-East-West Network Traffic.docx
+++ b/Knowledge/3-Work knowledge/1-Software Engineering/1-Software Engineering Fundamentals/5-My Source/1-Network Traffic/1-Types of Network Traffic/9-East-West Network Traffic.docx
@@ -4,418 +4,682 @@
   <w:body>
     <w:p>
       <w:pPr>
-        <w:pStyle w:val="Heading1"/>
+        <w:keepNext/>
+        <w:keepLines/>
+        <w:spacing w:before="360" w:after="80" w:line="276" w:lineRule="auto"/>
+        <w:outlineLvl w:val="0"/>
+        <w:rPr>
+          <w:rFonts w:asciiTheme="majorHAnsi" w:eastAsiaTheme="majorEastAsia" w:hAnsiTheme="majorHAnsi" w:cstheme="majorBidi"/>
+          <w:color w:val="2F5496" w:themeColor="accent1" w:themeShade="BF"/>
+          <w:kern w:val="0"/>
+          <w:sz w:val="40"/>
+          <w:szCs w:val="40"/>
+          <w:lang w:val="en"/>
+          <w14:ligatures w14:val="none"/>
+        </w:rPr>
       </w:pPr>
       <w:bookmarkStart w:id="0" w:name="_qyez7wgnqrp3" w:colFirst="0" w:colLast="0"/>
       <w:bookmarkEnd w:id="0"/>
       <w:r>
+        <w:rPr>
+          <w:rFonts w:asciiTheme="majorHAnsi" w:eastAsiaTheme="majorEastAsia" w:hAnsiTheme="majorHAnsi" w:cstheme="majorBidi"/>
+          <w:color w:val="2F5496" w:themeColor="accent1" w:themeShade="BF"/>
+          <w:kern w:val="0"/>
+          <w:sz w:val="40"/>
+          <w:szCs w:val="40"/>
+          <w:lang w:val="en"/>
+          <w14:ligatures w14:val="none"/>
+        </w:rPr>
         <w:t>East-West Network Traffic</w:t>
       </w:r>
     </w:p>
     <w:p>
       <w:pPr>
-        <w:pStyle w:val="Heading2"/>
-        <w:keepNext w:val="0"/>
-        <w:keepLines w:val="0"/>
-        <w:spacing w:before="280"/>
+        <w:spacing w:before="280" w:after="80" w:line="276" w:lineRule="auto"/>
+        <w:outlineLvl w:val="1"/>
+        <w:rPr>
+          <w:rFonts w:asciiTheme="majorHAnsi" w:eastAsiaTheme="majorEastAsia" w:hAnsiTheme="majorHAnsi" w:cstheme="majorBidi"/>
+          <w:color w:val="2F5496" w:themeColor="accent1" w:themeShade="BF"/>
+          <w:kern w:val="0"/>
+          <w:sz w:val="32"/>
+          <w:szCs w:val="32"/>
+          <w:lang w:val="en"/>
+          <w14:ligatures w14:val="none"/>
+        </w:rPr>
       </w:pPr>
       <w:bookmarkStart w:id="1" w:name="_t91zjliqmizn" w:colFirst="0" w:colLast="0"/>
       <w:bookmarkEnd w:id="1"/>
       <w:r>
         <w:rPr>
-          <w:rFonts w:ascii="Segoe UI Emoji" w:hAnsi="Segoe UI Emoji" w:cs="Segoe UI Emoji"/>
+          <w:rFonts w:ascii="Segoe UI Emoji" w:eastAsiaTheme="majorEastAsia" w:hAnsi="Segoe UI Emoji" w:cs="Segoe UI Emoji"/>
+          <w:color w:val="2F5496" w:themeColor="accent1" w:themeShade="BF"/>
+          <w:kern w:val="0"/>
+          <w:sz w:val="32"/>
+          <w:szCs w:val="32"/>
+          <w:lang w:val="en"/>
+          <w14:ligatures w14:val="none"/>
         </w:rPr>
         <w:t>🔁</w:t>
       </w:r>
       <w:r>
+        <w:rPr>
+          <w:rFonts w:asciiTheme="majorHAnsi" w:eastAsiaTheme="majorEastAsia" w:hAnsiTheme="majorHAnsi" w:cstheme="majorBidi"/>
+          <w:color w:val="2F5496" w:themeColor="accent1" w:themeShade="BF"/>
+          <w:kern w:val="0"/>
+          <w:sz w:val="32"/>
+          <w:szCs w:val="32"/>
+          <w:lang w:val="en"/>
+          <w14:ligatures w14:val="none"/>
+        </w:rPr>
         <w:t xml:space="preserve"> What Is East-West Network Traffic?</w:t>
       </w:r>
     </w:p>
     <w:p>
       <w:pPr>
-        <w:rPr>
-          <w:rFonts w:ascii="Roboto Mono" w:hAnsi="Roboto Mono"/>
+        <w:spacing w:after="0" w:line="276" w:lineRule="auto"/>
+        <w:rPr>
+          <w:rFonts w:ascii="Roboto Mono" w:eastAsia="Arial" w:hAnsi="Roboto Mono" w:cs="Arial"/>
+          <w:kern w:val="0"/>
+          <w:sz w:val="22"/>
+          <w:szCs w:val="22"/>
+          <w:lang w:val="en"/>
+          <w14:ligatures w14:val="none"/>
         </w:rPr>
       </w:pPr>
       <w:r>
         <w:rPr>
-          <w:rFonts w:ascii="Arial" w:hAnsi="Arial" w:eastAsia="Arial"/>
+          <w:rFonts w:ascii="Arial" w:eastAsia="Arial" w:hAnsi="Arial" w:cs="Arial"/>
           <w:b/>
-          <w:sz w:val="22"/>
+          <w:kern w:val="0"/>
+          <w:sz w:val="22"/>
+          <w:szCs w:val="22"/>
           <w:shd w:val="clear" w:color="auto" w:fill="B7B7B7"/>
+          <w:lang w:val="en"/>
+          <w14:ligatures w14:val="none"/>
         </w:rPr>
         <w:t># Source</w:t>
       </w:r>
       <w:r>
         <w:rPr>
-          <w:rFonts w:ascii="Arial" w:hAnsi="Arial" w:eastAsia="Arial"/>
-          <w:sz w:val="22"/>
+          <w:rFonts w:ascii="Arial" w:eastAsia="Arial" w:hAnsi="Arial" w:cs="Arial"/>
+          <w:kern w:val="0"/>
+          <w:sz w:val="22"/>
+          <w:szCs w:val="22"/>
           <w:shd w:val="clear" w:color="auto" w:fill="B7B7B7"/>
+          <w:lang w:val="en"/>
+          <w14:ligatures w14:val="none"/>
         </w:rPr>
         <w:t xml:space="preserve">: </w:t>
       </w:r>
-      <w:proofErr w:type="spellStart"/>
-      <w:r>
-        <w:rPr>
-          <w:rFonts w:ascii="Arial" w:hAnsi="Arial" w:eastAsia="Arial"/>
+      <w:r>
+        <w:rPr>
+          <w:rFonts w:ascii="Arial" w:eastAsia="Arial" w:hAnsi="Arial" w:cs="Arial"/>
           <w:b/>
-          <w:sz w:val="22"/>
+          <w:kern w:val="0"/>
+          <w:sz w:val="22"/>
+          <w:szCs w:val="22"/>
           <w:shd w:val="clear" w:color="auto" w:fill="B7B7B7"/>
-        </w:rPr>
-        <w:t>Chatgpt</w:t>
-      </w:r>
-      <w:proofErr w:type="spellEnd"/>
-      <w:r>
-        <w:rPr>
-          <w:rFonts w:ascii="Arial" w:hAnsi="Arial" w:eastAsia="Arial"/>
+          <w:lang w:val="en"/>
+          <w14:ligatures w14:val="none"/>
+        </w:rPr>
+        <w:t xml:space="preserve">Chatgpt </w:t>
+      </w:r>
+      <w:r>
+        <w:rPr>
+          <w:rFonts w:ascii="Arial" w:eastAsia="Arial" w:hAnsi="Arial" w:cs="Arial"/>
           <w:b/>
-          <w:sz w:val="22"/>
-          <w:shd w:val="clear" w:color="auto" w:fill="B7B7B7"/>
-        </w:rPr>
-        <w:t xml:space="preserve"> </w:t>
-      </w:r>
-      <w:r>
-        <w:rPr>
-          <w:rFonts w:ascii="Arial" w:hAnsi="Arial" w:eastAsia="Arial"/>
-          <w:b/>
+          <w:kern w:val="0"/>
           <w:sz w:val="22"/>
           <w:szCs w:val="14"/>
           <w:shd w:val="clear" w:color="auto" w:fill="B7B7B7"/>
+          <w:lang w:val="en"/>
+          <w14:ligatures w14:val="none"/>
         </w:rPr>
         <w:t>(GPT</w:t>
       </w:r>
       <w:r>
         <w:rPr>
-          <w:rFonts w:ascii="Arial" w:hAnsi="Arial" w:cs="Cambria Math" w:eastAsia="Arial"/>
+          <w:rFonts w:ascii="Cambria Math" w:eastAsia="Arial" w:hAnsi="Cambria Math" w:cs="Cambria Math"/>
           <w:b/>
+          <w:kern w:val="0"/>
           <w:sz w:val="22"/>
           <w:szCs w:val="14"/>
           <w:shd w:val="clear" w:color="auto" w:fill="B7B7B7"/>
+          <w:lang w:val="en"/>
+          <w14:ligatures w14:val="none"/>
         </w:rPr>
         <w:t>‑</w:t>
       </w:r>
       <w:r>
         <w:rPr>
-          <w:rFonts w:ascii="Arial" w:hAnsi="Arial" w:eastAsia="Arial"/>
+          <w:rFonts w:ascii="Arial" w:eastAsia="Arial" w:hAnsi="Arial" w:cs="Arial"/>
           <w:b/>
+          <w:kern w:val="0"/>
           <w:sz w:val="22"/>
           <w:szCs w:val="14"/>
           <w:shd w:val="clear" w:color="auto" w:fill="B7B7B7"/>
+          <w:lang w:val="en"/>
+          <w14:ligatures w14:val="none"/>
         </w:rPr>
         <w:t>5 Mini) at [12/9/2025]</w:t>
       </w:r>
     </w:p>
     <w:p>
       <w:pPr>
-        <w:spacing w:before="240" w:after="240"/>
-        <w:rPr>
-          <w:rFonts w:ascii="Roboto Mono" w:hAnsi="Roboto Mono"/>
+        <w:spacing w:before="240" w:after="240" w:line="276" w:lineRule="auto"/>
+        <w:rPr>
+          <w:rFonts w:ascii="Roboto Mono" w:eastAsia="Arial" w:hAnsi="Roboto Mono" w:cs="Arial"/>
+          <w:kern w:val="0"/>
+          <w:sz w:val="22"/>
+          <w:szCs w:val="22"/>
+          <w:lang w:val="en"/>
+          <w14:ligatures w14:val="none"/>
         </w:rPr>
       </w:pPr>
       <w:r>
         <w:rPr>
-          <w:rFonts w:ascii="Roboto Mono" w:hAnsi="Roboto Mono"/>
+          <w:rFonts w:ascii="Roboto Mono" w:eastAsia="Arial" w:hAnsi="Roboto Mono" w:cs="Arial"/>
           <w:b/>
           <w:bCs/>
+          <w:kern w:val="0"/>
+          <w:sz w:val="22"/>
+          <w:szCs w:val="22"/>
+          <w:lang w:val="en"/>
+          <w14:ligatures w14:val="none"/>
         </w:rPr>
         <w:t>East-West traffic</w:t>
       </w:r>
       <w:r>
         <w:rPr>
-          <w:rFonts w:ascii="Roboto Mono" w:hAnsi="Roboto Mono"/>
+          <w:rFonts w:ascii="Roboto Mono" w:eastAsia="Arial" w:hAnsi="Roboto Mono" w:cs="Arial"/>
+          <w:kern w:val="0"/>
+          <w:sz w:val="22"/>
+          <w:szCs w:val="22"/>
+          <w:lang w:val="en"/>
+          <w14:ligatures w14:val="none"/>
         </w:rPr>
         <w:t xml:space="preserve"> refers to </w:t>
       </w:r>
       <w:r>
         <w:rPr>
-          <w:rFonts w:ascii="Roboto Mono" w:hAnsi="Roboto Mono"/>
+          <w:rFonts w:ascii="Roboto Mono" w:eastAsia="Arial" w:hAnsi="Roboto Mono" w:cs="Arial"/>
           <w:b/>
           <w:bCs/>
+          <w:kern w:val="0"/>
+          <w:sz w:val="22"/>
+          <w:szCs w:val="22"/>
+          <w:lang w:val="en"/>
+          <w14:ligatures w14:val="none"/>
         </w:rPr>
         <w:t>data that moves laterally (side-to-side)</w:t>
       </w:r>
       <w:r>
         <w:rPr>
-          <w:rFonts w:ascii="Roboto Mono" w:hAnsi="Roboto Mono"/>
+          <w:rFonts w:ascii="Roboto Mono" w:eastAsia="Arial" w:hAnsi="Roboto Mono" w:cs="Arial"/>
+          <w:kern w:val="0"/>
+          <w:sz w:val="22"/>
+          <w:szCs w:val="22"/>
+          <w:lang w:val="en"/>
+          <w14:ligatures w14:val="none"/>
         </w:rPr>
         <w:t xml:space="preserve"> </w:t>
       </w:r>
       <w:r>
         <w:rPr>
-          <w:rFonts w:ascii="Roboto Mono" w:hAnsi="Roboto Mono"/>
+          <w:rFonts w:ascii="Roboto Mono" w:eastAsia="Arial" w:hAnsi="Roboto Mono" w:cs="Arial"/>
           <w:b/>
           <w:bCs/>
+          <w:kern w:val="0"/>
+          <w:sz w:val="22"/>
+          <w:szCs w:val="22"/>
+          <w:lang w:val="en"/>
+          <w14:ligatures w14:val="none"/>
         </w:rPr>
         <w:t>within a data center or internal network</w:t>
       </w:r>
       <w:r>
         <w:rPr>
-          <w:rFonts w:ascii="Roboto Mono" w:hAnsi="Roboto Mono"/>
+          <w:rFonts w:ascii="Roboto Mono" w:eastAsia="Arial" w:hAnsi="Roboto Mono" w:cs="Arial"/>
+          <w:kern w:val="0"/>
+          <w:sz w:val="22"/>
+          <w:szCs w:val="22"/>
+          <w:lang w:val="en"/>
+          <w14:ligatures w14:val="none"/>
         </w:rPr>
         <w:t xml:space="preserve"> — typically </w:t>
       </w:r>
       <w:r>
         <w:rPr>
-          <w:rFonts w:ascii="Roboto Mono" w:hAnsi="Roboto Mono"/>
+          <w:rFonts w:ascii="Roboto Mono" w:eastAsia="Arial" w:hAnsi="Roboto Mono" w:cs="Arial"/>
           <w:b/>
           <w:bCs/>
+          <w:kern w:val="0"/>
+          <w:sz w:val="22"/>
+          <w:szCs w:val="22"/>
+          <w:lang w:val="en"/>
+          <w14:ligatures w14:val="none"/>
         </w:rPr>
         <w:t>between servers, virtual machines (VMs), containers, or applications</w:t>
       </w:r>
       <w:r>
         <w:rPr>
-          <w:rFonts w:ascii="Roboto Mono" w:hAnsi="Roboto Mono"/>
+          <w:rFonts w:ascii="Roboto Mono" w:eastAsia="Arial" w:hAnsi="Roboto Mono" w:cs="Arial"/>
+          <w:kern w:val="0"/>
+          <w:sz w:val="22"/>
+          <w:szCs w:val="22"/>
+          <w:lang w:val="en"/>
+          <w14:ligatures w14:val="none"/>
         </w:rPr>
         <w:t>.</w:t>
-      </w:r>
-    </w:p>
-    <w:p>
-      <w:r>
-        <w:pict w14:anchorId="09D5EC65">
-          <v:rect id="_x0000_i1025" style="width:0;height:1.5pt" o:hralign="center" o:hrstd="t" o:hr="t" fillcolor="#a0a0a0" stroked="f"/>
-        </w:pict>
       </w:r>
     </w:p>
     <w:p>
       <w:pPr>
-        <w:pStyle w:val="Heading2"/>
-        <w:keepNext w:val="0"/>
-        <w:keepLines w:val="0"/>
-        <w:spacing w:before="280"/>
+        <w:spacing w:after="0" w:line="276" w:lineRule="auto"/>
+        <w:rPr>
+          <w:rFonts w:ascii="Arial" w:eastAsia="Arial" w:hAnsi="Arial" w:cs="Arial"/>
+          <w:kern w:val="0"/>
+          <w:sz w:val="22"/>
+          <w:szCs w:val="22"/>
+          <w:lang w:val="en"/>
+          <w14:ligatures w14:val="none"/>
+        </w:rPr>
+      </w:pPr>
+      <w:r>
+        <w:rPr>
+          <w:rFonts w:ascii="Arial" w:eastAsia="Arial" w:hAnsi="Arial" w:cs="Arial"/>
+          <w:kern w:val="0"/>
+          <w:sz w:val="22"/>
+          <w:szCs w:val="22"/>
+          <w:lang w:val="en"/>
+          <w14:ligatures w14:val="none"/>
+        </w:rPr>
+        <w:pict w14:anchorId="5C8ABE0E">
+          <v:rect id="_x0000_i1025" style="width:0;height:1.5pt" o:hralign="center" o:hrstd="t" o:hr="t" fillcolor="#a0a0a0" stroked="f"/>
+        </w:pict>
+      </w:r>
+    </w:p>
+    <w:p>
+      <w:pPr>
+        <w:spacing w:before="280" w:after="80" w:line="276" w:lineRule="auto"/>
+        <w:outlineLvl w:val="1"/>
+        <w:rPr>
+          <w:rFonts w:asciiTheme="majorHAnsi" w:eastAsiaTheme="majorEastAsia" w:hAnsiTheme="majorHAnsi" w:cstheme="majorBidi"/>
+          <w:color w:val="2F5496" w:themeColor="accent1" w:themeShade="BF"/>
+          <w:kern w:val="0"/>
+          <w:sz w:val="32"/>
+          <w:szCs w:val="32"/>
+          <w:lang w:val="en"/>
+          <w14:ligatures w14:val="none"/>
+        </w:rPr>
       </w:pPr>
       <w:bookmarkStart w:id="2" w:name="_7l8g8b2fprzi" w:colFirst="0" w:colLast="0"/>
       <w:bookmarkEnd w:id="2"/>
       <w:r>
         <w:rPr>
-          <w:rFonts w:ascii="Segoe UI Emoji" w:hAnsi="Segoe UI Emoji" w:cs="Segoe UI Emoji"/>
+          <w:rFonts w:ascii="Segoe UI Emoji" w:eastAsiaTheme="majorEastAsia" w:hAnsi="Segoe UI Emoji" w:cs="Segoe UI Emoji"/>
+          <w:color w:val="2F5496" w:themeColor="accent1" w:themeShade="BF"/>
+          <w:kern w:val="0"/>
+          <w:sz w:val="32"/>
+          <w:szCs w:val="32"/>
+          <w:lang w:val="en"/>
+          <w14:ligatures w14:val="none"/>
         </w:rPr>
         <w:t>🧠</w:t>
       </w:r>
       <w:r>
+        <w:rPr>
+          <w:rFonts w:asciiTheme="majorHAnsi" w:eastAsiaTheme="majorEastAsia" w:hAnsiTheme="majorHAnsi" w:cstheme="majorBidi"/>
+          <w:color w:val="2F5496" w:themeColor="accent1" w:themeShade="BF"/>
+          <w:kern w:val="0"/>
+          <w:sz w:val="32"/>
+          <w:szCs w:val="32"/>
+          <w:lang w:val="en"/>
+          <w14:ligatures w14:val="none"/>
+        </w:rPr>
         <w:t xml:space="preserve"> Simple Definition:</w:t>
       </w:r>
     </w:p>
     <w:p>
       <w:pPr>
-        <w:rPr>
-          <w:rFonts w:ascii="Roboto Mono" w:hAnsi="Roboto Mono"/>
+        <w:spacing w:after="0" w:line="276" w:lineRule="auto"/>
+        <w:rPr>
+          <w:rFonts w:ascii="Roboto Mono" w:eastAsia="Arial" w:hAnsi="Roboto Mono" w:cs="Arial"/>
+          <w:kern w:val="0"/>
+          <w:sz w:val="22"/>
+          <w:szCs w:val="22"/>
+          <w:lang w:val="en"/>
+          <w14:ligatures w14:val="none"/>
         </w:rPr>
       </w:pPr>
       <w:r>
         <w:rPr>
-          <w:rFonts w:ascii="Arial" w:hAnsi="Arial" w:eastAsia="Arial"/>
+          <w:rFonts w:ascii="Arial" w:eastAsia="Arial" w:hAnsi="Arial" w:cs="Arial"/>
           <w:b/>
-          <w:sz w:val="22"/>
+          <w:kern w:val="0"/>
+          <w:sz w:val="22"/>
+          <w:szCs w:val="22"/>
           <w:shd w:val="clear" w:color="auto" w:fill="B7B7B7"/>
+          <w:lang w:val="en"/>
+          <w14:ligatures w14:val="none"/>
         </w:rPr>
         <w:t># Source</w:t>
       </w:r>
       <w:r>
         <w:rPr>
-          <w:rFonts w:ascii="Arial" w:hAnsi="Arial" w:eastAsia="Arial"/>
-          <w:sz w:val="22"/>
+          <w:rFonts w:ascii="Arial" w:eastAsia="Arial" w:hAnsi="Arial" w:cs="Arial"/>
+          <w:kern w:val="0"/>
+          <w:sz w:val="22"/>
+          <w:szCs w:val="22"/>
           <w:shd w:val="clear" w:color="auto" w:fill="B7B7B7"/>
+          <w:lang w:val="en"/>
+          <w14:ligatures w14:val="none"/>
         </w:rPr>
         <w:t xml:space="preserve">: </w:t>
       </w:r>
-      <w:proofErr w:type="spellStart"/>
-      <w:r>
-        <w:rPr>
-          <w:rFonts w:ascii="Arial" w:hAnsi="Arial" w:eastAsia="Arial"/>
+      <w:r>
+        <w:rPr>
+          <w:rFonts w:ascii="Arial" w:eastAsia="Arial" w:hAnsi="Arial" w:cs="Arial"/>
           <w:b/>
-          <w:sz w:val="22"/>
+          <w:kern w:val="0"/>
+          <w:sz w:val="22"/>
+          <w:szCs w:val="22"/>
           <w:shd w:val="clear" w:color="auto" w:fill="B7B7B7"/>
-        </w:rPr>
-        <w:t>Chatgpt</w:t>
-      </w:r>
-      <w:proofErr w:type="spellEnd"/>
-      <w:r>
-        <w:rPr>
-          <w:rFonts w:ascii="Arial" w:hAnsi="Arial" w:eastAsia="Arial"/>
+          <w:lang w:val="en"/>
+          <w14:ligatures w14:val="none"/>
+        </w:rPr>
+        <w:t xml:space="preserve">Chatgpt </w:t>
+      </w:r>
+      <w:r>
+        <w:rPr>
+          <w:rFonts w:ascii="Arial" w:eastAsia="Arial" w:hAnsi="Arial" w:cs="Arial"/>
           <w:b/>
-          <w:sz w:val="22"/>
-          <w:shd w:val="clear" w:color="auto" w:fill="B7B7B7"/>
-        </w:rPr>
-        <w:t xml:space="preserve"> </w:t>
-      </w:r>
-      <w:r>
-        <w:rPr>
-          <w:rFonts w:ascii="Arial" w:hAnsi="Arial" w:eastAsia="Arial"/>
-          <w:b/>
+          <w:kern w:val="0"/>
           <w:sz w:val="22"/>
           <w:szCs w:val="14"/>
           <w:shd w:val="clear" w:color="auto" w:fill="B7B7B7"/>
+          <w:lang w:val="en"/>
+          <w14:ligatures w14:val="none"/>
         </w:rPr>
         <w:t>(GPT</w:t>
       </w:r>
       <w:r>
         <w:rPr>
-          <w:rFonts w:ascii="Arial" w:hAnsi="Arial" w:cs="Cambria Math" w:eastAsia="Arial"/>
+          <w:rFonts w:ascii="Cambria Math" w:eastAsia="Arial" w:hAnsi="Cambria Math" w:cs="Cambria Math"/>
           <w:b/>
+          <w:kern w:val="0"/>
           <w:sz w:val="22"/>
           <w:szCs w:val="14"/>
           <w:shd w:val="clear" w:color="auto" w:fill="B7B7B7"/>
+          <w:lang w:val="en"/>
+          <w14:ligatures w14:val="none"/>
         </w:rPr>
         <w:t>‑</w:t>
       </w:r>
       <w:r>
         <w:rPr>
-          <w:rFonts w:ascii="Arial" w:hAnsi="Arial" w:eastAsia="Arial"/>
+          <w:rFonts w:ascii="Arial" w:eastAsia="Arial" w:hAnsi="Arial" w:cs="Arial"/>
           <w:b/>
+          <w:kern w:val="0"/>
           <w:sz w:val="22"/>
           <w:szCs w:val="14"/>
           <w:shd w:val="clear" w:color="auto" w:fill="B7B7B7"/>
+          <w:lang w:val="en"/>
+          <w14:ligatures w14:val="none"/>
         </w:rPr>
         <w:t>5 Mini) at [12/9/2025]</w:t>
       </w:r>
     </w:p>
     <w:p>
       <w:pPr>
-        <w:spacing w:before="240" w:after="240"/>
+        <w:spacing w:before="240" w:after="240" w:line="276" w:lineRule="auto"/>
         <w:ind w:left="600" w:right="600"/>
+        <w:rPr>
+          <w:rFonts w:ascii="Arial" w:eastAsia="Arial" w:hAnsi="Arial" w:cs="Arial"/>
+          <w:kern w:val="0"/>
+          <w:sz w:val="22"/>
+          <w:szCs w:val="22"/>
+          <w:lang w:val="en"/>
+          <w14:ligatures w14:val="none"/>
+        </w:rPr>
       </w:pPr>
       <w:r>
         <w:rPr>
-          <w:rFonts w:ascii="Roboto Mono" w:hAnsi="Roboto Mono"/>
+          <w:rFonts w:ascii="Roboto Mono" w:eastAsia="Arial" w:hAnsi="Roboto Mono" w:cs="Arial"/>
           <w:b/>
           <w:bCs/>
+          <w:kern w:val="0"/>
+          <w:sz w:val="22"/>
+          <w:szCs w:val="22"/>
+          <w:lang w:val="en"/>
+          <w14:ligatures w14:val="none"/>
         </w:rPr>
         <w:t>East-West traffic</w:t>
       </w:r>
       <w:r>
         <w:rPr>
-          <w:rFonts w:ascii="Roboto Mono" w:hAnsi="Roboto Mono"/>
+          <w:rFonts w:ascii="Roboto Mono" w:eastAsia="Arial" w:hAnsi="Roboto Mono" w:cs="Arial"/>
+          <w:kern w:val="0"/>
+          <w:sz w:val="22"/>
+          <w:szCs w:val="22"/>
+          <w:lang w:val="en"/>
+          <w14:ligatures w14:val="none"/>
         </w:rPr>
         <w:t xml:space="preserve"> is </w:t>
       </w:r>
       <w:r>
         <w:rPr>
-          <w:rFonts w:ascii="Roboto Mono" w:hAnsi="Roboto Mono"/>
+          <w:rFonts w:ascii="Roboto Mono" w:eastAsia="Arial" w:hAnsi="Roboto Mono" w:cs="Arial"/>
           <w:b/>
           <w:bCs/>
+          <w:kern w:val="0"/>
+          <w:sz w:val="22"/>
+          <w:szCs w:val="22"/>
+          <w:lang w:val="en"/>
+          <w14:ligatures w14:val="none"/>
         </w:rPr>
         <w:t>internal network communication</w:t>
       </w:r>
       <w:r>
         <w:rPr>
-          <w:rFonts w:ascii="Roboto Mono" w:hAnsi="Roboto Mono"/>
+          <w:rFonts w:ascii="Roboto Mono" w:eastAsia="Arial" w:hAnsi="Roboto Mono" w:cs="Arial"/>
+          <w:kern w:val="0"/>
+          <w:sz w:val="22"/>
+          <w:szCs w:val="22"/>
+          <w:lang w:val="en"/>
+          <w14:ligatures w14:val="none"/>
         </w:rPr>
         <w:t>, such as between two servers in the same data center or between microservices within a cloud environment</w:t>
       </w:r>
       <w:r>
+        <w:rPr>
+          <w:rFonts w:ascii="Arial" w:eastAsia="Arial" w:hAnsi="Arial" w:cs="Arial"/>
+          <w:kern w:val="0"/>
+          <w:sz w:val="22"/>
+          <w:szCs w:val="22"/>
+          <w:lang w:val="en"/>
+          <w14:ligatures w14:val="none"/>
+        </w:rPr>
         <w:t>.</w:t>
-      </w:r>
-    </w:p>
-    <w:p>
-      <w:r>
-        <w:pict w14:anchorId="6EDA9B28">
-          <v:rect id="_x0000_i1026" style="width:0;height:1.5pt" o:hralign="center" o:hrstd="t" o:hr="t" fillcolor="#a0a0a0" stroked="f"/>
-        </w:pict>
       </w:r>
     </w:p>
     <w:p>
       <w:pPr>
-        <w:pStyle w:val="Heading2"/>
-        <w:keepNext w:val="0"/>
-        <w:keepLines w:val="0"/>
-        <w:spacing w:before="280"/>
+        <w:spacing w:after="0" w:line="276" w:lineRule="auto"/>
+        <w:rPr>
+          <w:rFonts w:ascii="Arial" w:eastAsia="Arial" w:hAnsi="Arial" w:cs="Arial"/>
+          <w:kern w:val="0"/>
+          <w:sz w:val="22"/>
+          <w:szCs w:val="22"/>
+          <w:lang w:val="en"/>
+          <w14:ligatures w14:val="none"/>
+        </w:rPr>
+      </w:pPr>
+      <w:r>
+        <w:rPr>
+          <w:rFonts w:ascii="Arial" w:eastAsia="Arial" w:hAnsi="Arial" w:cs="Arial"/>
+          <w:kern w:val="0"/>
+          <w:sz w:val="22"/>
+          <w:szCs w:val="22"/>
+          <w:lang w:val="en"/>
+          <w14:ligatures w14:val="none"/>
+        </w:rPr>
+        <w:pict w14:anchorId="51AA13AC">
+          <v:rect id="_x0000_i1026" style="width:0;height:1.5pt" o:hralign="center" o:hrstd="t" o:hr="t" fillcolor="#a0a0a0" stroked="f"/>
+        </w:pict>
+      </w:r>
+    </w:p>
+    <w:p>
+      <w:pPr>
+        <w:spacing w:before="280" w:after="80" w:line="276" w:lineRule="auto"/>
+        <w:outlineLvl w:val="1"/>
+        <w:rPr>
+          <w:rFonts w:asciiTheme="majorHAnsi" w:eastAsiaTheme="majorEastAsia" w:hAnsiTheme="majorHAnsi" w:cstheme="majorBidi"/>
+          <w:color w:val="2F5496" w:themeColor="accent1" w:themeShade="BF"/>
+          <w:kern w:val="0"/>
+          <w:sz w:val="32"/>
+          <w:szCs w:val="32"/>
+          <w:lang w:val="en"/>
+          <w14:ligatures w14:val="none"/>
+        </w:rPr>
       </w:pPr>
       <w:bookmarkStart w:id="3" w:name="_cetu7qy7vk6s" w:colFirst="0" w:colLast="0"/>
       <w:bookmarkEnd w:id="3"/>
       <w:r>
         <w:rPr>
-          <w:rFonts w:ascii="Segoe UI Emoji" w:hAnsi="Segoe UI Emoji" w:cs="Segoe UI Emoji"/>
+          <w:rFonts w:ascii="Segoe UI Emoji" w:eastAsiaTheme="majorEastAsia" w:hAnsi="Segoe UI Emoji" w:cs="Segoe UI Emoji"/>
+          <w:color w:val="2F5496" w:themeColor="accent1" w:themeShade="BF"/>
+          <w:kern w:val="0"/>
+          <w:sz w:val="32"/>
+          <w:szCs w:val="32"/>
+          <w:lang w:val="en"/>
+          <w14:ligatures w14:val="none"/>
         </w:rPr>
         <w:t>🧭</w:t>
       </w:r>
       <w:r>
+        <w:rPr>
+          <w:rFonts w:asciiTheme="majorHAnsi" w:eastAsiaTheme="majorEastAsia" w:hAnsiTheme="majorHAnsi" w:cstheme="majorBidi"/>
+          <w:color w:val="2F5496" w:themeColor="accent1" w:themeShade="BF"/>
+          <w:kern w:val="0"/>
+          <w:sz w:val="32"/>
+          <w:szCs w:val="32"/>
+          <w:lang w:val="en"/>
+          <w14:ligatures w14:val="none"/>
+        </w:rPr>
         <w:t xml:space="preserve"> Why “East-West”?</w:t>
       </w:r>
     </w:p>
     <w:p>
       <w:pPr>
-        <w:rPr>
-          <w:rFonts w:ascii="Roboto Mono" w:hAnsi="Roboto Mono"/>
+        <w:spacing w:after="0" w:line="276" w:lineRule="auto"/>
+        <w:rPr>
+          <w:rFonts w:ascii="Roboto Mono" w:eastAsia="Arial" w:hAnsi="Roboto Mono" w:cs="Arial"/>
+          <w:kern w:val="0"/>
+          <w:sz w:val="22"/>
+          <w:szCs w:val="22"/>
+          <w:lang w:val="en"/>
+          <w14:ligatures w14:val="none"/>
         </w:rPr>
       </w:pPr>
       <w:r>
         <w:rPr>
-          <w:rFonts w:ascii="Arial" w:hAnsi="Arial" w:eastAsia="Arial"/>
+          <w:rFonts w:ascii="Arial" w:eastAsia="Arial" w:hAnsi="Arial" w:cs="Arial"/>
           <w:b/>
-          <w:sz w:val="22"/>
+          <w:kern w:val="0"/>
+          <w:sz w:val="22"/>
+          <w:szCs w:val="22"/>
           <w:shd w:val="clear" w:color="auto" w:fill="B7B7B7"/>
+          <w:lang w:val="en"/>
+          <w14:ligatures w14:val="none"/>
         </w:rPr>
         <w:t># Source</w:t>
       </w:r>
       <w:r>
         <w:rPr>
-          <w:rFonts w:ascii="Arial" w:hAnsi="Arial" w:eastAsia="Arial"/>
-          <w:sz w:val="22"/>
+          <w:rFonts w:ascii="Arial" w:eastAsia="Arial" w:hAnsi="Arial" w:cs="Arial"/>
+          <w:kern w:val="0"/>
+          <w:sz w:val="22"/>
+          <w:szCs w:val="22"/>
           <w:shd w:val="clear" w:color="auto" w:fill="B7B7B7"/>
+          <w:lang w:val="en"/>
+          <w14:ligatures w14:val="none"/>
         </w:rPr>
         <w:t xml:space="preserve">: </w:t>
       </w:r>
-      <w:proofErr w:type="spellStart"/>
-      <w:r>
-        <w:rPr>
-          <w:rFonts w:ascii="Arial" w:hAnsi="Arial" w:eastAsia="Arial"/>
+      <w:r>
+        <w:rPr>
+          <w:rFonts w:ascii="Arial" w:eastAsia="Arial" w:hAnsi="Arial" w:cs="Arial"/>
           <w:b/>
-          <w:sz w:val="22"/>
+          <w:kern w:val="0"/>
+          <w:sz w:val="22"/>
+          <w:szCs w:val="22"/>
           <w:shd w:val="clear" w:color="auto" w:fill="B7B7B7"/>
-        </w:rPr>
-        <w:t>Chatgpt</w:t>
-      </w:r>
-      <w:proofErr w:type="spellEnd"/>
-      <w:r>
-        <w:rPr>
-          <w:rFonts w:ascii="Arial" w:hAnsi="Arial" w:eastAsia="Arial"/>
+          <w:lang w:val="en"/>
+          <w14:ligatures w14:val="none"/>
+        </w:rPr>
+        <w:t xml:space="preserve">Chatgpt </w:t>
+      </w:r>
+      <w:r>
+        <w:rPr>
+          <w:rFonts w:ascii="Arial" w:eastAsia="Arial" w:hAnsi="Arial" w:cs="Arial"/>
           <w:b/>
-          <w:sz w:val="22"/>
-          <w:shd w:val="clear" w:color="auto" w:fill="B7B7B7"/>
-        </w:rPr>
-        <w:t xml:space="preserve"> </w:t>
-      </w:r>
-      <w:r>
-        <w:rPr>
-          <w:rFonts w:ascii="Arial" w:hAnsi="Arial" w:eastAsia="Arial"/>
-          <w:b/>
+          <w:kern w:val="0"/>
           <w:sz w:val="22"/>
           <w:szCs w:val="14"/>
           <w:shd w:val="clear" w:color="auto" w:fill="B7B7B7"/>
+          <w:lang w:val="en"/>
+          <w14:ligatures w14:val="none"/>
         </w:rPr>
         <w:t>(GPT</w:t>
       </w:r>
       <w:r>
         <w:rPr>
-          <w:rFonts w:ascii="Arial" w:hAnsi="Arial" w:cs="Cambria Math" w:eastAsia="Arial"/>
+          <w:rFonts w:ascii="Cambria Math" w:eastAsia="Arial" w:hAnsi="Cambria Math" w:cs="Cambria Math"/>
           <w:b/>
+          <w:kern w:val="0"/>
           <w:sz w:val="22"/>
           <w:szCs w:val="14"/>
           <w:shd w:val="clear" w:color="auto" w:fill="B7B7B7"/>
+          <w:lang w:val="en"/>
+          <w14:ligatures w14:val="none"/>
         </w:rPr>
         <w:t>‑</w:t>
       </w:r>
       <w:r>
         <w:rPr>
-          <w:rFonts w:ascii="Arial" w:hAnsi="Arial" w:eastAsia="Arial"/>
+          <w:rFonts w:ascii="Arial" w:eastAsia="Arial" w:hAnsi="Arial" w:cs="Arial"/>
           <w:b/>
+          <w:kern w:val="0"/>
           <w:sz w:val="22"/>
           <w:szCs w:val="14"/>
           <w:shd w:val="clear" w:color="auto" w:fill="B7B7B7"/>
+          <w:lang w:val="en"/>
+          <w14:ligatures w14:val="none"/>
         </w:rPr>
         <w:t>5 Mini) at [12/9/2025]</w:t>
       </w:r>
     </w:p>
     <w:p>
       <w:pPr>
-        <w:spacing w:before="240" w:after="240"/>
-        <w:rPr>
-          <w:rFonts w:ascii="Roboto Mono" w:hAnsi="Roboto Mono"/>
+        <w:spacing w:before="240" w:after="240" w:line="276" w:lineRule="auto"/>
+        <w:rPr>
+          <w:rFonts w:ascii="Roboto Mono" w:eastAsia="Arial" w:hAnsi="Roboto Mono" w:cs="Arial"/>
+          <w:kern w:val="0"/>
+          <w:sz w:val="22"/>
+          <w:szCs w:val="22"/>
+          <w:lang w:val="en"/>
+          <w14:ligatures w14:val="none"/>
         </w:rPr>
       </w:pPr>
       <w:r>
         <w:rPr>
-          <w:rFonts w:ascii="Roboto Mono" w:hAnsi="Roboto Mono"/>
+          <w:rFonts w:ascii="Roboto Mono" w:eastAsia="Arial" w:hAnsi="Roboto Mono" w:cs="Arial"/>
+          <w:kern w:val="0"/>
+          <w:sz w:val="22"/>
+          <w:szCs w:val="22"/>
+          <w:lang w:val="en"/>
+          <w14:ligatures w14:val="none"/>
         </w:rPr>
         <w:t>In networking, directions are metaphorical:</w:t>
       </w:r>
@@ -426,42 +690,72 @@
           <w:ilvl w:val="0"/>
           <w:numId w:val="1"/>
         </w:numPr>
-        <w:spacing w:before="240"/>
-        <w:rPr>
-          <w:rFonts w:ascii="Roboto Mono" w:hAnsi="Roboto Mono"/>
+        <w:spacing w:before="240" w:after="0" w:line="276" w:lineRule="auto"/>
+        <w:rPr>
+          <w:rFonts w:ascii="Roboto Mono" w:eastAsia="Arial" w:hAnsi="Roboto Mono" w:cs="Arial"/>
+          <w:kern w:val="0"/>
+          <w:sz w:val="22"/>
+          <w:szCs w:val="22"/>
+          <w:lang w:val="en"/>
+          <w14:ligatures w14:val="none"/>
         </w:rPr>
       </w:pPr>
       <w:r>
         <w:rPr>
-          <w:rFonts w:ascii="Roboto Mono" w:hAnsi="Roboto Mono"/>
+          <w:rFonts w:ascii="Roboto Mono" w:eastAsia="Arial" w:hAnsi="Roboto Mono" w:cs="Arial"/>
           <w:b/>
           <w:bCs/>
+          <w:kern w:val="0"/>
+          <w:sz w:val="22"/>
+          <w:szCs w:val="22"/>
+          <w:lang w:val="en"/>
+          <w14:ligatures w14:val="none"/>
         </w:rPr>
         <w:t>North-South traffic</w:t>
       </w:r>
       <w:r>
         <w:rPr>
-          <w:rFonts w:ascii="Roboto Mono" w:hAnsi="Roboto Mono"/>
+          <w:rFonts w:ascii="Roboto Mono" w:eastAsia="Arial" w:hAnsi="Roboto Mono" w:cs="Arial"/>
+          <w:kern w:val="0"/>
+          <w:sz w:val="22"/>
+          <w:szCs w:val="22"/>
+          <w:lang w:val="en"/>
+          <w14:ligatures w14:val="none"/>
         </w:rPr>
         <w:t xml:space="preserve"> = Between internal systems and the </w:t>
       </w:r>
       <w:r>
         <w:rPr>
-          <w:rFonts w:ascii="Roboto Mono" w:hAnsi="Roboto Mono"/>
+          <w:rFonts w:ascii="Roboto Mono" w:eastAsia="Arial" w:hAnsi="Roboto Mono" w:cs="Arial"/>
           <w:b/>
           <w:bCs/>
+          <w:kern w:val="0"/>
+          <w:sz w:val="22"/>
+          <w:szCs w:val="22"/>
+          <w:lang w:val="en"/>
+          <w14:ligatures w14:val="none"/>
         </w:rPr>
         <w:t>outside world</w:t>
       </w:r>
       <w:r>
         <w:rPr>
-          <w:rFonts w:ascii="Roboto Mono" w:hAnsi="Roboto Mono"/>
+          <w:rFonts w:ascii="Roboto Mono" w:eastAsia="Arial" w:hAnsi="Roboto Mono" w:cs="Arial"/>
+          <w:kern w:val="0"/>
+          <w:sz w:val="22"/>
+          <w:szCs w:val="22"/>
+          <w:lang w:val="en"/>
+          <w14:ligatures w14:val="none"/>
         </w:rPr>
         <w:t xml:space="preserve"> (e.g., users, internet)</w:t>
       </w:r>
       <w:r>
         <w:rPr>
-          <w:rFonts w:ascii="Roboto Mono" w:hAnsi="Roboto Mono"/>
+          <w:rFonts w:ascii="Roboto Mono" w:eastAsia="Arial" w:hAnsi="Roboto Mono" w:cs="Arial"/>
+          <w:kern w:val="0"/>
+          <w:sz w:val="22"/>
+          <w:szCs w:val="22"/>
+          <w:lang w:val="en"/>
+          <w14:ligatures w14:val="none"/>
         </w:rPr>
         <w:br/>
       </w:r>
@@ -472,160 +766,272 @@
           <w:ilvl w:val="0"/>
           <w:numId w:val="1"/>
         </w:numPr>
-        <w:spacing w:after="240"/>
+        <w:spacing w:after="240" w:line="276" w:lineRule="auto"/>
+        <w:rPr>
+          <w:rFonts w:ascii="Arial" w:eastAsia="Arial" w:hAnsi="Arial" w:cs="Arial"/>
+          <w:kern w:val="0"/>
+          <w:sz w:val="22"/>
+          <w:szCs w:val="22"/>
+          <w:lang w:val="en"/>
+          <w14:ligatures w14:val="none"/>
+        </w:rPr>
       </w:pPr>
       <w:r>
         <w:rPr>
-          <w:rFonts w:ascii="Roboto Mono" w:hAnsi="Roboto Mono"/>
+          <w:rFonts w:ascii="Roboto Mono" w:eastAsia="Arial" w:hAnsi="Roboto Mono" w:cs="Arial"/>
           <w:b/>
           <w:bCs/>
+          <w:kern w:val="0"/>
+          <w:sz w:val="22"/>
+          <w:szCs w:val="22"/>
+          <w:lang w:val="en"/>
+          <w14:ligatures w14:val="none"/>
         </w:rPr>
         <w:t>East-West traffic</w:t>
       </w:r>
       <w:r>
         <w:rPr>
-          <w:rFonts w:ascii="Roboto Mono" w:hAnsi="Roboto Mono"/>
+          <w:rFonts w:ascii="Roboto Mono" w:eastAsia="Arial" w:hAnsi="Roboto Mono" w:cs="Arial"/>
+          <w:kern w:val="0"/>
+          <w:sz w:val="22"/>
+          <w:szCs w:val="22"/>
+          <w:lang w:val="en"/>
+          <w14:ligatures w14:val="none"/>
         </w:rPr>
         <w:t xml:space="preserve"> = Between </w:t>
       </w:r>
       <w:r>
         <w:rPr>
-          <w:rFonts w:ascii="Roboto Mono" w:hAnsi="Roboto Mono"/>
+          <w:rFonts w:ascii="Roboto Mono" w:eastAsia="Arial" w:hAnsi="Roboto Mono" w:cs="Arial"/>
           <w:b/>
           <w:bCs/>
+          <w:kern w:val="0"/>
+          <w:sz w:val="22"/>
+          <w:szCs w:val="22"/>
+          <w:lang w:val="en"/>
+          <w14:ligatures w14:val="none"/>
         </w:rPr>
         <w:t>internal systems</w:t>
       </w:r>
       <w:r>
         <w:rPr>
-          <w:rFonts w:ascii="Roboto Mono" w:hAnsi="Roboto Mono"/>
+          <w:rFonts w:ascii="Roboto Mono" w:eastAsia="Arial" w:hAnsi="Roboto Mono" w:cs="Arial"/>
+          <w:kern w:val="0"/>
+          <w:sz w:val="22"/>
+          <w:szCs w:val="22"/>
+          <w:lang w:val="en"/>
+          <w14:ligatures w14:val="none"/>
         </w:rPr>
         <w:t xml:space="preserve"> within the </w:t>
       </w:r>
       <w:r>
         <w:rPr>
-          <w:rFonts w:ascii="Roboto Mono" w:hAnsi="Roboto Mono"/>
+          <w:rFonts w:ascii="Roboto Mono" w:eastAsia="Arial" w:hAnsi="Roboto Mono" w:cs="Arial"/>
           <w:b/>
           <w:bCs/>
+          <w:kern w:val="0"/>
+          <w:sz w:val="22"/>
+          <w:szCs w:val="22"/>
+          <w:lang w:val="en"/>
+          <w14:ligatures w14:val="none"/>
         </w:rPr>
         <w:t>same network or environment</w:t>
       </w:r>
       <w:r>
         <w:rPr>
+          <w:rFonts w:ascii="Arial" w:eastAsia="Arial" w:hAnsi="Arial" w:cs="Arial"/>
           <w:b/>
           <w:bCs/>
+          <w:kern w:val="0"/>
+          <w:sz w:val="22"/>
+          <w:szCs w:val="22"/>
+          <w:lang w:val="en"/>
+          <w14:ligatures w14:val="none"/>
         </w:rPr>
         <w:br/>
-      </w:r>
-    </w:p>
-    <w:p>
-      <w:r>
-        <w:pict w14:anchorId="537F3DC6">
-          <v:rect id="_x0000_i1027" style="width:0;height:1.5pt" o:hralign="center" o:hrstd="t" o:hr="t" fillcolor="#a0a0a0" stroked="f"/>
-        </w:pict>
       </w:r>
     </w:p>
     <w:p>
       <w:pPr>
-        <w:pStyle w:val="Heading2"/>
-        <w:keepNext w:val="0"/>
-        <w:keepLines w:val="0"/>
-        <w:spacing w:before="280"/>
+        <w:spacing w:after="0" w:line="276" w:lineRule="auto"/>
+        <w:rPr>
+          <w:rFonts w:ascii="Arial" w:eastAsia="Arial" w:hAnsi="Arial" w:cs="Arial"/>
+          <w:kern w:val="0"/>
+          <w:sz w:val="22"/>
+          <w:szCs w:val="22"/>
+          <w:lang w:val="en"/>
+          <w14:ligatures w14:val="none"/>
+        </w:rPr>
+      </w:pPr>
+      <w:r>
+        <w:rPr>
+          <w:rFonts w:ascii="Arial" w:eastAsia="Arial" w:hAnsi="Arial" w:cs="Arial"/>
+          <w:kern w:val="0"/>
+          <w:sz w:val="22"/>
+          <w:szCs w:val="22"/>
+          <w:lang w:val="en"/>
+          <w14:ligatures w14:val="none"/>
+        </w:rPr>
+        <w:pict w14:anchorId="04C19F9B">
+          <v:rect id="_x0000_i1027" style="width:0;height:1.5pt" o:hralign="center" o:hrstd="t" o:hr="t" fillcolor="#a0a0a0" stroked="f"/>
+        </w:pict>
+      </w:r>
+    </w:p>
+    <w:p>
+      <w:pPr>
+        <w:spacing w:before="280" w:after="80" w:line="276" w:lineRule="auto"/>
+        <w:outlineLvl w:val="1"/>
+        <w:rPr>
+          <w:rFonts w:asciiTheme="majorHAnsi" w:eastAsiaTheme="majorEastAsia" w:hAnsiTheme="majorHAnsi" w:cstheme="majorBidi"/>
+          <w:color w:val="2F5496" w:themeColor="accent1" w:themeShade="BF"/>
+          <w:kern w:val="0"/>
+          <w:sz w:val="32"/>
+          <w:szCs w:val="32"/>
+          <w:lang w:val="en"/>
+          <w14:ligatures w14:val="none"/>
+        </w:rPr>
       </w:pPr>
       <w:bookmarkStart w:id="4" w:name="_ayhv4pdl5qyt" w:colFirst="0" w:colLast="0"/>
       <w:bookmarkEnd w:id="4"/>
       <w:r>
         <w:rPr>
-          <w:rFonts w:ascii="Segoe UI Emoji" w:hAnsi="Segoe UI Emoji" w:cs="Segoe UI Emoji"/>
+          <w:rFonts w:ascii="Segoe UI Emoji" w:eastAsiaTheme="majorEastAsia" w:hAnsi="Segoe UI Emoji" w:cs="Segoe UI Emoji"/>
+          <w:color w:val="2F5496" w:themeColor="accent1" w:themeShade="BF"/>
+          <w:kern w:val="0"/>
+          <w:sz w:val="32"/>
+          <w:szCs w:val="32"/>
+          <w:lang w:val="en"/>
+          <w14:ligatures w14:val="none"/>
         </w:rPr>
         <w:t>🧰</w:t>
       </w:r>
       <w:r>
+        <w:rPr>
+          <w:rFonts w:asciiTheme="majorHAnsi" w:eastAsiaTheme="majorEastAsia" w:hAnsiTheme="majorHAnsi" w:cstheme="majorBidi"/>
+          <w:color w:val="2F5496" w:themeColor="accent1" w:themeShade="BF"/>
+          <w:kern w:val="0"/>
+          <w:sz w:val="32"/>
+          <w:szCs w:val="32"/>
+          <w:lang w:val="en"/>
+          <w14:ligatures w14:val="none"/>
+        </w:rPr>
         <w:t xml:space="preserve"> Common Examples of East-West Traffic</w:t>
       </w:r>
     </w:p>
     <w:p>
       <w:pPr>
-        <w:rPr>
-          <w:rFonts w:ascii="Roboto Mono" w:hAnsi="Roboto Mono"/>
+        <w:spacing w:after="0" w:line="276" w:lineRule="auto"/>
+        <w:rPr>
+          <w:rFonts w:ascii="Roboto Mono" w:eastAsia="Arial" w:hAnsi="Roboto Mono" w:cs="Arial"/>
+          <w:kern w:val="0"/>
+          <w:sz w:val="22"/>
+          <w:szCs w:val="22"/>
+          <w:lang w:val="en"/>
+          <w14:ligatures w14:val="none"/>
         </w:rPr>
       </w:pPr>
       <w:r>
         <w:rPr>
-          <w:rFonts w:ascii="Arial" w:hAnsi="Arial" w:eastAsia="Arial"/>
+          <w:rFonts w:ascii="Arial" w:eastAsia="Arial" w:hAnsi="Arial" w:cs="Arial"/>
           <w:b/>
-          <w:sz w:val="22"/>
+          <w:kern w:val="0"/>
+          <w:sz w:val="22"/>
+          <w:szCs w:val="22"/>
           <w:shd w:val="clear" w:color="auto" w:fill="B7B7B7"/>
+          <w:lang w:val="en"/>
+          <w14:ligatures w14:val="none"/>
         </w:rPr>
         <w:t># Source</w:t>
       </w:r>
       <w:r>
         <w:rPr>
-          <w:rFonts w:ascii="Arial" w:hAnsi="Arial" w:eastAsia="Arial"/>
-          <w:sz w:val="22"/>
+          <w:rFonts w:ascii="Arial" w:eastAsia="Arial" w:hAnsi="Arial" w:cs="Arial"/>
+          <w:kern w:val="0"/>
+          <w:sz w:val="22"/>
+          <w:szCs w:val="22"/>
           <w:shd w:val="clear" w:color="auto" w:fill="B7B7B7"/>
+          <w:lang w:val="en"/>
+          <w14:ligatures w14:val="none"/>
         </w:rPr>
         <w:t xml:space="preserve">: </w:t>
       </w:r>
-      <w:proofErr w:type="spellStart"/>
-      <w:r>
-        <w:rPr>
-          <w:rFonts w:ascii="Arial" w:hAnsi="Arial" w:eastAsia="Arial"/>
+      <w:r>
+        <w:rPr>
+          <w:rFonts w:ascii="Arial" w:eastAsia="Arial" w:hAnsi="Arial" w:cs="Arial"/>
           <w:b/>
-          <w:sz w:val="22"/>
+          <w:kern w:val="0"/>
+          <w:sz w:val="22"/>
+          <w:szCs w:val="22"/>
           <w:shd w:val="clear" w:color="auto" w:fill="B7B7B7"/>
-        </w:rPr>
-        <w:t>Chatgpt</w:t>
-      </w:r>
-      <w:proofErr w:type="spellEnd"/>
-      <w:r>
-        <w:rPr>
-          <w:rFonts w:ascii="Arial" w:hAnsi="Arial" w:eastAsia="Arial"/>
+          <w:lang w:val="en"/>
+          <w14:ligatures w14:val="none"/>
+        </w:rPr>
+        <w:t xml:space="preserve">Chatgpt </w:t>
+      </w:r>
+      <w:r>
+        <w:rPr>
+          <w:rFonts w:ascii="Arial" w:eastAsia="Arial" w:hAnsi="Arial" w:cs="Arial"/>
           <w:b/>
-          <w:sz w:val="22"/>
-          <w:shd w:val="clear" w:color="auto" w:fill="B7B7B7"/>
-        </w:rPr>
-        <w:t xml:space="preserve"> </w:t>
-      </w:r>
-      <w:r>
-        <w:rPr>
-          <w:rFonts w:ascii="Arial" w:hAnsi="Arial" w:eastAsia="Arial"/>
-          <w:b/>
+          <w:kern w:val="0"/>
           <w:sz w:val="22"/>
           <w:szCs w:val="14"/>
           <w:shd w:val="clear" w:color="auto" w:fill="B7B7B7"/>
+          <w:lang w:val="en"/>
+          <w14:ligatures w14:val="none"/>
         </w:rPr>
         <w:t>(GPT</w:t>
       </w:r>
       <w:r>
         <w:rPr>
-          <w:rFonts w:ascii="Arial" w:hAnsi="Arial" w:cs="Cambria Math" w:eastAsia="Arial"/>
+          <w:rFonts w:ascii="Cambria Math" w:eastAsia="Arial" w:hAnsi="Cambria Math" w:cs="Cambria Math"/>
           <w:b/>
+          <w:kern w:val="0"/>
           <w:sz w:val="22"/>
           <w:szCs w:val="14"/>
           <w:shd w:val="clear" w:color="auto" w:fill="B7B7B7"/>
+          <w:lang w:val="en"/>
+          <w14:ligatures w14:val="none"/>
         </w:rPr>
         <w:t>‑</w:t>
       </w:r>
       <w:r>
         <w:rPr>
-          <w:rFonts w:ascii="Arial" w:hAnsi="Arial" w:eastAsia="Arial"/>
+          <w:rFonts w:ascii="Arial" w:eastAsia="Arial" w:hAnsi="Arial" w:cs="Arial"/>
           <w:b/>
+          <w:kern w:val="0"/>
           <w:sz w:val="22"/>
           <w:szCs w:val="14"/>
           <w:shd w:val="clear" w:color="auto" w:fill="B7B7B7"/>
+          <w:lang w:val="en"/>
+          <w14:ligatures w14:val="none"/>
         </w:rPr>
         <w:t>5 Mini) at [12/9/2025]</w:t>
       </w:r>
     </w:p>
     <w:p>
-      <w:r>
-        <w:rPr>
+      <w:pPr>
+        <w:spacing w:after="0" w:line="276" w:lineRule="auto"/>
+        <w:rPr>
+          <w:rFonts w:ascii="Arial" w:eastAsia="Arial" w:hAnsi="Arial" w:cs="Arial"/>
+          <w:kern w:val="0"/>
+          <w:sz w:val="22"/>
+          <w:szCs w:val="22"/>
+          <w:lang w:val="en"/>
+          <w14:ligatures w14:val="none"/>
+        </w:rPr>
+      </w:pPr>
+      <w:r>
+        <w:rPr>
+          <w:rFonts w:ascii="Arial" w:eastAsia="Arial" w:hAnsi="Arial" w:cs="Arial"/>
           <w:noProof/>
-        </w:rPr>
-        <w:lastRenderedPageBreak/>
+          <w:kern w:val="0"/>
+          <w:sz w:val="22"/>
+          <w:szCs w:val="22"/>
+          <w:lang w:val="en"/>
+          <w14:ligatures w14:val="none"/>
+        </w:rPr>
         <w:drawing>
-          <wp:inline distT="114300" distB="114300" distL="114300" distR="114300" wp14:anchorId="5F596A5C" wp14:editId="04523FA4">
+          <wp:inline distT="114300" distB="114300" distL="114300" distR="114300" wp14:anchorId="7E4CE3FF" wp14:editId="66D3975C">
             <wp:extent cx="5943600" cy="1930400"/>
             <wp:effectExtent l="0" t="0" r="0" b="0"/>
             <wp:docPr id="4" name="image2.png"/>
@@ -661,7 +1067,19 @@
         </w:drawing>
       </w:r>
     </w:p>
-    <w:p/>
+    <w:p>
+      <w:pPr>
+        <w:spacing w:after="0" w:line="276" w:lineRule="auto"/>
+        <w:rPr>
+          <w:rFonts w:ascii="Arial" w:eastAsia="Arial" w:hAnsi="Arial" w:cs="Arial"/>
+          <w:kern w:val="0"/>
+          <w:sz w:val="22"/>
+          <w:szCs w:val="22"/>
+          <w:lang w:val="en"/>
+          <w14:ligatures w14:val="none"/>
+        </w:rPr>
+      </w:pPr>
+    </w:p>
     <w:tbl>
       <w:tblPr>
         <w:tblW w:w="9265" w:type="dxa"/>
@@ -702,16 +1120,27 @@
           </w:tcPr>
           <w:p>
             <w:pPr>
+              <w:spacing w:after="0" w:line="276" w:lineRule="auto"/>
               <w:jc w:val="center"/>
               <w:rPr>
-                <w:rFonts w:ascii="Roboto Mono" w:hAnsi="Roboto Mono"/>
+                <w:rFonts w:ascii="Roboto Mono" w:eastAsia="Arial" w:hAnsi="Roboto Mono" w:cs="Arial"/>
+                <w:kern w:val="0"/>
+                <w:sz w:val="22"/>
+                <w:szCs w:val="22"/>
+                <w:lang w:val="en"/>
+                <w14:ligatures w14:val="none"/>
               </w:rPr>
             </w:pPr>
             <w:r>
               <w:rPr>
-                <w:rFonts w:ascii="Roboto Mono" w:hAnsi="Roboto Mono"/>
+                <w:rFonts w:ascii="Roboto Mono" w:eastAsia="Arial" w:hAnsi="Roboto Mono" w:cs="Arial"/>
                 <w:b/>
                 <w:bCs/>
+                <w:kern w:val="0"/>
+                <w:sz w:val="22"/>
+                <w:szCs w:val="22"/>
+                <w:lang w:val="en"/>
+                <w14:ligatures w14:val="none"/>
               </w:rPr>
               <w:t>Scenario</w:t>
             </w:r>
@@ -735,16 +1164,27 @@
           </w:tcPr>
           <w:p>
             <w:pPr>
+              <w:spacing w:after="0" w:line="276" w:lineRule="auto"/>
               <w:jc w:val="center"/>
               <w:rPr>
-                <w:rFonts w:ascii="Roboto Mono" w:hAnsi="Roboto Mono"/>
+                <w:rFonts w:ascii="Roboto Mono" w:eastAsia="Arial" w:hAnsi="Roboto Mono" w:cs="Arial"/>
+                <w:kern w:val="0"/>
+                <w:sz w:val="22"/>
+                <w:szCs w:val="22"/>
+                <w:lang w:val="en"/>
+                <w14:ligatures w14:val="none"/>
               </w:rPr>
             </w:pPr>
             <w:r>
               <w:rPr>
-                <w:rFonts w:ascii="Roboto Mono" w:hAnsi="Roboto Mono"/>
+                <w:rFonts w:ascii="Roboto Mono" w:eastAsia="Arial" w:hAnsi="Roboto Mono" w:cs="Arial"/>
                 <w:b/>
                 <w:bCs/>
+                <w:kern w:val="0"/>
+                <w:sz w:val="22"/>
+                <w:szCs w:val="22"/>
+                <w:lang w:val="en"/>
+                <w14:ligatures w14:val="none"/>
               </w:rPr>
               <w:t>Description</w:t>
             </w:r>
@@ -773,27 +1213,48 @@
           </w:tcPr>
           <w:p>
             <w:pPr>
-              <w:rPr>
-                <w:rFonts w:ascii="Roboto Mono" w:hAnsi="Roboto Mono"/>
+              <w:spacing w:after="0" w:line="276" w:lineRule="auto"/>
+              <w:rPr>
+                <w:rFonts w:ascii="Roboto Mono" w:eastAsia="Arial" w:hAnsi="Roboto Mono" w:cs="Arial"/>
+                <w:kern w:val="0"/>
+                <w:sz w:val="22"/>
+                <w:szCs w:val="22"/>
+                <w:lang w:val="en"/>
+                <w14:ligatures w14:val="none"/>
               </w:rPr>
             </w:pPr>
             <w:r>
               <w:rPr>
-                <w:rFonts w:ascii="Segoe UI Emoji" w:hAnsi="Segoe UI Emoji" w:cs="Segoe UI Emoji"/>
+                <w:rFonts w:ascii="Segoe UI Emoji" w:eastAsia="Arial" w:hAnsi="Segoe UI Emoji" w:cs="Segoe UI Emoji"/>
+                <w:kern w:val="0"/>
+                <w:sz w:val="22"/>
+                <w:szCs w:val="22"/>
+                <w:lang w:val="en"/>
+                <w14:ligatures w14:val="none"/>
               </w:rPr>
               <w:t>🔄</w:t>
             </w:r>
             <w:r>
               <w:rPr>
-                <w:rFonts w:ascii="Roboto Mono" w:hAnsi="Roboto Mono"/>
+                <w:rFonts w:ascii="Roboto Mono" w:eastAsia="Arial" w:hAnsi="Roboto Mono" w:cs="Arial"/>
+                <w:kern w:val="0"/>
+                <w:sz w:val="22"/>
+                <w:szCs w:val="22"/>
+                <w:lang w:val="en"/>
+                <w14:ligatures w14:val="none"/>
               </w:rPr>
               <w:t xml:space="preserve"> </w:t>
             </w:r>
             <w:r>
               <w:rPr>
-                <w:rFonts w:ascii="Roboto Mono" w:hAnsi="Roboto Mono"/>
+                <w:rFonts w:ascii="Roboto Mono" w:eastAsia="Arial" w:hAnsi="Roboto Mono" w:cs="Arial"/>
                 <w:b/>
                 <w:bCs/>
+                <w:kern w:val="0"/>
+                <w:sz w:val="22"/>
+                <w:szCs w:val="22"/>
+                <w:lang w:val="en"/>
+                <w14:ligatures w14:val="none"/>
               </w:rPr>
               <w:t>Microservices</w:t>
             </w:r>
@@ -817,13 +1278,24 @@
           </w:tcPr>
           <w:p>
             <w:pPr>
-              <w:rPr>
-                <w:rFonts w:ascii="Roboto Mono" w:hAnsi="Roboto Mono"/>
+              <w:spacing w:after="0" w:line="276" w:lineRule="auto"/>
+              <w:rPr>
+                <w:rFonts w:ascii="Roboto Mono" w:eastAsia="Arial" w:hAnsi="Roboto Mono" w:cs="Arial"/>
+                <w:kern w:val="0"/>
+                <w:sz w:val="22"/>
+                <w:szCs w:val="22"/>
+                <w:lang w:val="en"/>
+                <w14:ligatures w14:val="none"/>
               </w:rPr>
             </w:pPr>
             <w:r>
               <w:rPr>
-                <w:rFonts w:ascii="Roboto Mono" w:hAnsi="Roboto Mono"/>
+                <w:rFonts w:ascii="Roboto Mono" w:eastAsia="Arial" w:hAnsi="Roboto Mono" w:cs="Arial"/>
+                <w:kern w:val="0"/>
+                <w:sz w:val="22"/>
+                <w:szCs w:val="22"/>
+                <w:lang w:val="en"/>
+                <w14:ligatures w14:val="none"/>
               </w:rPr>
               <w:t>Services communicating inside a Kubernetes cluster</w:t>
             </w:r>
@@ -852,27 +1324,48 @@
           </w:tcPr>
           <w:p>
             <w:pPr>
-              <w:rPr>
-                <w:rFonts w:ascii="Roboto Mono" w:hAnsi="Roboto Mono"/>
+              <w:spacing w:after="0" w:line="276" w:lineRule="auto"/>
+              <w:rPr>
+                <w:rFonts w:ascii="Roboto Mono" w:eastAsia="Arial" w:hAnsi="Roboto Mono" w:cs="Arial"/>
+                <w:kern w:val="0"/>
+                <w:sz w:val="22"/>
+                <w:szCs w:val="22"/>
+                <w:lang w:val="en"/>
+                <w14:ligatures w14:val="none"/>
               </w:rPr>
             </w:pPr>
             <w:r>
               <w:rPr>
-                <w:rFonts w:ascii="Segoe UI Emoji" w:hAnsi="Segoe UI Emoji" w:cs="Segoe UI Emoji"/>
+                <w:rFonts w:ascii="Segoe UI Emoji" w:eastAsia="Arial" w:hAnsi="Segoe UI Emoji" w:cs="Segoe UI Emoji"/>
+                <w:kern w:val="0"/>
+                <w:sz w:val="22"/>
+                <w:szCs w:val="22"/>
+                <w:lang w:val="en"/>
+                <w14:ligatures w14:val="none"/>
               </w:rPr>
               <w:t>🖥️</w:t>
             </w:r>
             <w:r>
               <w:rPr>
-                <w:rFonts w:ascii="Roboto Mono" w:hAnsi="Roboto Mono"/>
+                <w:rFonts w:ascii="Roboto Mono" w:eastAsia="Arial" w:hAnsi="Roboto Mono" w:cs="Arial"/>
+                <w:kern w:val="0"/>
+                <w:sz w:val="22"/>
+                <w:szCs w:val="22"/>
+                <w:lang w:val="en"/>
+                <w14:ligatures w14:val="none"/>
               </w:rPr>
               <w:t xml:space="preserve"> </w:t>
             </w:r>
             <w:r>
               <w:rPr>
-                <w:rFonts w:ascii="Roboto Mono" w:hAnsi="Roboto Mono"/>
+                <w:rFonts w:ascii="Roboto Mono" w:eastAsia="Arial" w:hAnsi="Roboto Mono" w:cs="Arial"/>
                 <w:b/>
                 <w:bCs/>
+                <w:kern w:val="0"/>
+                <w:sz w:val="22"/>
+                <w:szCs w:val="22"/>
+                <w:lang w:val="en"/>
+                <w14:ligatures w14:val="none"/>
               </w:rPr>
               <w:t>VM to VM</w:t>
             </w:r>
@@ -896,13 +1389,24 @@
           </w:tcPr>
           <w:p>
             <w:pPr>
-              <w:rPr>
-                <w:rFonts w:ascii="Roboto Mono" w:hAnsi="Roboto Mono"/>
+              <w:spacing w:after="0" w:line="276" w:lineRule="auto"/>
+              <w:rPr>
+                <w:rFonts w:ascii="Roboto Mono" w:eastAsia="Arial" w:hAnsi="Roboto Mono" w:cs="Arial"/>
+                <w:kern w:val="0"/>
+                <w:sz w:val="22"/>
+                <w:szCs w:val="22"/>
+                <w:lang w:val="en"/>
+                <w14:ligatures w14:val="none"/>
               </w:rPr>
             </w:pPr>
             <w:r>
               <w:rPr>
-                <w:rFonts w:ascii="Roboto Mono" w:hAnsi="Roboto Mono"/>
+                <w:rFonts w:ascii="Roboto Mono" w:eastAsia="Arial" w:hAnsi="Roboto Mono" w:cs="Arial"/>
+                <w:kern w:val="0"/>
+                <w:sz w:val="22"/>
+                <w:szCs w:val="22"/>
+                <w:lang w:val="en"/>
+                <w14:ligatures w14:val="none"/>
               </w:rPr>
               <w:t>One virtual machine talks to another on same hypervisor or host</w:t>
             </w:r>
@@ -931,27 +1435,48 @@
           </w:tcPr>
           <w:p>
             <w:pPr>
-              <w:rPr>
-                <w:rFonts w:ascii="Roboto Mono" w:hAnsi="Roboto Mono"/>
+              <w:spacing w:after="0" w:line="276" w:lineRule="auto"/>
+              <w:rPr>
+                <w:rFonts w:ascii="Roboto Mono" w:eastAsia="Arial" w:hAnsi="Roboto Mono" w:cs="Arial"/>
+                <w:kern w:val="0"/>
+                <w:sz w:val="22"/>
+                <w:szCs w:val="22"/>
+                <w:lang w:val="en"/>
+                <w14:ligatures w14:val="none"/>
               </w:rPr>
             </w:pPr>
             <w:r>
               <w:rPr>
-                <w:rFonts w:ascii="Segoe UI Emoji" w:hAnsi="Segoe UI Emoji" w:cs="Segoe UI Emoji"/>
+                <w:rFonts w:ascii="Segoe UI Emoji" w:eastAsia="Arial" w:hAnsi="Segoe UI Emoji" w:cs="Segoe UI Emoji"/>
+                <w:kern w:val="0"/>
+                <w:sz w:val="22"/>
+                <w:szCs w:val="22"/>
+                <w:lang w:val="en"/>
+                <w14:ligatures w14:val="none"/>
               </w:rPr>
               <w:t>🗃️</w:t>
             </w:r>
             <w:r>
               <w:rPr>
-                <w:rFonts w:ascii="Roboto Mono" w:hAnsi="Roboto Mono"/>
+                <w:rFonts w:ascii="Roboto Mono" w:eastAsia="Arial" w:hAnsi="Roboto Mono" w:cs="Arial"/>
+                <w:kern w:val="0"/>
+                <w:sz w:val="22"/>
+                <w:szCs w:val="22"/>
+                <w:lang w:val="en"/>
+                <w14:ligatures w14:val="none"/>
               </w:rPr>
               <w:t xml:space="preserve"> </w:t>
             </w:r>
             <w:r>
               <w:rPr>
-                <w:rFonts w:ascii="Roboto Mono" w:hAnsi="Roboto Mono"/>
+                <w:rFonts w:ascii="Roboto Mono" w:eastAsia="Arial" w:hAnsi="Roboto Mono" w:cs="Arial"/>
                 <w:b/>
                 <w:bCs/>
+                <w:kern w:val="0"/>
+                <w:sz w:val="22"/>
+                <w:szCs w:val="22"/>
+                <w:lang w:val="en"/>
+                <w14:ligatures w14:val="none"/>
               </w:rPr>
               <w:t>App server to database server</w:t>
             </w:r>
@@ -975,13 +1500,24 @@
           </w:tcPr>
           <w:p>
             <w:pPr>
-              <w:rPr>
-                <w:rFonts w:ascii="Roboto Mono" w:hAnsi="Roboto Mono"/>
+              <w:spacing w:after="0" w:line="276" w:lineRule="auto"/>
+              <w:rPr>
+                <w:rFonts w:ascii="Roboto Mono" w:eastAsia="Arial" w:hAnsi="Roboto Mono" w:cs="Arial"/>
+                <w:kern w:val="0"/>
+                <w:sz w:val="22"/>
+                <w:szCs w:val="22"/>
+                <w:lang w:val="en"/>
+                <w14:ligatures w14:val="none"/>
               </w:rPr>
             </w:pPr>
             <w:r>
               <w:rPr>
-                <w:rFonts w:ascii="Roboto Mono" w:hAnsi="Roboto Mono"/>
+                <w:rFonts w:ascii="Roboto Mono" w:eastAsia="Arial" w:hAnsi="Roboto Mono" w:cs="Arial"/>
+                <w:kern w:val="0"/>
+                <w:sz w:val="22"/>
+                <w:szCs w:val="22"/>
+                <w:lang w:val="en"/>
+                <w14:ligatures w14:val="none"/>
               </w:rPr>
               <w:t>Application queries a local database</w:t>
             </w:r>
@@ -1010,27 +1546,48 @@
           </w:tcPr>
           <w:p>
             <w:pPr>
-              <w:rPr>
-                <w:rFonts w:ascii="Roboto Mono" w:hAnsi="Roboto Mono"/>
+              <w:spacing w:after="0" w:line="276" w:lineRule="auto"/>
+              <w:rPr>
+                <w:rFonts w:ascii="Roboto Mono" w:eastAsia="Arial" w:hAnsi="Roboto Mono" w:cs="Arial"/>
+                <w:kern w:val="0"/>
+                <w:sz w:val="22"/>
+                <w:szCs w:val="22"/>
+                <w:lang w:val="en"/>
+                <w14:ligatures w14:val="none"/>
               </w:rPr>
             </w:pPr>
             <w:r>
               <w:rPr>
-                <w:rFonts w:ascii="Segoe UI Emoji" w:hAnsi="Segoe UI Emoji" w:cs="Segoe UI Emoji"/>
+                <w:rFonts w:ascii="Segoe UI Emoji" w:eastAsia="Arial" w:hAnsi="Segoe UI Emoji" w:cs="Segoe UI Emoji"/>
+                <w:kern w:val="0"/>
+                <w:sz w:val="22"/>
+                <w:szCs w:val="22"/>
+                <w:lang w:val="en"/>
+                <w14:ligatures w14:val="none"/>
               </w:rPr>
               <w:t>🧪</w:t>
             </w:r>
             <w:r>
               <w:rPr>
-                <w:rFonts w:ascii="Roboto Mono" w:hAnsi="Roboto Mono"/>
+                <w:rFonts w:ascii="Roboto Mono" w:eastAsia="Arial" w:hAnsi="Roboto Mono" w:cs="Arial"/>
+                <w:kern w:val="0"/>
+                <w:sz w:val="22"/>
+                <w:szCs w:val="22"/>
+                <w:lang w:val="en"/>
+                <w14:ligatures w14:val="none"/>
               </w:rPr>
               <w:t xml:space="preserve"> </w:t>
             </w:r>
             <w:r>
               <w:rPr>
-                <w:rFonts w:ascii="Roboto Mono" w:hAnsi="Roboto Mono"/>
+                <w:rFonts w:ascii="Roboto Mono" w:eastAsia="Arial" w:hAnsi="Roboto Mono" w:cs="Arial"/>
                 <w:b/>
                 <w:bCs/>
+                <w:kern w:val="0"/>
+                <w:sz w:val="22"/>
+                <w:szCs w:val="22"/>
+                <w:lang w:val="en"/>
+                <w14:ligatures w14:val="none"/>
               </w:rPr>
               <w:t>Monitoring &amp; logging tools</w:t>
             </w:r>
@@ -1054,13 +1611,24 @@
           </w:tcPr>
           <w:p>
             <w:pPr>
-              <w:rPr>
-                <w:rFonts w:ascii="Roboto Mono" w:hAnsi="Roboto Mono"/>
+              <w:spacing w:after="0" w:line="276" w:lineRule="auto"/>
+              <w:rPr>
+                <w:rFonts w:ascii="Roboto Mono" w:eastAsia="Arial" w:hAnsi="Roboto Mono" w:cs="Arial"/>
+                <w:kern w:val="0"/>
+                <w:sz w:val="22"/>
+                <w:szCs w:val="22"/>
+                <w:lang w:val="en"/>
+                <w14:ligatures w14:val="none"/>
               </w:rPr>
             </w:pPr>
             <w:r>
               <w:rPr>
-                <w:rFonts w:ascii="Roboto Mono" w:hAnsi="Roboto Mono"/>
+                <w:rFonts w:ascii="Roboto Mono" w:eastAsia="Arial" w:hAnsi="Roboto Mono" w:cs="Arial"/>
+                <w:kern w:val="0"/>
+                <w:sz w:val="22"/>
+                <w:szCs w:val="22"/>
+                <w:lang w:val="en"/>
+                <w14:ligatures w14:val="none"/>
               </w:rPr>
               <w:t>Internal systems sending logs/metrics to a central collector</w:t>
             </w:r>
@@ -1089,27 +1657,48 @@
           </w:tcPr>
           <w:p>
             <w:pPr>
-              <w:rPr>
-                <w:rFonts w:ascii="Roboto Mono" w:hAnsi="Roboto Mono"/>
+              <w:spacing w:after="0" w:line="276" w:lineRule="auto"/>
+              <w:rPr>
+                <w:rFonts w:ascii="Roboto Mono" w:eastAsia="Arial" w:hAnsi="Roboto Mono" w:cs="Arial"/>
+                <w:kern w:val="0"/>
+                <w:sz w:val="22"/>
+                <w:szCs w:val="22"/>
+                <w:lang w:val="en"/>
+                <w14:ligatures w14:val="none"/>
               </w:rPr>
             </w:pPr>
             <w:r>
               <w:rPr>
-                <w:rFonts w:ascii="Segoe UI Emoji" w:hAnsi="Segoe UI Emoji" w:cs="Segoe UI Emoji"/>
+                <w:rFonts w:ascii="Segoe UI Emoji" w:eastAsia="Arial" w:hAnsi="Segoe UI Emoji" w:cs="Segoe UI Emoji"/>
+                <w:kern w:val="0"/>
+                <w:sz w:val="22"/>
+                <w:szCs w:val="22"/>
+                <w:lang w:val="en"/>
+                <w14:ligatures w14:val="none"/>
               </w:rPr>
               <w:t>🧱</w:t>
             </w:r>
             <w:r>
               <w:rPr>
-                <w:rFonts w:ascii="Roboto Mono" w:hAnsi="Roboto Mono"/>
+                <w:rFonts w:ascii="Roboto Mono" w:eastAsia="Arial" w:hAnsi="Roboto Mono" w:cs="Arial"/>
+                <w:kern w:val="0"/>
+                <w:sz w:val="22"/>
+                <w:szCs w:val="22"/>
+                <w:lang w:val="en"/>
+                <w14:ligatures w14:val="none"/>
               </w:rPr>
               <w:t xml:space="preserve"> </w:t>
             </w:r>
             <w:r>
               <w:rPr>
-                <w:rFonts w:ascii="Roboto Mono" w:hAnsi="Roboto Mono"/>
+                <w:rFonts w:ascii="Roboto Mono" w:eastAsia="Arial" w:hAnsi="Roboto Mono" w:cs="Arial"/>
                 <w:b/>
                 <w:bCs/>
+                <w:kern w:val="0"/>
+                <w:sz w:val="22"/>
+                <w:szCs w:val="22"/>
+                <w:lang w:val="en"/>
+                <w14:ligatures w14:val="none"/>
               </w:rPr>
               <w:t>Container to container</w:t>
             </w:r>
@@ -1133,13 +1722,24 @@
           </w:tcPr>
           <w:p>
             <w:pPr>
-              <w:rPr>
-                <w:rFonts w:ascii="Roboto Mono" w:hAnsi="Roboto Mono"/>
+              <w:spacing w:after="0" w:line="276" w:lineRule="auto"/>
+              <w:rPr>
+                <w:rFonts w:ascii="Roboto Mono" w:eastAsia="Arial" w:hAnsi="Roboto Mono" w:cs="Arial"/>
+                <w:kern w:val="0"/>
+                <w:sz w:val="22"/>
+                <w:szCs w:val="22"/>
+                <w:lang w:val="en"/>
+                <w14:ligatures w14:val="none"/>
               </w:rPr>
             </w:pPr>
             <w:r>
               <w:rPr>
-                <w:rFonts w:ascii="Roboto Mono" w:hAnsi="Roboto Mono"/>
+                <w:rFonts w:ascii="Roboto Mono" w:eastAsia="Arial" w:hAnsi="Roboto Mono" w:cs="Arial"/>
+                <w:kern w:val="0"/>
+                <w:sz w:val="22"/>
+                <w:szCs w:val="22"/>
+                <w:lang w:val="en"/>
+                <w14:ligatures w14:val="none"/>
               </w:rPr>
               <w:t>Internal pods or Docker containers exchanging data</w:t>
             </w:r>
@@ -1148,112 +1748,186 @@
       </w:tr>
     </w:tbl>
     <w:p>
-      <w:r>
-        <w:pict w14:anchorId="5371B2AA">
+      <w:pPr>
+        <w:spacing w:after="0" w:line="276" w:lineRule="auto"/>
+        <w:rPr>
+          <w:rFonts w:ascii="Arial" w:eastAsia="Arial" w:hAnsi="Arial" w:cs="Arial"/>
+          <w:kern w:val="0"/>
+          <w:sz w:val="22"/>
+          <w:szCs w:val="22"/>
+          <w:lang w:val="en"/>
+          <w14:ligatures w14:val="none"/>
+        </w:rPr>
+      </w:pPr>
+      <w:r>
+        <w:rPr>
+          <w:rFonts w:ascii="Arial" w:eastAsia="Arial" w:hAnsi="Arial" w:cs="Arial"/>
+          <w:kern w:val="0"/>
+          <w:sz w:val="22"/>
+          <w:szCs w:val="22"/>
+          <w:lang w:val="en"/>
+          <w14:ligatures w14:val="none"/>
+        </w:rPr>
+        <w:pict w14:anchorId="1314A2ED">
           <v:rect id="_x0000_i1028" style="width:0;height:1.5pt" o:hralign="center" o:hrstd="t" o:hr="t" fillcolor="#a0a0a0" stroked="f"/>
         </w:pict>
       </w:r>
     </w:p>
     <w:p>
       <w:pPr>
-        <w:pStyle w:val="Heading2"/>
-        <w:keepNext w:val="0"/>
-        <w:keepLines w:val="0"/>
-        <w:spacing w:before="280"/>
+        <w:spacing w:before="280" w:after="80" w:line="276" w:lineRule="auto"/>
+        <w:outlineLvl w:val="1"/>
+        <w:rPr>
+          <w:rFonts w:asciiTheme="majorHAnsi" w:eastAsiaTheme="majorEastAsia" w:hAnsiTheme="majorHAnsi" w:cstheme="majorBidi"/>
+          <w:color w:val="2F5496" w:themeColor="accent1" w:themeShade="BF"/>
+          <w:kern w:val="0"/>
+          <w:sz w:val="32"/>
+          <w:szCs w:val="32"/>
+          <w:lang w:val="en"/>
+          <w14:ligatures w14:val="none"/>
+        </w:rPr>
       </w:pPr>
       <w:bookmarkStart w:id="5" w:name="_3o2sn1ryzczy" w:colFirst="0" w:colLast="0"/>
       <w:bookmarkEnd w:id="5"/>
       <w:r>
         <w:rPr>
-          <w:rFonts w:ascii="Segoe UI Emoji" w:hAnsi="Segoe UI Emoji" w:cs="Segoe UI Emoji"/>
+          <w:rFonts w:ascii="Segoe UI Emoji" w:eastAsiaTheme="majorEastAsia" w:hAnsi="Segoe UI Emoji" w:cs="Segoe UI Emoji"/>
+          <w:color w:val="2F5496" w:themeColor="accent1" w:themeShade="BF"/>
+          <w:kern w:val="0"/>
+          <w:sz w:val="32"/>
+          <w:szCs w:val="32"/>
+          <w:lang w:val="en"/>
+          <w14:ligatures w14:val="none"/>
         </w:rPr>
         <w:t>📡</w:t>
       </w:r>
       <w:r>
+        <w:rPr>
+          <w:rFonts w:asciiTheme="majorHAnsi" w:eastAsiaTheme="majorEastAsia" w:hAnsiTheme="majorHAnsi" w:cstheme="majorBidi"/>
+          <w:color w:val="2F5496" w:themeColor="accent1" w:themeShade="BF"/>
+          <w:kern w:val="0"/>
+          <w:sz w:val="32"/>
+          <w:szCs w:val="32"/>
+          <w:lang w:val="en"/>
+          <w14:ligatures w14:val="none"/>
+        </w:rPr>
         <w:t xml:space="preserve"> Characteristics of East-West Traffic</w:t>
       </w:r>
     </w:p>
     <w:p>
       <w:pPr>
-        <w:rPr>
-          <w:rFonts w:ascii="Roboto Mono" w:hAnsi="Roboto Mono"/>
+        <w:spacing w:after="0" w:line="276" w:lineRule="auto"/>
+        <w:rPr>
+          <w:rFonts w:ascii="Roboto Mono" w:eastAsia="Arial" w:hAnsi="Roboto Mono" w:cs="Arial"/>
+          <w:kern w:val="0"/>
+          <w:sz w:val="22"/>
+          <w:szCs w:val="22"/>
+          <w:lang w:val="en"/>
+          <w14:ligatures w14:val="none"/>
         </w:rPr>
       </w:pPr>
       <w:r>
         <w:rPr>
-          <w:rFonts w:ascii="Arial" w:hAnsi="Arial" w:eastAsia="Arial"/>
+          <w:rFonts w:ascii="Arial" w:eastAsia="Arial" w:hAnsi="Arial" w:cs="Arial"/>
           <w:b/>
-          <w:sz w:val="22"/>
+          <w:kern w:val="0"/>
+          <w:sz w:val="22"/>
+          <w:szCs w:val="22"/>
           <w:shd w:val="clear" w:color="auto" w:fill="B7B7B7"/>
+          <w:lang w:val="en"/>
+          <w14:ligatures w14:val="none"/>
         </w:rPr>
         <w:t># Source</w:t>
       </w:r>
       <w:r>
         <w:rPr>
-          <w:rFonts w:ascii="Arial" w:hAnsi="Arial" w:eastAsia="Arial"/>
-          <w:sz w:val="22"/>
+          <w:rFonts w:ascii="Arial" w:eastAsia="Arial" w:hAnsi="Arial" w:cs="Arial"/>
+          <w:kern w:val="0"/>
+          <w:sz w:val="22"/>
+          <w:szCs w:val="22"/>
           <w:shd w:val="clear" w:color="auto" w:fill="B7B7B7"/>
+          <w:lang w:val="en"/>
+          <w14:ligatures w14:val="none"/>
         </w:rPr>
         <w:t xml:space="preserve">: </w:t>
       </w:r>
-      <w:proofErr w:type="spellStart"/>
-      <w:r>
-        <w:rPr>
-          <w:rFonts w:ascii="Arial" w:hAnsi="Arial" w:eastAsia="Arial"/>
+      <w:r>
+        <w:rPr>
+          <w:rFonts w:ascii="Arial" w:eastAsia="Arial" w:hAnsi="Arial" w:cs="Arial"/>
           <w:b/>
-          <w:sz w:val="22"/>
+          <w:kern w:val="0"/>
+          <w:sz w:val="22"/>
+          <w:szCs w:val="22"/>
           <w:shd w:val="clear" w:color="auto" w:fill="B7B7B7"/>
-        </w:rPr>
-        <w:t>Chatgpt</w:t>
-      </w:r>
-      <w:proofErr w:type="spellEnd"/>
-      <w:r>
-        <w:rPr>
-          <w:rFonts w:ascii="Arial" w:hAnsi="Arial" w:eastAsia="Arial"/>
+          <w:lang w:val="en"/>
+          <w14:ligatures w14:val="none"/>
+        </w:rPr>
+        <w:t xml:space="preserve">Chatgpt </w:t>
+      </w:r>
+      <w:r>
+        <w:rPr>
+          <w:rFonts w:ascii="Arial" w:eastAsia="Arial" w:hAnsi="Arial" w:cs="Arial"/>
           <w:b/>
-          <w:sz w:val="22"/>
-          <w:shd w:val="clear" w:color="auto" w:fill="B7B7B7"/>
-        </w:rPr>
-        <w:t xml:space="preserve"> </w:t>
-      </w:r>
-      <w:r>
-        <w:rPr>
-          <w:rFonts w:ascii="Arial" w:hAnsi="Arial" w:eastAsia="Arial"/>
-          <w:b/>
+          <w:kern w:val="0"/>
           <w:sz w:val="22"/>
           <w:szCs w:val="14"/>
           <w:shd w:val="clear" w:color="auto" w:fill="B7B7B7"/>
+          <w:lang w:val="en"/>
+          <w14:ligatures w14:val="none"/>
         </w:rPr>
         <w:t>(GPT</w:t>
       </w:r>
       <w:r>
         <w:rPr>
-          <w:rFonts w:ascii="Arial" w:hAnsi="Arial" w:cs="Cambria Math" w:eastAsia="Arial"/>
+          <w:rFonts w:ascii="Cambria Math" w:eastAsia="Arial" w:hAnsi="Cambria Math" w:cs="Cambria Math"/>
           <w:b/>
+          <w:kern w:val="0"/>
           <w:sz w:val="22"/>
           <w:szCs w:val="14"/>
           <w:shd w:val="clear" w:color="auto" w:fill="B7B7B7"/>
+          <w:lang w:val="en"/>
+          <w14:ligatures w14:val="none"/>
         </w:rPr>
         <w:t>‑</w:t>
       </w:r>
       <w:r>
         <w:rPr>
-          <w:rFonts w:ascii="Arial" w:hAnsi="Arial" w:eastAsia="Arial"/>
+          <w:rFonts w:ascii="Arial" w:eastAsia="Arial" w:hAnsi="Arial" w:cs="Arial"/>
           <w:b/>
+          <w:kern w:val="0"/>
           <w:sz w:val="22"/>
           <w:szCs w:val="14"/>
           <w:shd w:val="clear" w:color="auto" w:fill="B7B7B7"/>
+          <w:lang w:val="en"/>
+          <w14:ligatures w14:val="none"/>
         </w:rPr>
         <w:t>5 Mini) at [12/9/2025]</w:t>
       </w:r>
     </w:p>
     <w:p>
-      <w:r>
-        <w:rPr>
+      <w:pPr>
+        <w:spacing w:after="0" w:line="276" w:lineRule="auto"/>
+        <w:rPr>
+          <w:rFonts w:ascii="Arial" w:eastAsia="Arial" w:hAnsi="Arial" w:cs="Arial"/>
+          <w:kern w:val="0"/>
+          <w:sz w:val="22"/>
+          <w:szCs w:val="22"/>
+          <w:lang w:val="en"/>
+          <w14:ligatures w14:val="none"/>
+        </w:rPr>
+      </w:pPr>
+      <w:r>
+        <w:rPr>
+          <w:rFonts w:ascii="Arial" w:eastAsia="Arial" w:hAnsi="Arial" w:cs="Arial"/>
           <w:noProof/>
+          <w:kern w:val="0"/>
+          <w:sz w:val="22"/>
+          <w:szCs w:val="22"/>
+          <w:lang w:val="en"/>
+          <w14:ligatures w14:val="none"/>
         </w:rPr>
         <w:drawing>
-          <wp:inline distT="114300" distB="114300" distL="114300" distR="114300" wp14:anchorId="62601F7D" wp14:editId="1CA4DEFF">
+          <wp:inline distT="114300" distB="114300" distL="114300" distR="114300" wp14:anchorId="5E6289A6" wp14:editId="05478E5C">
             <wp:extent cx="5943600" cy="1600200"/>
             <wp:effectExtent l="0" t="0" r="0" b="0"/>
             <wp:docPr id="2" name="image4.png"/>
@@ -1289,7 +1963,19 @@
         </w:drawing>
       </w:r>
     </w:p>
-    <w:p/>
+    <w:p>
+      <w:pPr>
+        <w:spacing w:after="0" w:line="276" w:lineRule="auto"/>
+        <w:rPr>
+          <w:rFonts w:ascii="Arial" w:eastAsia="Arial" w:hAnsi="Arial" w:cs="Arial"/>
+          <w:kern w:val="0"/>
+          <w:sz w:val="22"/>
+          <w:szCs w:val="22"/>
+          <w:lang w:val="en"/>
+          <w14:ligatures w14:val="none"/>
+        </w:rPr>
+      </w:pPr>
+    </w:p>
     <w:tbl>
       <w:tblPr>
         <w:tblW w:w="8650" w:type="dxa"/>
@@ -1330,16 +2016,27 @@
           </w:tcPr>
           <w:p>
             <w:pPr>
+              <w:spacing w:after="0" w:line="276" w:lineRule="auto"/>
               <w:jc w:val="center"/>
               <w:rPr>
-                <w:rFonts w:ascii="Roboto Mono" w:hAnsi="Roboto Mono"/>
+                <w:rFonts w:ascii="Roboto Mono" w:eastAsia="Arial" w:hAnsi="Roboto Mono" w:cs="Arial"/>
+                <w:kern w:val="0"/>
+                <w:sz w:val="22"/>
+                <w:szCs w:val="22"/>
+                <w:lang w:val="en"/>
+                <w14:ligatures w14:val="none"/>
               </w:rPr>
             </w:pPr>
             <w:r>
               <w:rPr>
-                <w:rFonts w:ascii="Roboto Mono" w:hAnsi="Roboto Mono"/>
+                <w:rFonts w:ascii="Roboto Mono" w:eastAsia="Arial" w:hAnsi="Roboto Mono" w:cs="Arial"/>
                 <w:b/>
                 <w:bCs/>
+                <w:kern w:val="0"/>
+                <w:sz w:val="22"/>
+                <w:szCs w:val="22"/>
+                <w:lang w:val="en"/>
+                <w14:ligatures w14:val="none"/>
               </w:rPr>
               <w:t>Feature</w:t>
             </w:r>
@@ -1363,16 +2060,27 @@
           </w:tcPr>
           <w:p>
             <w:pPr>
+              <w:spacing w:after="0" w:line="276" w:lineRule="auto"/>
               <w:jc w:val="center"/>
               <w:rPr>
-                <w:rFonts w:ascii="Roboto Mono" w:hAnsi="Roboto Mono"/>
+                <w:rFonts w:ascii="Roboto Mono" w:eastAsia="Arial" w:hAnsi="Roboto Mono" w:cs="Arial"/>
+                <w:kern w:val="0"/>
+                <w:sz w:val="22"/>
+                <w:szCs w:val="22"/>
+                <w:lang w:val="en"/>
+                <w14:ligatures w14:val="none"/>
               </w:rPr>
             </w:pPr>
             <w:r>
               <w:rPr>
-                <w:rFonts w:ascii="Roboto Mono" w:hAnsi="Roboto Mono"/>
+                <w:rFonts w:ascii="Roboto Mono" w:eastAsia="Arial" w:hAnsi="Roboto Mono" w:cs="Arial"/>
                 <w:b/>
                 <w:bCs/>
+                <w:kern w:val="0"/>
+                <w:sz w:val="22"/>
+                <w:szCs w:val="22"/>
+                <w:lang w:val="en"/>
+                <w14:ligatures w14:val="none"/>
               </w:rPr>
               <w:t>Description</w:t>
             </w:r>
@@ -1401,27 +2109,48 @@
           </w:tcPr>
           <w:p>
             <w:pPr>
-              <w:rPr>
-                <w:rFonts w:ascii="Roboto Mono" w:hAnsi="Roboto Mono"/>
+              <w:spacing w:after="0" w:line="276" w:lineRule="auto"/>
+              <w:rPr>
+                <w:rFonts w:ascii="Roboto Mono" w:eastAsia="Arial" w:hAnsi="Roboto Mono" w:cs="Arial"/>
+                <w:kern w:val="0"/>
+                <w:sz w:val="22"/>
+                <w:szCs w:val="22"/>
+                <w:lang w:val="en"/>
+                <w14:ligatures w14:val="none"/>
               </w:rPr>
             </w:pPr>
             <w:r>
               <w:rPr>
-                <w:rFonts w:ascii="Segoe UI Emoji" w:hAnsi="Segoe UI Emoji" w:cs="Segoe UI Emoji"/>
+                <w:rFonts w:ascii="Segoe UI Emoji" w:eastAsia="Arial" w:hAnsi="Segoe UI Emoji" w:cs="Segoe UI Emoji"/>
+                <w:kern w:val="0"/>
+                <w:sz w:val="22"/>
+                <w:szCs w:val="22"/>
+                <w:lang w:val="en"/>
+                <w14:ligatures w14:val="none"/>
               </w:rPr>
               <w:t>🔐</w:t>
             </w:r>
             <w:r>
               <w:rPr>
-                <w:rFonts w:ascii="Roboto Mono" w:hAnsi="Roboto Mono"/>
+                <w:rFonts w:ascii="Roboto Mono" w:eastAsia="Arial" w:hAnsi="Roboto Mono" w:cs="Arial"/>
+                <w:kern w:val="0"/>
+                <w:sz w:val="22"/>
+                <w:szCs w:val="22"/>
+                <w:lang w:val="en"/>
+                <w14:ligatures w14:val="none"/>
               </w:rPr>
               <w:t xml:space="preserve"> </w:t>
             </w:r>
             <w:r>
               <w:rPr>
-                <w:rFonts w:ascii="Roboto Mono" w:hAnsi="Roboto Mono"/>
+                <w:rFonts w:ascii="Roboto Mono" w:eastAsia="Arial" w:hAnsi="Roboto Mono" w:cs="Arial"/>
                 <w:b/>
                 <w:bCs/>
+                <w:kern w:val="0"/>
+                <w:sz w:val="22"/>
+                <w:szCs w:val="22"/>
+                <w:lang w:val="en"/>
+                <w14:ligatures w14:val="none"/>
               </w:rPr>
               <w:t>Internal only</w:t>
             </w:r>
@@ -1445,13 +2174,24 @@
           </w:tcPr>
           <w:p>
             <w:pPr>
-              <w:rPr>
-                <w:rFonts w:ascii="Roboto Mono" w:hAnsi="Roboto Mono"/>
+              <w:spacing w:after="0" w:line="276" w:lineRule="auto"/>
+              <w:rPr>
+                <w:rFonts w:ascii="Roboto Mono" w:eastAsia="Arial" w:hAnsi="Roboto Mono" w:cs="Arial"/>
+                <w:kern w:val="0"/>
+                <w:sz w:val="22"/>
+                <w:szCs w:val="22"/>
+                <w:lang w:val="en"/>
+                <w14:ligatures w14:val="none"/>
               </w:rPr>
             </w:pPr>
             <w:r>
               <w:rPr>
-                <w:rFonts w:ascii="Roboto Mono" w:hAnsi="Roboto Mono"/>
+                <w:rFonts w:ascii="Roboto Mono" w:eastAsia="Arial" w:hAnsi="Roboto Mono" w:cs="Arial"/>
+                <w:kern w:val="0"/>
+                <w:sz w:val="22"/>
+                <w:szCs w:val="22"/>
+                <w:lang w:val="en"/>
+                <w14:ligatures w14:val="none"/>
               </w:rPr>
               <w:t>Stays within the private network (not exposed to internet)</w:t>
             </w:r>
@@ -1480,27 +2220,48 @@
           </w:tcPr>
           <w:p>
             <w:pPr>
-              <w:rPr>
-                <w:rFonts w:ascii="Roboto Mono" w:hAnsi="Roboto Mono"/>
+              <w:spacing w:after="0" w:line="276" w:lineRule="auto"/>
+              <w:rPr>
+                <w:rFonts w:ascii="Roboto Mono" w:eastAsia="Arial" w:hAnsi="Roboto Mono" w:cs="Arial"/>
+                <w:kern w:val="0"/>
+                <w:sz w:val="22"/>
+                <w:szCs w:val="22"/>
+                <w:lang w:val="en"/>
+                <w14:ligatures w14:val="none"/>
               </w:rPr>
             </w:pPr>
             <w:r>
               <w:rPr>
-                <w:rFonts w:ascii="Segoe UI Emoji" w:hAnsi="Segoe UI Emoji" w:cs="Segoe UI Emoji"/>
+                <w:rFonts w:ascii="Segoe UI Emoji" w:eastAsia="Arial" w:hAnsi="Segoe UI Emoji" w:cs="Segoe UI Emoji"/>
+                <w:kern w:val="0"/>
+                <w:sz w:val="22"/>
+                <w:szCs w:val="22"/>
+                <w:lang w:val="en"/>
+                <w14:ligatures w14:val="none"/>
               </w:rPr>
               <w:t>⚙️</w:t>
             </w:r>
             <w:r>
               <w:rPr>
-                <w:rFonts w:ascii="Roboto Mono" w:hAnsi="Roboto Mono"/>
+                <w:rFonts w:ascii="Roboto Mono" w:eastAsia="Arial" w:hAnsi="Roboto Mono" w:cs="Arial"/>
+                <w:kern w:val="0"/>
+                <w:sz w:val="22"/>
+                <w:szCs w:val="22"/>
+                <w:lang w:val="en"/>
+                <w14:ligatures w14:val="none"/>
               </w:rPr>
               <w:t xml:space="preserve"> </w:t>
             </w:r>
             <w:r>
               <w:rPr>
-                <w:rFonts w:ascii="Roboto Mono" w:hAnsi="Roboto Mono"/>
+                <w:rFonts w:ascii="Roboto Mono" w:eastAsia="Arial" w:hAnsi="Roboto Mono" w:cs="Arial"/>
                 <w:b/>
                 <w:bCs/>
+                <w:kern w:val="0"/>
+                <w:sz w:val="22"/>
+                <w:szCs w:val="22"/>
+                <w:lang w:val="en"/>
+                <w14:ligatures w14:val="none"/>
               </w:rPr>
               <w:t>High frequency</w:t>
             </w:r>
@@ -1524,13 +2285,24 @@
           </w:tcPr>
           <w:p>
             <w:pPr>
-              <w:rPr>
-                <w:rFonts w:ascii="Roboto Mono" w:hAnsi="Roboto Mono"/>
+              <w:spacing w:after="0" w:line="276" w:lineRule="auto"/>
+              <w:rPr>
+                <w:rFonts w:ascii="Roboto Mono" w:eastAsia="Arial" w:hAnsi="Roboto Mono" w:cs="Arial"/>
+                <w:kern w:val="0"/>
+                <w:sz w:val="22"/>
+                <w:szCs w:val="22"/>
+                <w:lang w:val="en"/>
+                <w14:ligatures w14:val="none"/>
               </w:rPr>
             </w:pPr>
             <w:r>
               <w:rPr>
-                <w:rFonts w:ascii="Roboto Mono" w:hAnsi="Roboto Mono"/>
+                <w:rFonts w:ascii="Roboto Mono" w:eastAsia="Arial" w:hAnsi="Roboto Mono" w:cs="Arial"/>
+                <w:kern w:val="0"/>
+                <w:sz w:val="22"/>
+                <w:szCs w:val="22"/>
+                <w:lang w:val="en"/>
+                <w14:ligatures w14:val="none"/>
               </w:rPr>
               <w:t>Often chatty, especially in microservice architectures</w:t>
             </w:r>
@@ -1559,27 +2331,48 @@
           </w:tcPr>
           <w:p>
             <w:pPr>
-              <w:rPr>
-                <w:rFonts w:ascii="Roboto Mono" w:hAnsi="Roboto Mono"/>
+              <w:spacing w:after="0" w:line="276" w:lineRule="auto"/>
+              <w:rPr>
+                <w:rFonts w:ascii="Roboto Mono" w:eastAsia="Arial" w:hAnsi="Roboto Mono" w:cs="Arial"/>
+                <w:kern w:val="0"/>
+                <w:sz w:val="22"/>
+                <w:szCs w:val="22"/>
+                <w:lang w:val="en"/>
+                <w14:ligatures w14:val="none"/>
               </w:rPr>
             </w:pPr>
             <w:r>
               <w:rPr>
-                <w:rFonts w:ascii="Segoe UI Emoji" w:hAnsi="Segoe UI Emoji" w:cs="Segoe UI Emoji"/>
+                <w:rFonts w:ascii="Segoe UI Emoji" w:eastAsia="Arial" w:hAnsi="Segoe UI Emoji" w:cs="Segoe UI Emoji"/>
+                <w:kern w:val="0"/>
+                <w:sz w:val="22"/>
+                <w:szCs w:val="22"/>
+                <w:lang w:val="en"/>
+                <w14:ligatures w14:val="none"/>
               </w:rPr>
               <w:t>📦</w:t>
             </w:r>
             <w:r>
               <w:rPr>
-                <w:rFonts w:ascii="Roboto Mono" w:hAnsi="Roboto Mono"/>
+                <w:rFonts w:ascii="Roboto Mono" w:eastAsia="Arial" w:hAnsi="Roboto Mono" w:cs="Arial"/>
+                <w:kern w:val="0"/>
+                <w:sz w:val="22"/>
+                <w:szCs w:val="22"/>
+                <w:lang w:val="en"/>
+                <w14:ligatures w14:val="none"/>
               </w:rPr>
               <w:t xml:space="preserve"> </w:t>
             </w:r>
             <w:r>
               <w:rPr>
-                <w:rFonts w:ascii="Roboto Mono" w:hAnsi="Roboto Mono"/>
+                <w:rFonts w:ascii="Roboto Mono" w:eastAsia="Arial" w:hAnsi="Roboto Mono" w:cs="Arial"/>
                 <w:b/>
                 <w:bCs/>
+                <w:kern w:val="0"/>
+                <w:sz w:val="22"/>
+                <w:szCs w:val="22"/>
+                <w:lang w:val="en"/>
+                <w14:ligatures w14:val="none"/>
               </w:rPr>
               <w:t>Smaller packets</w:t>
             </w:r>
@@ -1603,13 +2396,24 @@
           </w:tcPr>
           <w:p>
             <w:pPr>
-              <w:rPr>
-                <w:rFonts w:ascii="Roboto Mono" w:hAnsi="Roboto Mono"/>
+              <w:spacing w:after="0" w:line="276" w:lineRule="auto"/>
+              <w:rPr>
+                <w:rFonts w:ascii="Roboto Mono" w:eastAsia="Arial" w:hAnsi="Roboto Mono" w:cs="Arial"/>
+                <w:kern w:val="0"/>
+                <w:sz w:val="22"/>
+                <w:szCs w:val="22"/>
+                <w:lang w:val="en"/>
+                <w14:ligatures w14:val="none"/>
               </w:rPr>
             </w:pPr>
             <w:r>
               <w:rPr>
-                <w:rFonts w:ascii="Roboto Mono" w:hAnsi="Roboto Mono"/>
+                <w:rFonts w:ascii="Roboto Mono" w:eastAsia="Arial" w:hAnsi="Roboto Mono" w:cs="Arial"/>
+                <w:kern w:val="0"/>
+                <w:sz w:val="22"/>
+                <w:szCs w:val="22"/>
+                <w:lang w:val="en"/>
+                <w14:ligatures w14:val="none"/>
               </w:rPr>
               <w:t>Frequent, smaller messages rather than large downloads</w:t>
             </w:r>
@@ -1638,27 +2442,48 @@
           </w:tcPr>
           <w:p>
             <w:pPr>
-              <w:rPr>
-                <w:rFonts w:ascii="Roboto Mono" w:hAnsi="Roboto Mono"/>
+              <w:spacing w:after="0" w:line="276" w:lineRule="auto"/>
+              <w:rPr>
+                <w:rFonts w:ascii="Roboto Mono" w:eastAsia="Arial" w:hAnsi="Roboto Mono" w:cs="Arial"/>
+                <w:kern w:val="0"/>
+                <w:sz w:val="22"/>
+                <w:szCs w:val="22"/>
+                <w:lang w:val="en"/>
+                <w14:ligatures w14:val="none"/>
               </w:rPr>
             </w:pPr>
             <w:r>
               <w:rPr>
-                <w:rFonts w:ascii="Segoe UI Symbol" w:hAnsi="Segoe UI Symbol" w:cs="Segoe UI Symbol"/>
+                <w:rFonts w:ascii="Segoe UI Symbol" w:eastAsia="Arial" w:hAnsi="Segoe UI Symbol" w:cs="Segoe UI Symbol"/>
+                <w:kern w:val="0"/>
+                <w:sz w:val="22"/>
+                <w:szCs w:val="22"/>
+                <w:lang w:val="en"/>
+                <w14:ligatures w14:val="none"/>
               </w:rPr>
               <w:t>🛡</w:t>
             </w:r>
             <w:r>
               <w:rPr>
-                <w:rFonts w:ascii="Roboto Mono" w:hAnsi="Roboto Mono"/>
+                <w:rFonts w:ascii="Roboto Mono" w:eastAsia="Arial" w:hAnsi="Roboto Mono" w:cs="Arial"/>
+                <w:kern w:val="0"/>
+                <w:sz w:val="22"/>
+                <w:szCs w:val="22"/>
+                <w:lang w:val="en"/>
+                <w14:ligatures w14:val="none"/>
               </w:rPr>
               <w:t xml:space="preserve"> </w:t>
             </w:r>
             <w:r>
               <w:rPr>
-                <w:rFonts w:ascii="Roboto Mono" w:hAnsi="Roboto Mono"/>
+                <w:rFonts w:ascii="Roboto Mono" w:eastAsia="Arial" w:hAnsi="Roboto Mono" w:cs="Arial"/>
                 <w:b/>
                 <w:bCs/>
+                <w:kern w:val="0"/>
+                <w:sz w:val="22"/>
+                <w:szCs w:val="22"/>
+                <w:lang w:val="en"/>
+                <w14:ligatures w14:val="none"/>
               </w:rPr>
               <w:t>Needs internal security</w:t>
             </w:r>
@@ -1682,13 +2507,24 @@
           </w:tcPr>
           <w:p>
             <w:pPr>
-              <w:rPr>
-                <w:rFonts w:ascii="Roboto Mono" w:hAnsi="Roboto Mono"/>
+              <w:spacing w:after="0" w:line="276" w:lineRule="auto"/>
+              <w:rPr>
+                <w:rFonts w:ascii="Roboto Mono" w:eastAsia="Arial" w:hAnsi="Roboto Mono" w:cs="Arial"/>
+                <w:kern w:val="0"/>
+                <w:sz w:val="22"/>
+                <w:szCs w:val="22"/>
+                <w:lang w:val="en"/>
+                <w14:ligatures w14:val="none"/>
               </w:rPr>
             </w:pPr>
             <w:r>
               <w:rPr>
-                <w:rFonts w:ascii="Roboto Mono" w:hAnsi="Roboto Mono"/>
+                <w:rFonts w:ascii="Roboto Mono" w:eastAsia="Arial" w:hAnsi="Roboto Mono" w:cs="Arial"/>
+                <w:kern w:val="0"/>
+                <w:sz w:val="22"/>
+                <w:szCs w:val="22"/>
+                <w:lang w:val="en"/>
+                <w14:ligatures w14:val="none"/>
               </w:rPr>
               <w:t>Can be a target for lateral movement during attacks</w:t>
             </w:r>
@@ -1697,101 +2533,158 @@
       </w:tr>
     </w:tbl>
     <w:p>
-      <w:r>
-        <w:pict w14:anchorId="4BE00683">
+      <w:pPr>
+        <w:spacing w:after="0" w:line="276" w:lineRule="auto"/>
+        <w:rPr>
+          <w:rFonts w:ascii="Arial" w:eastAsia="Arial" w:hAnsi="Arial" w:cs="Arial"/>
+          <w:kern w:val="0"/>
+          <w:sz w:val="22"/>
+          <w:szCs w:val="22"/>
+          <w:lang w:val="en"/>
+          <w14:ligatures w14:val="none"/>
+        </w:rPr>
+      </w:pPr>
+      <w:r>
+        <w:rPr>
+          <w:rFonts w:ascii="Arial" w:eastAsia="Arial" w:hAnsi="Arial" w:cs="Arial"/>
+          <w:kern w:val="0"/>
+          <w:sz w:val="22"/>
+          <w:szCs w:val="22"/>
+          <w:lang w:val="en"/>
+          <w14:ligatures w14:val="none"/>
+        </w:rPr>
+        <w:pict w14:anchorId="19BB189F">
           <v:rect id="_x0000_i1029" style="width:0;height:1.5pt" o:hralign="center" o:hrstd="t" o:hr="t" fillcolor="#a0a0a0" stroked="f"/>
         </w:pict>
       </w:r>
     </w:p>
     <w:p>
       <w:pPr>
-        <w:pStyle w:val="Heading2"/>
-        <w:keepNext w:val="0"/>
-        <w:keepLines w:val="0"/>
-        <w:spacing w:before="280"/>
+        <w:spacing w:before="280" w:after="80" w:line="276" w:lineRule="auto"/>
+        <w:outlineLvl w:val="1"/>
+        <w:rPr>
+          <w:rFonts w:asciiTheme="majorHAnsi" w:eastAsiaTheme="majorEastAsia" w:hAnsiTheme="majorHAnsi" w:cstheme="majorBidi"/>
+          <w:color w:val="2F5496" w:themeColor="accent1" w:themeShade="BF"/>
+          <w:kern w:val="0"/>
+          <w:sz w:val="32"/>
+          <w:szCs w:val="32"/>
+          <w:lang w:val="en"/>
+          <w14:ligatures w14:val="none"/>
+        </w:rPr>
       </w:pPr>
       <w:bookmarkStart w:id="6" w:name="_3qz2ioupt5is" w:colFirst="0" w:colLast="0"/>
       <w:bookmarkEnd w:id="6"/>
       <w:r>
         <w:rPr>
-          <w:rFonts w:ascii="Segoe UI Emoji" w:hAnsi="Segoe UI Emoji" w:cs="Segoe UI Emoji"/>
+          <w:rFonts w:ascii="Segoe UI Emoji" w:eastAsiaTheme="majorEastAsia" w:hAnsi="Segoe UI Emoji" w:cs="Segoe UI Emoji"/>
+          <w:color w:val="2F5496" w:themeColor="accent1" w:themeShade="BF"/>
+          <w:kern w:val="0"/>
+          <w:sz w:val="32"/>
+          <w:szCs w:val="32"/>
+          <w:lang w:val="en"/>
+          <w14:ligatures w14:val="none"/>
         </w:rPr>
         <w:t>🔐</w:t>
       </w:r>
       <w:r>
+        <w:rPr>
+          <w:rFonts w:asciiTheme="majorHAnsi" w:eastAsiaTheme="majorEastAsia" w:hAnsiTheme="majorHAnsi" w:cstheme="majorBidi"/>
+          <w:color w:val="2F5496" w:themeColor="accent1" w:themeShade="BF"/>
+          <w:kern w:val="0"/>
+          <w:sz w:val="32"/>
+          <w:szCs w:val="32"/>
+          <w:lang w:val="en"/>
+          <w14:ligatures w14:val="none"/>
+        </w:rPr>
         <w:t xml:space="preserve"> Security Focus for East-West Traffic</w:t>
       </w:r>
     </w:p>
     <w:p>
       <w:pPr>
-        <w:rPr>
-          <w:rFonts w:ascii="Roboto Mono" w:hAnsi="Roboto Mono"/>
+        <w:spacing w:after="0" w:line="276" w:lineRule="auto"/>
+        <w:rPr>
+          <w:rFonts w:ascii="Roboto Mono" w:eastAsia="Arial" w:hAnsi="Roboto Mono" w:cs="Arial"/>
+          <w:kern w:val="0"/>
+          <w:sz w:val="22"/>
+          <w:szCs w:val="22"/>
+          <w:lang w:val="en"/>
+          <w14:ligatures w14:val="none"/>
         </w:rPr>
       </w:pPr>
       <w:r>
         <w:rPr>
-          <w:rFonts w:ascii="Arial" w:hAnsi="Arial" w:eastAsia="Arial"/>
+          <w:rFonts w:ascii="Arial" w:eastAsia="Arial" w:hAnsi="Arial" w:cs="Arial"/>
           <w:b/>
-          <w:sz w:val="22"/>
+          <w:kern w:val="0"/>
+          <w:sz w:val="22"/>
+          <w:szCs w:val="22"/>
           <w:shd w:val="clear" w:color="auto" w:fill="B7B7B7"/>
+          <w:lang w:val="en"/>
+          <w14:ligatures w14:val="none"/>
         </w:rPr>
         <w:t># Source</w:t>
       </w:r>
       <w:r>
         <w:rPr>
-          <w:rFonts w:ascii="Arial" w:hAnsi="Arial" w:eastAsia="Arial"/>
-          <w:sz w:val="22"/>
+          <w:rFonts w:ascii="Arial" w:eastAsia="Arial" w:hAnsi="Arial" w:cs="Arial"/>
+          <w:kern w:val="0"/>
+          <w:sz w:val="22"/>
+          <w:szCs w:val="22"/>
           <w:shd w:val="clear" w:color="auto" w:fill="B7B7B7"/>
+          <w:lang w:val="en"/>
+          <w14:ligatures w14:val="none"/>
         </w:rPr>
         <w:t xml:space="preserve">: </w:t>
       </w:r>
-      <w:proofErr w:type="spellStart"/>
-      <w:r>
-        <w:rPr>
-          <w:rFonts w:ascii="Arial" w:hAnsi="Arial" w:eastAsia="Arial"/>
+      <w:r>
+        <w:rPr>
+          <w:rFonts w:ascii="Arial" w:eastAsia="Arial" w:hAnsi="Arial" w:cs="Arial"/>
           <w:b/>
-          <w:sz w:val="22"/>
+          <w:kern w:val="0"/>
+          <w:sz w:val="22"/>
+          <w:szCs w:val="22"/>
           <w:shd w:val="clear" w:color="auto" w:fill="B7B7B7"/>
-        </w:rPr>
-        <w:t>Chatgpt</w:t>
-      </w:r>
-      <w:proofErr w:type="spellEnd"/>
-      <w:r>
-        <w:rPr>
-          <w:rFonts w:ascii="Arial" w:hAnsi="Arial" w:eastAsia="Arial"/>
+          <w:lang w:val="en"/>
+          <w14:ligatures w14:val="none"/>
+        </w:rPr>
+        <w:t xml:space="preserve">Chatgpt </w:t>
+      </w:r>
+      <w:r>
+        <w:rPr>
+          <w:rFonts w:ascii="Arial" w:eastAsia="Arial" w:hAnsi="Arial" w:cs="Arial"/>
           <w:b/>
-          <w:sz w:val="22"/>
-          <w:shd w:val="clear" w:color="auto" w:fill="B7B7B7"/>
-        </w:rPr>
-        <w:t xml:space="preserve"> </w:t>
-      </w:r>
-      <w:r>
-        <w:rPr>
-          <w:rFonts w:ascii="Arial" w:hAnsi="Arial" w:eastAsia="Arial"/>
-          <w:b/>
+          <w:kern w:val="0"/>
           <w:sz w:val="22"/>
           <w:szCs w:val="14"/>
           <w:shd w:val="clear" w:color="auto" w:fill="B7B7B7"/>
+          <w:lang w:val="en"/>
+          <w14:ligatures w14:val="none"/>
         </w:rPr>
         <w:t>(GPT</w:t>
       </w:r>
       <w:r>
         <w:rPr>
-          <w:rFonts w:ascii="Arial" w:hAnsi="Arial" w:cs="Cambria Math" w:eastAsia="Arial"/>
+          <w:rFonts w:ascii="Cambria Math" w:eastAsia="Arial" w:hAnsi="Cambria Math" w:cs="Cambria Math"/>
           <w:b/>
+          <w:kern w:val="0"/>
           <w:sz w:val="22"/>
           <w:szCs w:val="14"/>
           <w:shd w:val="clear" w:color="auto" w:fill="B7B7B7"/>
+          <w:lang w:val="en"/>
+          <w14:ligatures w14:val="none"/>
         </w:rPr>
         <w:t>‑</w:t>
       </w:r>
       <w:r>
         <w:rPr>
-          <w:rFonts w:ascii="Arial" w:hAnsi="Arial" w:eastAsia="Arial"/>
+          <w:rFonts w:ascii="Arial" w:eastAsia="Arial" w:hAnsi="Arial" w:cs="Arial"/>
           <w:b/>
+          <w:kern w:val="0"/>
           <w:sz w:val="22"/>
           <w:szCs w:val="14"/>
           <w:shd w:val="clear" w:color="auto" w:fill="B7B7B7"/>
+          <w:lang w:val="en"/>
+          <w14:ligatures w14:val="none"/>
         </w:rPr>
         <w:t>5 Mini) at [12/9/2025]</w:t>
       </w:r>
@@ -1802,42 +2695,70 @@
           <w:ilvl w:val="0"/>
           <w:numId w:val="2"/>
         </w:numPr>
-        <w:spacing w:before="240"/>
-        <w:rPr>
-          <w:rFonts w:ascii="Roboto Mono" w:hAnsi="Roboto Mono"/>
+        <w:spacing w:before="240" w:after="0" w:line="276" w:lineRule="auto"/>
+        <w:rPr>
+          <w:rFonts w:ascii="Roboto Mono" w:eastAsia="Arial" w:hAnsi="Roboto Mono" w:cs="Arial"/>
+          <w:kern w:val="0"/>
+          <w:sz w:val="22"/>
+          <w:szCs w:val="22"/>
+          <w:lang w:val="en"/>
+          <w14:ligatures w14:val="none"/>
         </w:rPr>
       </w:pPr>
       <w:r>
         <w:rPr>
-          <w:rFonts w:ascii="Segoe UI Emoji" w:hAnsi="Segoe UI Emoji" w:cs="Segoe UI Emoji"/>
+          <w:rFonts w:ascii="Segoe UI Emoji" w:eastAsia="Arial" w:hAnsi="Segoe UI Emoji" w:cs="Segoe UI Emoji"/>
+          <w:kern w:val="0"/>
+          <w:sz w:val="22"/>
+          <w:szCs w:val="22"/>
+          <w:lang w:val="en"/>
+          <w14:ligatures w14:val="none"/>
         </w:rPr>
         <w:t>🔒</w:t>
       </w:r>
       <w:r>
         <w:rPr>
-          <w:rFonts w:ascii="Roboto Mono" w:hAnsi="Roboto Mono"/>
+          <w:rFonts w:ascii="Roboto Mono" w:eastAsia="Arial" w:hAnsi="Roboto Mono" w:cs="Arial"/>
+          <w:kern w:val="0"/>
+          <w:sz w:val="22"/>
+          <w:szCs w:val="22"/>
+          <w:lang w:val="en"/>
+          <w14:ligatures w14:val="none"/>
         </w:rPr>
         <w:t xml:space="preserve"> </w:t>
       </w:r>
-      <w:proofErr w:type="spellStart"/>
-      <w:r>
-        <w:rPr>
-          <w:rFonts w:ascii="Roboto Mono" w:hAnsi="Roboto Mono"/>
+      <w:r>
+        <w:rPr>
+          <w:rFonts w:ascii="Roboto Mono" w:eastAsia="Arial" w:hAnsi="Roboto Mono" w:cs="Arial"/>
           <w:b/>
           <w:bCs/>
+          <w:kern w:val="0"/>
+          <w:sz w:val="22"/>
+          <w:szCs w:val="22"/>
+          <w:lang w:val="en"/>
+          <w14:ligatures w14:val="none"/>
         </w:rPr>
         <w:t>Microsegmentation</w:t>
       </w:r>
-      <w:proofErr w:type="spellEnd"/>
-      <w:r>
-        <w:rPr>
-          <w:rFonts w:ascii="Roboto Mono" w:hAnsi="Roboto Mono"/>
+      <w:r>
+        <w:rPr>
+          <w:rFonts w:ascii="Roboto Mono" w:eastAsia="Arial" w:hAnsi="Roboto Mono" w:cs="Arial"/>
+          <w:kern w:val="0"/>
+          <w:sz w:val="22"/>
+          <w:szCs w:val="22"/>
+          <w:lang w:val="en"/>
+          <w14:ligatures w14:val="none"/>
         </w:rPr>
         <w:t xml:space="preserve"> – Isolate workloads using software-defined policies</w:t>
       </w:r>
       <w:r>
         <w:rPr>
-          <w:rFonts w:ascii="Roboto Mono" w:hAnsi="Roboto Mono"/>
+          <w:rFonts w:ascii="Roboto Mono" w:eastAsia="Arial" w:hAnsi="Roboto Mono" w:cs="Arial"/>
+          <w:kern w:val="0"/>
+          <w:sz w:val="22"/>
+          <w:szCs w:val="22"/>
+          <w:lang w:val="en"/>
+          <w14:ligatures w14:val="none"/>
         </w:rPr>
         <w:br/>
       </w:r>
@@ -1848,39 +2769,70 @@
           <w:ilvl w:val="0"/>
           <w:numId w:val="2"/>
         </w:numPr>
-        <w:rPr>
-          <w:rFonts w:ascii="Roboto Mono" w:hAnsi="Roboto Mono"/>
+        <w:spacing w:after="0" w:line="276" w:lineRule="auto"/>
+        <w:rPr>
+          <w:rFonts w:ascii="Roboto Mono" w:eastAsia="Arial" w:hAnsi="Roboto Mono" w:cs="Arial"/>
+          <w:kern w:val="0"/>
+          <w:sz w:val="22"/>
+          <w:szCs w:val="22"/>
+          <w:lang w:val="en"/>
+          <w14:ligatures w14:val="none"/>
         </w:rPr>
       </w:pPr>
       <w:r>
         <w:rPr>
-          <w:rFonts w:ascii="Segoe UI Emoji" w:hAnsi="Segoe UI Emoji" w:cs="Segoe UI Emoji"/>
+          <w:rFonts w:ascii="Segoe UI Emoji" w:eastAsia="Arial" w:hAnsi="Segoe UI Emoji" w:cs="Segoe UI Emoji"/>
+          <w:kern w:val="0"/>
+          <w:sz w:val="22"/>
+          <w:szCs w:val="22"/>
+          <w:lang w:val="en"/>
+          <w14:ligatures w14:val="none"/>
         </w:rPr>
         <w:t>🔍</w:t>
       </w:r>
       <w:r>
         <w:rPr>
-          <w:rFonts w:ascii="Roboto Mono" w:hAnsi="Roboto Mono"/>
+          <w:rFonts w:ascii="Roboto Mono" w:eastAsia="Arial" w:hAnsi="Roboto Mono" w:cs="Arial"/>
+          <w:kern w:val="0"/>
+          <w:sz w:val="22"/>
+          <w:szCs w:val="22"/>
+          <w:lang w:val="en"/>
+          <w14:ligatures w14:val="none"/>
         </w:rPr>
         <w:t xml:space="preserve"> </w:t>
       </w:r>
       <w:r>
         <w:rPr>
-          <w:rFonts w:ascii="Roboto Mono" w:hAnsi="Roboto Mono"/>
+          <w:rFonts w:ascii="Roboto Mono" w:eastAsia="Arial" w:hAnsi="Roboto Mono" w:cs="Arial"/>
           <w:b/>
           <w:bCs/>
+          <w:kern w:val="0"/>
+          <w:sz w:val="22"/>
+          <w:szCs w:val="22"/>
+          <w:lang w:val="en"/>
+          <w14:ligatures w14:val="none"/>
         </w:rPr>
         <w:t>East-West firewalls</w:t>
       </w:r>
       <w:r>
         <w:rPr>
-          <w:rFonts w:ascii="Roboto Mono" w:hAnsi="Roboto Mono"/>
+          <w:rFonts w:ascii="Roboto Mono" w:eastAsia="Arial" w:hAnsi="Roboto Mono" w:cs="Arial"/>
+          <w:kern w:val="0"/>
+          <w:sz w:val="22"/>
+          <w:szCs w:val="22"/>
+          <w:lang w:val="en"/>
+          <w14:ligatures w14:val="none"/>
         </w:rPr>
         <w:t xml:space="preserve"> – Monitor internal traffic, not just inbound/outbound</w:t>
       </w:r>
       <w:r>
         <w:rPr>
-          <w:rFonts w:ascii="Roboto Mono" w:hAnsi="Roboto Mono"/>
+          <w:rFonts w:ascii="Roboto Mono" w:eastAsia="Arial" w:hAnsi="Roboto Mono" w:cs="Arial"/>
+          <w:kern w:val="0"/>
+          <w:sz w:val="22"/>
+          <w:szCs w:val="22"/>
+          <w:lang w:val="en"/>
+          <w14:ligatures w14:val="none"/>
         </w:rPr>
         <w:br/>
       </w:r>
@@ -1891,143 +2843,244 @@
           <w:ilvl w:val="0"/>
           <w:numId w:val="2"/>
         </w:numPr>
-        <w:spacing w:after="240"/>
+        <w:spacing w:after="240" w:line="276" w:lineRule="auto"/>
+        <w:rPr>
+          <w:rFonts w:ascii="Arial" w:eastAsia="Arial" w:hAnsi="Arial" w:cs="Arial"/>
+          <w:kern w:val="0"/>
+          <w:sz w:val="22"/>
+          <w:szCs w:val="22"/>
+          <w:lang w:val="en"/>
+          <w14:ligatures w14:val="none"/>
+        </w:rPr>
       </w:pPr>
       <w:r>
         <w:rPr>
-          <w:rFonts w:ascii="Segoe UI Emoji" w:hAnsi="Segoe UI Emoji" w:cs="Segoe UI Emoji"/>
+          <w:rFonts w:ascii="Segoe UI Emoji" w:eastAsia="Arial" w:hAnsi="Segoe UI Emoji" w:cs="Segoe UI Emoji"/>
+          <w:kern w:val="0"/>
+          <w:sz w:val="22"/>
+          <w:szCs w:val="22"/>
+          <w:lang w:val="en"/>
+          <w14:ligatures w14:val="none"/>
         </w:rPr>
         <w:t>🧠</w:t>
       </w:r>
       <w:r>
         <w:rPr>
-          <w:rFonts w:ascii="Roboto Mono" w:hAnsi="Roboto Mono"/>
+          <w:rFonts w:ascii="Roboto Mono" w:eastAsia="Arial" w:hAnsi="Roboto Mono" w:cs="Arial"/>
+          <w:kern w:val="0"/>
+          <w:sz w:val="22"/>
+          <w:szCs w:val="22"/>
+          <w:lang w:val="en"/>
+          <w14:ligatures w14:val="none"/>
         </w:rPr>
         <w:t xml:space="preserve"> </w:t>
       </w:r>
       <w:r>
         <w:rPr>
-          <w:rFonts w:ascii="Roboto Mono" w:hAnsi="Roboto Mono"/>
+          <w:rFonts w:ascii="Roboto Mono" w:eastAsia="Arial" w:hAnsi="Roboto Mono" w:cs="Arial"/>
           <w:b/>
           <w:bCs/>
+          <w:kern w:val="0"/>
+          <w:sz w:val="22"/>
+          <w:szCs w:val="22"/>
+          <w:lang w:val="en"/>
+          <w14:ligatures w14:val="none"/>
         </w:rPr>
         <w:t>Zero Trust</w:t>
       </w:r>
       <w:r>
         <w:rPr>
-          <w:rFonts w:ascii="Roboto Mono" w:hAnsi="Roboto Mono"/>
+          <w:rFonts w:ascii="Roboto Mono" w:eastAsia="Arial" w:hAnsi="Roboto Mono" w:cs="Arial"/>
+          <w:kern w:val="0"/>
+          <w:sz w:val="22"/>
+          <w:szCs w:val="22"/>
+          <w:lang w:val="en"/>
+          <w14:ligatures w14:val="none"/>
         </w:rPr>
         <w:t xml:space="preserve"> – Authenticate all communications even inside the network</w:t>
-      </w:r>
-    </w:p>
-    <w:p>
-      <w:r>
-        <w:pict w14:anchorId="6C66B8DD">
-          <v:rect id="_x0000_i1030" style="width:0;height:1.5pt" o:hralign="center" o:hrstd="t" o:hr="t" fillcolor="#a0a0a0" stroked="f"/>
-        </w:pict>
       </w:r>
     </w:p>
     <w:p>
       <w:pPr>
-        <w:pStyle w:val="Heading2"/>
-        <w:keepNext w:val="0"/>
-        <w:keepLines w:val="0"/>
-        <w:spacing w:before="280"/>
+        <w:spacing w:after="0" w:line="276" w:lineRule="auto"/>
+        <w:rPr>
+          <w:rFonts w:ascii="Arial" w:eastAsia="Arial" w:hAnsi="Arial" w:cs="Arial"/>
+          <w:kern w:val="0"/>
+          <w:sz w:val="22"/>
+          <w:szCs w:val="22"/>
+          <w:lang w:val="en"/>
+          <w14:ligatures w14:val="none"/>
+        </w:rPr>
+      </w:pPr>
+      <w:r>
+        <w:rPr>
+          <w:rFonts w:ascii="Arial" w:eastAsia="Arial" w:hAnsi="Arial" w:cs="Arial"/>
+          <w:kern w:val="0"/>
+          <w:sz w:val="22"/>
+          <w:szCs w:val="22"/>
+          <w:lang w:val="en"/>
+          <w14:ligatures w14:val="none"/>
+        </w:rPr>
+        <w:pict w14:anchorId="39AC39EB">
+          <v:rect id="_x0000_i1030" style="width:0;height:1.5pt" o:hralign="center" o:hrstd="t" o:hr="t" fillcolor="#a0a0a0" stroked="f"/>
+        </w:pict>
+      </w:r>
+    </w:p>
+    <w:p>
+      <w:pPr>
+        <w:spacing w:before="280" w:after="80" w:line="276" w:lineRule="auto"/>
+        <w:outlineLvl w:val="1"/>
+        <w:rPr>
+          <w:rFonts w:asciiTheme="majorHAnsi" w:eastAsiaTheme="majorEastAsia" w:hAnsiTheme="majorHAnsi" w:cstheme="majorBidi"/>
+          <w:color w:val="2F5496" w:themeColor="accent1" w:themeShade="BF"/>
+          <w:kern w:val="0"/>
+          <w:sz w:val="32"/>
+          <w:szCs w:val="32"/>
+          <w:lang w:val="en"/>
+          <w14:ligatures w14:val="none"/>
+        </w:rPr>
       </w:pPr>
       <w:bookmarkStart w:id="7" w:name="_17bp54u82y61" w:colFirst="0" w:colLast="0"/>
       <w:bookmarkEnd w:id="7"/>
       <w:r>
         <w:rPr>
-          <w:rFonts w:ascii="Segoe UI Emoji" w:hAnsi="Segoe UI Emoji" w:cs="Segoe UI Emoji"/>
+          <w:rFonts w:ascii="Segoe UI Emoji" w:eastAsiaTheme="majorEastAsia" w:hAnsi="Segoe UI Emoji" w:cs="Segoe UI Emoji"/>
+          <w:color w:val="2F5496" w:themeColor="accent1" w:themeShade="BF"/>
+          <w:kern w:val="0"/>
+          <w:sz w:val="32"/>
+          <w:szCs w:val="32"/>
+          <w:lang w:val="en"/>
+          <w14:ligatures w14:val="none"/>
         </w:rPr>
         <w:t>🆚</w:t>
       </w:r>
       <w:r>
+        <w:rPr>
+          <w:rFonts w:asciiTheme="majorHAnsi" w:eastAsiaTheme="majorEastAsia" w:hAnsiTheme="majorHAnsi" w:cstheme="majorBidi"/>
+          <w:color w:val="2F5496" w:themeColor="accent1" w:themeShade="BF"/>
+          <w:kern w:val="0"/>
+          <w:sz w:val="32"/>
+          <w:szCs w:val="32"/>
+          <w:lang w:val="en"/>
+          <w14:ligatures w14:val="none"/>
+        </w:rPr>
         <w:t xml:space="preserve"> East-West vs North-South Traffic</w:t>
       </w:r>
     </w:p>
     <w:p>
       <w:pPr>
-        <w:rPr>
-          <w:rFonts w:ascii="Roboto Mono" w:hAnsi="Roboto Mono"/>
+        <w:spacing w:after="0" w:line="276" w:lineRule="auto"/>
+        <w:rPr>
+          <w:rFonts w:ascii="Roboto Mono" w:eastAsia="Arial" w:hAnsi="Roboto Mono" w:cs="Arial"/>
+          <w:kern w:val="0"/>
+          <w:sz w:val="22"/>
+          <w:szCs w:val="22"/>
+          <w:lang w:val="en"/>
+          <w14:ligatures w14:val="none"/>
         </w:rPr>
       </w:pPr>
       <w:r>
         <w:rPr>
-          <w:rFonts w:ascii="Arial" w:hAnsi="Arial" w:eastAsia="Arial"/>
+          <w:rFonts w:ascii="Arial" w:eastAsia="Arial" w:hAnsi="Arial" w:cs="Arial"/>
           <w:b/>
-          <w:sz w:val="22"/>
+          <w:kern w:val="0"/>
+          <w:sz w:val="22"/>
+          <w:szCs w:val="22"/>
           <w:shd w:val="clear" w:color="auto" w:fill="B7B7B7"/>
+          <w:lang w:val="en"/>
+          <w14:ligatures w14:val="none"/>
         </w:rPr>
         <w:t># Source</w:t>
       </w:r>
       <w:r>
         <w:rPr>
-          <w:rFonts w:ascii="Arial" w:hAnsi="Arial" w:eastAsia="Arial"/>
-          <w:sz w:val="22"/>
+          <w:rFonts w:ascii="Arial" w:eastAsia="Arial" w:hAnsi="Arial" w:cs="Arial"/>
+          <w:kern w:val="0"/>
+          <w:sz w:val="22"/>
+          <w:szCs w:val="22"/>
           <w:shd w:val="clear" w:color="auto" w:fill="B7B7B7"/>
+          <w:lang w:val="en"/>
+          <w14:ligatures w14:val="none"/>
         </w:rPr>
         <w:t xml:space="preserve">: </w:t>
       </w:r>
-      <w:proofErr w:type="spellStart"/>
-      <w:r>
-        <w:rPr>
-          <w:rFonts w:ascii="Arial" w:hAnsi="Arial" w:eastAsia="Arial"/>
+      <w:r>
+        <w:rPr>
+          <w:rFonts w:ascii="Arial" w:eastAsia="Arial" w:hAnsi="Arial" w:cs="Arial"/>
           <w:b/>
-          <w:sz w:val="22"/>
+          <w:kern w:val="0"/>
+          <w:sz w:val="22"/>
+          <w:szCs w:val="22"/>
           <w:shd w:val="clear" w:color="auto" w:fill="B7B7B7"/>
-        </w:rPr>
-        <w:t>Chatgpt</w:t>
-      </w:r>
-      <w:proofErr w:type="spellEnd"/>
-      <w:r>
-        <w:rPr>
-          <w:rFonts w:ascii="Arial" w:hAnsi="Arial" w:eastAsia="Arial"/>
+          <w:lang w:val="en"/>
+          <w14:ligatures w14:val="none"/>
+        </w:rPr>
+        <w:t xml:space="preserve">Chatgpt </w:t>
+      </w:r>
+      <w:r>
+        <w:rPr>
+          <w:rFonts w:ascii="Arial" w:eastAsia="Arial" w:hAnsi="Arial" w:cs="Arial"/>
           <w:b/>
-          <w:sz w:val="22"/>
-          <w:shd w:val="clear" w:color="auto" w:fill="B7B7B7"/>
-        </w:rPr>
-        <w:t xml:space="preserve"> </w:t>
-      </w:r>
-      <w:r>
-        <w:rPr>
-          <w:rFonts w:ascii="Arial" w:hAnsi="Arial" w:eastAsia="Arial"/>
-          <w:b/>
+          <w:kern w:val="0"/>
           <w:sz w:val="22"/>
           <w:szCs w:val="14"/>
           <w:shd w:val="clear" w:color="auto" w:fill="B7B7B7"/>
+          <w:lang w:val="en"/>
+          <w14:ligatures w14:val="none"/>
         </w:rPr>
         <w:t>(GPT</w:t>
       </w:r>
       <w:r>
         <w:rPr>
-          <w:rFonts w:ascii="Arial" w:hAnsi="Arial" w:cs="Cambria Math" w:eastAsia="Arial"/>
+          <w:rFonts w:ascii="Cambria Math" w:eastAsia="Arial" w:hAnsi="Cambria Math" w:cs="Cambria Math"/>
           <w:b/>
+          <w:kern w:val="0"/>
           <w:sz w:val="22"/>
           <w:szCs w:val="14"/>
           <w:shd w:val="clear" w:color="auto" w:fill="B7B7B7"/>
+          <w:lang w:val="en"/>
+          <w14:ligatures w14:val="none"/>
         </w:rPr>
         <w:t>‑</w:t>
       </w:r>
       <w:r>
         <w:rPr>
-          <w:rFonts w:ascii="Arial" w:hAnsi="Arial" w:eastAsia="Arial"/>
+          <w:rFonts w:ascii="Arial" w:eastAsia="Arial" w:hAnsi="Arial" w:cs="Arial"/>
           <w:b/>
+          <w:kern w:val="0"/>
           <w:sz w:val="22"/>
           <w:szCs w:val="14"/>
           <w:shd w:val="clear" w:color="auto" w:fill="B7B7B7"/>
+          <w:lang w:val="en"/>
+          <w14:ligatures w14:val="none"/>
         </w:rPr>
         <w:t>5 Mini) at [12/9/2025]</w:t>
       </w:r>
     </w:p>
     <w:p>
-      <w:r>
-        <w:rPr>
+      <w:pPr>
+        <w:spacing w:after="0" w:line="276" w:lineRule="auto"/>
+        <w:rPr>
+          <w:rFonts w:ascii="Arial" w:eastAsia="Arial" w:hAnsi="Arial" w:cs="Arial"/>
+          <w:kern w:val="0"/>
+          <w:sz w:val="22"/>
+          <w:szCs w:val="22"/>
+          <w:lang w:val="en"/>
+          <w14:ligatures w14:val="none"/>
+        </w:rPr>
+      </w:pPr>
+      <w:r>
+        <w:rPr>
+          <w:rFonts w:ascii="Arial" w:eastAsia="Arial" w:hAnsi="Arial" w:cs="Arial"/>
           <w:noProof/>
-        </w:rPr>
-        <w:lastRenderedPageBreak/>
+          <w:kern w:val="0"/>
+          <w:sz w:val="22"/>
+          <w:szCs w:val="22"/>
+          <w:lang w:val="en"/>
+          <w14:ligatures w14:val="none"/>
+        </w:rPr>
         <w:drawing>
-          <wp:inline distT="114300" distB="114300" distL="114300" distR="114300" wp14:anchorId="7C0B9547" wp14:editId="636AD148">
+          <wp:inline distT="114300" distB="114300" distL="114300" distR="114300" wp14:anchorId="252D05DD" wp14:editId="4B46A9BB">
             <wp:extent cx="5943600" cy="1625600"/>
             <wp:effectExtent l="0" t="0" r="0" b="0"/>
             <wp:docPr id="1" name="image3.png"/>
@@ -2063,7 +3116,19 @@
         </w:drawing>
       </w:r>
     </w:p>
-    <w:p/>
+    <w:p>
+      <w:pPr>
+        <w:spacing w:after="0" w:line="276" w:lineRule="auto"/>
+        <w:rPr>
+          <w:rFonts w:ascii="Arial" w:eastAsia="Arial" w:hAnsi="Arial" w:cs="Arial"/>
+          <w:kern w:val="0"/>
+          <w:sz w:val="22"/>
+          <w:szCs w:val="22"/>
+          <w:lang w:val="en"/>
+          <w14:ligatures w14:val="none"/>
+        </w:rPr>
+      </w:pPr>
+    </w:p>
     <w:tbl>
       <w:tblPr>
         <w:tblW w:w="9240" w:type="dxa"/>
@@ -2105,16 +3170,27 @@
           </w:tcPr>
           <w:p>
             <w:pPr>
+              <w:spacing w:after="0" w:line="276" w:lineRule="auto"/>
               <w:jc w:val="center"/>
               <w:rPr>
-                <w:rFonts w:ascii="Roboto Mono" w:hAnsi="Roboto Mono"/>
+                <w:rFonts w:ascii="Roboto Mono" w:eastAsia="Arial" w:hAnsi="Roboto Mono" w:cs="Arial"/>
+                <w:kern w:val="0"/>
+                <w:sz w:val="22"/>
+                <w:szCs w:val="22"/>
+                <w:lang w:val="en"/>
+                <w14:ligatures w14:val="none"/>
               </w:rPr>
             </w:pPr>
             <w:r>
               <w:rPr>
-                <w:rFonts w:ascii="Roboto Mono" w:hAnsi="Roboto Mono"/>
+                <w:rFonts w:ascii="Roboto Mono" w:eastAsia="Arial" w:hAnsi="Roboto Mono" w:cs="Arial"/>
                 <w:b/>
                 <w:bCs/>
+                <w:kern w:val="0"/>
+                <w:sz w:val="22"/>
+                <w:szCs w:val="22"/>
+                <w:lang w:val="en"/>
+                <w14:ligatures w14:val="none"/>
               </w:rPr>
               <w:t>Feature</w:t>
             </w:r>
@@ -2138,16 +3214,27 @@
           </w:tcPr>
           <w:p>
             <w:pPr>
+              <w:spacing w:after="0" w:line="276" w:lineRule="auto"/>
               <w:jc w:val="center"/>
               <w:rPr>
-                <w:rFonts w:ascii="Roboto Mono" w:hAnsi="Roboto Mono"/>
+                <w:rFonts w:ascii="Roboto Mono" w:eastAsia="Arial" w:hAnsi="Roboto Mono" w:cs="Arial"/>
+                <w:kern w:val="0"/>
+                <w:sz w:val="22"/>
+                <w:szCs w:val="22"/>
+                <w:lang w:val="en"/>
+                <w14:ligatures w14:val="none"/>
               </w:rPr>
             </w:pPr>
             <w:r>
               <w:rPr>
-                <w:rFonts w:ascii="Roboto Mono" w:hAnsi="Roboto Mono"/>
+                <w:rFonts w:ascii="Roboto Mono" w:eastAsia="Arial" w:hAnsi="Roboto Mono" w:cs="Arial"/>
                 <w:b/>
                 <w:bCs/>
+                <w:kern w:val="0"/>
+                <w:sz w:val="22"/>
+                <w:szCs w:val="22"/>
+                <w:lang w:val="en"/>
+                <w14:ligatures w14:val="none"/>
               </w:rPr>
               <w:t>East-West Traffic</w:t>
             </w:r>
@@ -2171,16 +3258,27 @@
           </w:tcPr>
           <w:p>
             <w:pPr>
+              <w:spacing w:after="0" w:line="276" w:lineRule="auto"/>
               <w:jc w:val="center"/>
               <w:rPr>
-                <w:rFonts w:ascii="Roboto Mono" w:hAnsi="Roboto Mono"/>
+                <w:rFonts w:ascii="Roboto Mono" w:eastAsia="Arial" w:hAnsi="Roboto Mono" w:cs="Arial"/>
+                <w:kern w:val="0"/>
+                <w:sz w:val="22"/>
+                <w:szCs w:val="22"/>
+                <w:lang w:val="en"/>
+                <w14:ligatures w14:val="none"/>
               </w:rPr>
             </w:pPr>
             <w:r>
               <w:rPr>
-                <w:rFonts w:ascii="Roboto Mono" w:hAnsi="Roboto Mono"/>
+                <w:rFonts w:ascii="Roboto Mono" w:eastAsia="Arial" w:hAnsi="Roboto Mono" w:cs="Arial"/>
                 <w:b/>
                 <w:bCs/>
+                <w:kern w:val="0"/>
+                <w:sz w:val="22"/>
+                <w:szCs w:val="22"/>
+                <w:lang w:val="en"/>
+                <w14:ligatures w14:val="none"/>
               </w:rPr>
               <w:t>North-South Traffic</w:t>
             </w:r>
@@ -2209,19 +3307,35 @@
           </w:tcPr>
           <w:p>
             <w:pPr>
-              <w:rPr>
-                <w:rFonts w:ascii="Roboto Mono" w:hAnsi="Roboto Mono"/>
+              <w:spacing w:after="0" w:line="276" w:lineRule="auto"/>
+              <w:rPr>
+                <w:rFonts w:ascii="Roboto Mono" w:eastAsia="Arial" w:hAnsi="Roboto Mono" w:cs="Arial"/>
+                <w:kern w:val="0"/>
+                <w:sz w:val="22"/>
+                <w:szCs w:val="22"/>
+                <w:lang w:val="en"/>
+                <w14:ligatures w14:val="none"/>
               </w:rPr>
             </w:pPr>
             <w:r>
               <w:rPr>
-                <w:rFonts w:ascii="Segoe UI Emoji" w:hAnsi="Segoe UI Emoji" w:cs="Segoe UI Emoji"/>
+                <w:rFonts w:ascii="Segoe UI Emoji" w:eastAsia="Arial" w:hAnsi="Segoe UI Emoji" w:cs="Segoe UI Emoji"/>
+                <w:kern w:val="0"/>
+                <w:sz w:val="22"/>
+                <w:szCs w:val="22"/>
+                <w:lang w:val="en"/>
+                <w14:ligatures w14:val="none"/>
               </w:rPr>
               <w:t>📍</w:t>
             </w:r>
             <w:r>
               <w:rPr>
-                <w:rFonts w:ascii="Roboto Mono" w:hAnsi="Roboto Mono"/>
+                <w:rFonts w:ascii="Roboto Mono" w:eastAsia="Arial" w:hAnsi="Roboto Mono" w:cs="Arial"/>
+                <w:kern w:val="0"/>
+                <w:sz w:val="22"/>
+                <w:szCs w:val="22"/>
+                <w:lang w:val="en"/>
+                <w14:ligatures w14:val="none"/>
               </w:rPr>
               <w:t xml:space="preserve"> Direction</w:t>
             </w:r>
@@ -2245,25 +3359,46 @@
           </w:tcPr>
           <w:p>
             <w:pPr>
-              <w:rPr>
-                <w:rFonts w:ascii="Roboto Mono" w:hAnsi="Roboto Mono"/>
+              <w:spacing w:after="0" w:line="276" w:lineRule="auto"/>
+              <w:rPr>
+                <w:rFonts w:ascii="Roboto Mono" w:eastAsia="Arial" w:hAnsi="Roboto Mono" w:cs="Arial"/>
+                <w:kern w:val="0"/>
+                <w:sz w:val="22"/>
+                <w:szCs w:val="22"/>
+                <w:lang w:val="en"/>
+                <w14:ligatures w14:val="none"/>
               </w:rPr>
             </w:pPr>
             <w:r>
               <w:rPr>
                 <w:rFonts w:ascii="Roboto Mono" w:eastAsia="Arial Unicode MS" w:hAnsi="Roboto Mono" w:cs="Arial Unicode MS"/>
+                <w:kern w:val="0"/>
+                <w:sz w:val="22"/>
+                <w:szCs w:val="22"/>
+                <w:lang w:val="en"/>
+                <w14:ligatures w14:val="none"/>
               </w:rPr>
               <w:t xml:space="preserve">Lateral (internal </w:t>
             </w:r>
             <w:r>
               <w:rPr>
-                <w:rFonts w:eastAsia="Arial Unicode MS"/>
+                <w:rFonts w:ascii="Arial" w:eastAsia="Arial Unicode MS" w:hAnsi="Arial" w:cs="Arial"/>
+                <w:kern w:val="0"/>
+                <w:sz w:val="22"/>
+                <w:szCs w:val="22"/>
+                <w:lang w:val="en"/>
+                <w14:ligatures w14:val="none"/>
               </w:rPr>
               <w:t>→</w:t>
             </w:r>
             <w:r>
               <w:rPr>
                 <w:rFonts w:ascii="Roboto Mono" w:eastAsia="Arial Unicode MS" w:hAnsi="Roboto Mono" w:cs="Arial Unicode MS"/>
+                <w:kern w:val="0"/>
+                <w:sz w:val="22"/>
+                <w:szCs w:val="22"/>
+                <w:lang w:val="en"/>
+                <w14:ligatures w14:val="none"/>
               </w:rPr>
               <w:t xml:space="preserve"> internal)</w:t>
             </w:r>
@@ -2287,25 +3422,46 @@
           </w:tcPr>
           <w:p>
             <w:pPr>
-              <w:rPr>
-                <w:rFonts w:ascii="Roboto Mono" w:hAnsi="Roboto Mono"/>
+              <w:spacing w:after="0" w:line="276" w:lineRule="auto"/>
+              <w:rPr>
+                <w:rFonts w:ascii="Roboto Mono" w:eastAsia="Arial" w:hAnsi="Roboto Mono" w:cs="Arial"/>
+                <w:kern w:val="0"/>
+                <w:sz w:val="22"/>
+                <w:szCs w:val="22"/>
+                <w:lang w:val="en"/>
+                <w14:ligatures w14:val="none"/>
               </w:rPr>
             </w:pPr>
             <w:r>
               <w:rPr>
                 <w:rFonts w:ascii="Roboto Mono" w:eastAsia="Arial Unicode MS" w:hAnsi="Roboto Mono" w:cs="Arial Unicode MS"/>
+                <w:kern w:val="0"/>
+                <w:sz w:val="22"/>
+                <w:szCs w:val="22"/>
+                <w:lang w:val="en"/>
+                <w14:ligatures w14:val="none"/>
               </w:rPr>
               <w:t xml:space="preserve">Vertical (internal </w:t>
             </w:r>
             <w:r>
               <w:rPr>
-                <w:rFonts w:eastAsia="Arial Unicode MS"/>
+                <w:rFonts w:ascii="Arial" w:eastAsia="Arial Unicode MS" w:hAnsi="Arial" w:cs="Arial"/>
+                <w:kern w:val="0"/>
+                <w:sz w:val="22"/>
+                <w:szCs w:val="22"/>
+                <w:lang w:val="en"/>
+                <w14:ligatures w14:val="none"/>
               </w:rPr>
               <w:t>↔</w:t>
             </w:r>
             <w:r>
               <w:rPr>
                 <w:rFonts w:ascii="Roboto Mono" w:eastAsia="Arial Unicode MS" w:hAnsi="Roboto Mono" w:cs="Arial Unicode MS"/>
+                <w:kern w:val="0"/>
+                <w:sz w:val="22"/>
+                <w:szCs w:val="22"/>
+                <w:lang w:val="en"/>
+                <w14:ligatures w14:val="none"/>
               </w:rPr>
               <w:t xml:space="preserve"> external)</w:t>
             </w:r>
@@ -2334,19 +3490,35 @@
           </w:tcPr>
           <w:p>
             <w:pPr>
-              <w:rPr>
-                <w:rFonts w:ascii="Roboto Mono" w:hAnsi="Roboto Mono"/>
+              <w:spacing w:after="0" w:line="276" w:lineRule="auto"/>
+              <w:rPr>
+                <w:rFonts w:ascii="Roboto Mono" w:eastAsia="Arial" w:hAnsi="Roboto Mono" w:cs="Arial"/>
+                <w:kern w:val="0"/>
+                <w:sz w:val="22"/>
+                <w:szCs w:val="22"/>
+                <w:lang w:val="en"/>
+                <w14:ligatures w14:val="none"/>
               </w:rPr>
             </w:pPr>
             <w:r>
               <w:rPr>
-                <w:rFonts w:ascii="Segoe UI Emoji" w:hAnsi="Segoe UI Emoji" w:cs="Segoe UI Emoji"/>
+                <w:rFonts w:ascii="Segoe UI Emoji" w:eastAsia="Arial" w:hAnsi="Segoe UI Emoji" w:cs="Segoe UI Emoji"/>
+                <w:kern w:val="0"/>
+                <w:sz w:val="22"/>
+                <w:szCs w:val="22"/>
+                <w:lang w:val="en"/>
+                <w14:ligatures w14:val="none"/>
               </w:rPr>
               <w:t>🔒</w:t>
             </w:r>
             <w:r>
               <w:rPr>
-                <w:rFonts w:ascii="Roboto Mono" w:hAnsi="Roboto Mono"/>
+                <w:rFonts w:ascii="Roboto Mono" w:eastAsia="Arial" w:hAnsi="Roboto Mono" w:cs="Arial"/>
+                <w:kern w:val="0"/>
+                <w:sz w:val="22"/>
+                <w:szCs w:val="22"/>
+                <w:lang w:val="en"/>
+                <w14:ligatures w14:val="none"/>
               </w:rPr>
               <w:t xml:space="preserve"> Exposed to internet?</w:t>
             </w:r>
@@ -2370,13 +3542,24 @@
           </w:tcPr>
           <w:p>
             <w:pPr>
-              <w:rPr>
-                <w:rFonts w:ascii="Roboto Mono" w:hAnsi="Roboto Mono"/>
+              <w:spacing w:after="0" w:line="276" w:lineRule="auto"/>
+              <w:rPr>
+                <w:rFonts w:ascii="Roboto Mono" w:eastAsia="Arial" w:hAnsi="Roboto Mono" w:cs="Arial"/>
+                <w:kern w:val="0"/>
+                <w:sz w:val="22"/>
+                <w:szCs w:val="22"/>
+                <w:lang w:val="en"/>
+                <w14:ligatures w14:val="none"/>
               </w:rPr>
             </w:pPr>
             <w:r>
               <w:rPr>
-                <w:rFonts w:ascii="Roboto Mono" w:hAnsi="Roboto Mono"/>
+                <w:rFonts w:ascii="Roboto Mono" w:eastAsia="Arial" w:hAnsi="Roboto Mono" w:cs="Arial"/>
+                <w:kern w:val="0"/>
+                <w:sz w:val="22"/>
+                <w:szCs w:val="22"/>
+                <w:lang w:val="en"/>
+                <w14:ligatures w14:val="none"/>
               </w:rPr>
               <w:t>No</w:t>
             </w:r>
@@ -2400,13 +3583,24 @@
           </w:tcPr>
           <w:p>
             <w:pPr>
-              <w:rPr>
-                <w:rFonts w:ascii="Roboto Mono" w:hAnsi="Roboto Mono"/>
+              <w:spacing w:after="0" w:line="276" w:lineRule="auto"/>
+              <w:rPr>
+                <w:rFonts w:ascii="Roboto Mono" w:eastAsia="Arial" w:hAnsi="Roboto Mono" w:cs="Arial"/>
+                <w:kern w:val="0"/>
+                <w:sz w:val="22"/>
+                <w:szCs w:val="22"/>
+                <w:lang w:val="en"/>
+                <w14:ligatures w14:val="none"/>
               </w:rPr>
             </w:pPr>
             <w:r>
               <w:rPr>
-                <w:rFonts w:ascii="Roboto Mono" w:hAnsi="Roboto Mono"/>
+                <w:rFonts w:ascii="Roboto Mono" w:eastAsia="Arial" w:hAnsi="Roboto Mono" w:cs="Arial"/>
+                <w:kern w:val="0"/>
+                <w:sz w:val="22"/>
+                <w:szCs w:val="22"/>
+                <w:lang w:val="en"/>
+                <w14:ligatures w14:val="none"/>
               </w:rPr>
               <w:t>Yes</w:t>
             </w:r>
@@ -2435,19 +3629,35 @@
           </w:tcPr>
           <w:p>
             <w:pPr>
-              <w:rPr>
-                <w:rFonts w:ascii="Roboto Mono" w:hAnsi="Roboto Mono"/>
+              <w:spacing w:after="0" w:line="276" w:lineRule="auto"/>
+              <w:rPr>
+                <w:rFonts w:ascii="Roboto Mono" w:eastAsia="Arial" w:hAnsi="Roboto Mono" w:cs="Arial"/>
+                <w:kern w:val="0"/>
+                <w:sz w:val="22"/>
+                <w:szCs w:val="22"/>
+                <w:lang w:val="en"/>
+                <w14:ligatures w14:val="none"/>
               </w:rPr>
             </w:pPr>
             <w:r>
               <w:rPr>
-                <w:rFonts w:ascii="Segoe UI Symbol" w:hAnsi="Segoe UI Symbol" w:cs="Segoe UI Symbol"/>
+                <w:rFonts w:ascii="Segoe UI Symbol" w:eastAsia="Arial" w:hAnsi="Segoe UI Symbol" w:cs="Segoe UI Symbol"/>
+                <w:kern w:val="0"/>
+                <w:sz w:val="22"/>
+                <w:szCs w:val="22"/>
+                <w:lang w:val="en"/>
+                <w14:ligatures w14:val="none"/>
               </w:rPr>
               <w:t>🛡</w:t>
             </w:r>
             <w:r>
               <w:rPr>
-                <w:rFonts w:ascii="Roboto Mono" w:hAnsi="Roboto Mono"/>
+                <w:rFonts w:ascii="Roboto Mono" w:eastAsia="Arial" w:hAnsi="Roboto Mono" w:cs="Arial"/>
+                <w:kern w:val="0"/>
+                <w:sz w:val="22"/>
+                <w:szCs w:val="22"/>
+                <w:lang w:val="en"/>
+                <w14:ligatures w14:val="none"/>
               </w:rPr>
               <w:t xml:space="preserve"> Security concern</w:t>
             </w:r>
@@ -2471,13 +3681,24 @@
           </w:tcPr>
           <w:p>
             <w:pPr>
-              <w:rPr>
-                <w:rFonts w:ascii="Roboto Mono" w:hAnsi="Roboto Mono"/>
+              <w:spacing w:after="0" w:line="276" w:lineRule="auto"/>
+              <w:rPr>
+                <w:rFonts w:ascii="Roboto Mono" w:eastAsia="Arial" w:hAnsi="Roboto Mono" w:cs="Arial"/>
+                <w:kern w:val="0"/>
+                <w:sz w:val="22"/>
+                <w:szCs w:val="22"/>
+                <w:lang w:val="en"/>
+                <w14:ligatures w14:val="none"/>
               </w:rPr>
             </w:pPr>
             <w:r>
               <w:rPr>
-                <w:rFonts w:ascii="Roboto Mono" w:hAnsi="Roboto Mono"/>
+                <w:rFonts w:ascii="Roboto Mono" w:eastAsia="Arial" w:hAnsi="Roboto Mono" w:cs="Arial"/>
+                <w:kern w:val="0"/>
+                <w:sz w:val="22"/>
+                <w:szCs w:val="22"/>
+                <w:lang w:val="en"/>
+                <w14:ligatures w14:val="none"/>
               </w:rPr>
               <w:t>Lateral movement, insider threats</w:t>
             </w:r>
@@ -2501,13 +3722,24 @@
           </w:tcPr>
           <w:p>
             <w:pPr>
-              <w:rPr>
-                <w:rFonts w:ascii="Roboto Mono" w:hAnsi="Roboto Mono"/>
+              <w:spacing w:after="0" w:line="276" w:lineRule="auto"/>
+              <w:rPr>
+                <w:rFonts w:ascii="Roboto Mono" w:eastAsia="Arial" w:hAnsi="Roboto Mono" w:cs="Arial"/>
+                <w:kern w:val="0"/>
+                <w:sz w:val="22"/>
+                <w:szCs w:val="22"/>
+                <w:lang w:val="en"/>
+                <w14:ligatures w14:val="none"/>
               </w:rPr>
             </w:pPr>
             <w:r>
               <w:rPr>
-                <w:rFonts w:ascii="Roboto Mono" w:hAnsi="Roboto Mono"/>
+                <w:rFonts w:ascii="Roboto Mono" w:eastAsia="Arial" w:hAnsi="Roboto Mono" w:cs="Arial"/>
+                <w:kern w:val="0"/>
+                <w:sz w:val="22"/>
+                <w:szCs w:val="22"/>
+                <w:lang w:val="en"/>
+                <w14:ligatures w14:val="none"/>
               </w:rPr>
               <w:t>Perimeter breaches</w:t>
             </w:r>
@@ -2536,19 +3768,35 @@
           </w:tcPr>
           <w:p>
             <w:pPr>
-              <w:rPr>
-                <w:rFonts w:ascii="Roboto Mono" w:hAnsi="Roboto Mono"/>
+              <w:spacing w:after="0" w:line="276" w:lineRule="auto"/>
+              <w:rPr>
+                <w:rFonts w:ascii="Roboto Mono" w:eastAsia="Arial" w:hAnsi="Roboto Mono" w:cs="Arial"/>
+                <w:kern w:val="0"/>
+                <w:sz w:val="22"/>
+                <w:szCs w:val="22"/>
+                <w:lang w:val="en"/>
+                <w14:ligatures w14:val="none"/>
               </w:rPr>
             </w:pPr>
             <w:r>
               <w:rPr>
-                <w:rFonts w:ascii="Segoe UI Emoji" w:hAnsi="Segoe UI Emoji" w:cs="Segoe UI Emoji"/>
+                <w:rFonts w:ascii="Segoe UI Emoji" w:eastAsia="Arial" w:hAnsi="Segoe UI Emoji" w:cs="Segoe UI Emoji"/>
+                <w:kern w:val="0"/>
+                <w:sz w:val="22"/>
+                <w:szCs w:val="22"/>
+                <w:lang w:val="en"/>
+                <w14:ligatures w14:val="none"/>
               </w:rPr>
               <w:t>🌐</w:t>
             </w:r>
             <w:r>
               <w:rPr>
-                <w:rFonts w:ascii="Roboto Mono" w:hAnsi="Roboto Mono"/>
+                <w:rFonts w:ascii="Roboto Mono" w:eastAsia="Arial" w:hAnsi="Roboto Mono" w:cs="Arial"/>
+                <w:kern w:val="0"/>
+                <w:sz w:val="22"/>
+                <w:szCs w:val="22"/>
+                <w:lang w:val="en"/>
+                <w14:ligatures w14:val="none"/>
               </w:rPr>
               <w:t xml:space="preserve"> Examples</w:t>
             </w:r>
@@ -2572,37 +3820,68 @@
           </w:tcPr>
           <w:p>
             <w:pPr>
-              <w:rPr>
-                <w:rFonts w:ascii="Roboto Mono" w:hAnsi="Roboto Mono"/>
+              <w:spacing w:after="0" w:line="276" w:lineRule="auto"/>
+              <w:rPr>
+                <w:rFonts w:ascii="Roboto Mono" w:eastAsia="Arial" w:hAnsi="Roboto Mono" w:cs="Arial"/>
+                <w:kern w:val="0"/>
+                <w:sz w:val="22"/>
+                <w:szCs w:val="22"/>
+                <w:lang w:val="en"/>
+                <w14:ligatures w14:val="none"/>
               </w:rPr>
             </w:pPr>
             <w:r>
               <w:rPr>
                 <w:rFonts w:ascii="Roboto Mono" w:eastAsia="Arial Unicode MS" w:hAnsi="Roboto Mono" w:cs="Arial Unicode MS"/>
+                <w:kern w:val="0"/>
+                <w:sz w:val="22"/>
+                <w:szCs w:val="22"/>
+                <w:lang w:val="en"/>
+                <w14:ligatures w14:val="none"/>
               </w:rPr>
               <w:t xml:space="preserve">App </w:t>
             </w:r>
             <w:r>
               <w:rPr>
-                <w:rFonts w:eastAsia="Arial Unicode MS"/>
+                <w:rFonts w:ascii="Arial" w:eastAsia="Arial Unicode MS" w:hAnsi="Arial" w:cs="Arial"/>
+                <w:kern w:val="0"/>
+                <w:sz w:val="22"/>
+                <w:szCs w:val="22"/>
+                <w:lang w:val="en"/>
+                <w14:ligatures w14:val="none"/>
               </w:rPr>
               <w:t>↔</w:t>
             </w:r>
             <w:r>
               <w:rPr>
                 <w:rFonts w:ascii="Roboto Mono" w:eastAsia="Arial Unicode MS" w:hAnsi="Roboto Mono" w:cs="Arial Unicode MS"/>
+                <w:kern w:val="0"/>
+                <w:sz w:val="22"/>
+                <w:szCs w:val="22"/>
+                <w:lang w:val="en"/>
+                <w14:ligatures w14:val="none"/>
               </w:rPr>
               <w:t xml:space="preserve"> DB, VM </w:t>
             </w:r>
             <w:r>
               <w:rPr>
-                <w:rFonts w:eastAsia="Arial Unicode MS"/>
+                <w:rFonts w:ascii="Arial" w:eastAsia="Arial Unicode MS" w:hAnsi="Arial" w:cs="Arial"/>
+                <w:kern w:val="0"/>
+                <w:sz w:val="22"/>
+                <w:szCs w:val="22"/>
+                <w:lang w:val="en"/>
+                <w14:ligatures w14:val="none"/>
               </w:rPr>
               <w:t>↔</w:t>
             </w:r>
             <w:r>
               <w:rPr>
                 <w:rFonts w:ascii="Roboto Mono" w:eastAsia="Arial Unicode MS" w:hAnsi="Roboto Mono" w:cs="Arial Unicode MS"/>
+                <w:kern w:val="0"/>
+                <w:sz w:val="22"/>
+                <w:szCs w:val="22"/>
+                <w:lang w:val="en"/>
+                <w14:ligatures w14:val="none"/>
               </w:rPr>
               <w:t xml:space="preserve"> VM</w:t>
             </w:r>
@@ -2626,37 +3905,68 @@
           </w:tcPr>
           <w:p>
             <w:pPr>
-              <w:rPr>
-                <w:rFonts w:ascii="Roboto Mono" w:hAnsi="Roboto Mono"/>
+              <w:spacing w:after="0" w:line="276" w:lineRule="auto"/>
+              <w:rPr>
+                <w:rFonts w:ascii="Roboto Mono" w:eastAsia="Arial" w:hAnsi="Roboto Mono" w:cs="Arial"/>
+                <w:kern w:val="0"/>
+                <w:sz w:val="22"/>
+                <w:szCs w:val="22"/>
+                <w:lang w:val="en"/>
+                <w14:ligatures w14:val="none"/>
               </w:rPr>
             </w:pPr>
             <w:r>
               <w:rPr>
                 <w:rFonts w:ascii="Roboto Mono" w:eastAsia="Arial Unicode MS" w:hAnsi="Roboto Mono" w:cs="Arial Unicode MS"/>
+                <w:kern w:val="0"/>
+                <w:sz w:val="22"/>
+                <w:szCs w:val="22"/>
+                <w:lang w:val="en"/>
+                <w14:ligatures w14:val="none"/>
               </w:rPr>
               <w:t xml:space="preserve">User </w:t>
             </w:r>
             <w:r>
               <w:rPr>
-                <w:rFonts w:eastAsia="Arial Unicode MS"/>
+                <w:rFonts w:ascii="Arial" w:eastAsia="Arial Unicode MS" w:hAnsi="Arial" w:cs="Arial"/>
+                <w:kern w:val="0"/>
+                <w:sz w:val="22"/>
+                <w:szCs w:val="22"/>
+                <w:lang w:val="en"/>
+                <w14:ligatures w14:val="none"/>
               </w:rPr>
               <w:t>↔</w:t>
             </w:r>
             <w:r>
               <w:rPr>
                 <w:rFonts w:ascii="Roboto Mono" w:eastAsia="Arial Unicode MS" w:hAnsi="Roboto Mono" w:cs="Arial Unicode MS"/>
+                <w:kern w:val="0"/>
+                <w:sz w:val="22"/>
+                <w:szCs w:val="22"/>
+                <w:lang w:val="en"/>
+                <w14:ligatures w14:val="none"/>
               </w:rPr>
               <w:t xml:space="preserve"> Website, API </w:t>
             </w:r>
             <w:r>
               <w:rPr>
-                <w:rFonts w:eastAsia="Arial Unicode MS"/>
+                <w:rFonts w:ascii="Arial" w:eastAsia="Arial Unicode MS" w:hAnsi="Arial" w:cs="Arial"/>
+                <w:kern w:val="0"/>
+                <w:sz w:val="22"/>
+                <w:szCs w:val="22"/>
+                <w:lang w:val="en"/>
+                <w14:ligatures w14:val="none"/>
               </w:rPr>
               <w:t>↔</w:t>
             </w:r>
             <w:r>
               <w:rPr>
                 <w:rFonts w:ascii="Roboto Mono" w:eastAsia="Arial Unicode MS" w:hAnsi="Roboto Mono" w:cs="Arial Unicode MS"/>
+                <w:kern w:val="0"/>
+                <w:sz w:val="22"/>
+                <w:szCs w:val="22"/>
+                <w:lang w:val="en"/>
+                <w14:ligatures w14:val="none"/>
               </w:rPr>
               <w:t xml:space="preserve"> Client</w:t>
             </w:r>
@@ -2665,112 +3975,186 @@
       </w:tr>
     </w:tbl>
     <w:p>
-      <w:r>
-        <w:pict w14:anchorId="3BCED7FE">
+      <w:pPr>
+        <w:spacing w:after="0" w:line="276" w:lineRule="auto"/>
+        <w:rPr>
+          <w:rFonts w:ascii="Arial" w:eastAsia="Arial" w:hAnsi="Arial" w:cs="Arial"/>
+          <w:kern w:val="0"/>
+          <w:sz w:val="22"/>
+          <w:szCs w:val="22"/>
+          <w:lang w:val="en"/>
+          <w14:ligatures w14:val="none"/>
+        </w:rPr>
+      </w:pPr>
+      <w:r>
+        <w:rPr>
+          <w:rFonts w:ascii="Arial" w:eastAsia="Arial" w:hAnsi="Arial" w:cs="Arial"/>
+          <w:kern w:val="0"/>
+          <w:sz w:val="22"/>
+          <w:szCs w:val="22"/>
+          <w:lang w:val="en"/>
+          <w14:ligatures w14:val="none"/>
+        </w:rPr>
+        <w:pict w14:anchorId="1F36C204">
           <v:rect id="_x0000_i1031" style="width:0;height:1.5pt" o:hralign="center" o:hrstd="t" o:hr="t" fillcolor="#a0a0a0" stroked="f"/>
         </w:pict>
       </w:r>
     </w:p>
     <w:p>
       <w:pPr>
-        <w:pStyle w:val="Heading2"/>
-        <w:keepNext w:val="0"/>
-        <w:keepLines w:val="0"/>
-        <w:spacing w:before="280"/>
+        <w:spacing w:before="280" w:after="80" w:line="276" w:lineRule="auto"/>
+        <w:outlineLvl w:val="1"/>
+        <w:rPr>
+          <w:rFonts w:asciiTheme="majorHAnsi" w:eastAsiaTheme="majorEastAsia" w:hAnsiTheme="majorHAnsi" w:cstheme="majorBidi"/>
+          <w:color w:val="2F5496" w:themeColor="accent1" w:themeShade="BF"/>
+          <w:kern w:val="0"/>
+          <w:sz w:val="32"/>
+          <w:szCs w:val="32"/>
+          <w:lang w:val="en"/>
+          <w14:ligatures w14:val="none"/>
+        </w:rPr>
       </w:pPr>
       <w:bookmarkStart w:id="8" w:name="_u1x4qpw6is4g" w:colFirst="0" w:colLast="0"/>
       <w:bookmarkEnd w:id="8"/>
       <w:r>
         <w:rPr>
-          <w:rFonts w:ascii="Segoe UI Emoji" w:hAnsi="Segoe UI Emoji" w:cs="Segoe UI Emoji"/>
+          <w:rFonts w:ascii="Segoe UI Emoji" w:eastAsiaTheme="majorEastAsia" w:hAnsi="Segoe UI Emoji" w:cs="Segoe UI Emoji"/>
+          <w:color w:val="2F5496" w:themeColor="accent1" w:themeShade="BF"/>
+          <w:kern w:val="0"/>
+          <w:sz w:val="32"/>
+          <w:szCs w:val="32"/>
+          <w:lang w:val="en"/>
+          <w14:ligatures w14:val="none"/>
         </w:rPr>
         <w:t>📌</w:t>
       </w:r>
       <w:r>
+        <w:rPr>
+          <w:rFonts w:asciiTheme="majorHAnsi" w:eastAsiaTheme="majorEastAsia" w:hAnsiTheme="majorHAnsi" w:cstheme="majorBidi"/>
+          <w:color w:val="2F5496" w:themeColor="accent1" w:themeShade="BF"/>
+          <w:kern w:val="0"/>
+          <w:sz w:val="32"/>
+          <w:szCs w:val="32"/>
+          <w:lang w:val="en"/>
+          <w14:ligatures w14:val="none"/>
+        </w:rPr>
         <w:t xml:space="preserve"> Summary</w:t>
       </w:r>
     </w:p>
     <w:p>
       <w:pPr>
-        <w:rPr>
-          <w:rFonts w:ascii="Roboto Mono" w:hAnsi="Roboto Mono"/>
+        <w:spacing w:after="0" w:line="276" w:lineRule="auto"/>
+        <w:rPr>
+          <w:rFonts w:ascii="Roboto Mono" w:eastAsia="Arial" w:hAnsi="Roboto Mono" w:cs="Arial"/>
+          <w:kern w:val="0"/>
+          <w:sz w:val="22"/>
+          <w:szCs w:val="22"/>
+          <w:lang w:val="en"/>
+          <w14:ligatures w14:val="none"/>
         </w:rPr>
       </w:pPr>
       <w:r>
         <w:rPr>
-          <w:rFonts w:ascii="Arial" w:hAnsi="Arial" w:eastAsia="Arial"/>
+          <w:rFonts w:ascii="Arial" w:eastAsia="Arial" w:hAnsi="Arial" w:cs="Arial"/>
           <w:b/>
-          <w:sz w:val="22"/>
+          <w:kern w:val="0"/>
+          <w:sz w:val="22"/>
+          <w:szCs w:val="22"/>
           <w:shd w:val="clear" w:color="auto" w:fill="B7B7B7"/>
+          <w:lang w:val="en"/>
+          <w14:ligatures w14:val="none"/>
         </w:rPr>
         <w:t># Source</w:t>
       </w:r>
       <w:r>
         <w:rPr>
-          <w:rFonts w:ascii="Arial" w:hAnsi="Arial" w:eastAsia="Arial"/>
-          <w:sz w:val="22"/>
+          <w:rFonts w:ascii="Arial" w:eastAsia="Arial" w:hAnsi="Arial" w:cs="Arial"/>
+          <w:kern w:val="0"/>
+          <w:sz w:val="22"/>
+          <w:szCs w:val="22"/>
           <w:shd w:val="clear" w:color="auto" w:fill="B7B7B7"/>
+          <w:lang w:val="en"/>
+          <w14:ligatures w14:val="none"/>
         </w:rPr>
         <w:t xml:space="preserve">: </w:t>
       </w:r>
-      <w:proofErr w:type="spellStart"/>
-      <w:r>
-        <w:rPr>
-          <w:rFonts w:ascii="Arial" w:hAnsi="Arial" w:eastAsia="Arial"/>
+      <w:r>
+        <w:rPr>
+          <w:rFonts w:ascii="Arial" w:eastAsia="Arial" w:hAnsi="Arial" w:cs="Arial"/>
           <w:b/>
-          <w:sz w:val="22"/>
+          <w:kern w:val="0"/>
+          <w:sz w:val="22"/>
+          <w:szCs w:val="22"/>
           <w:shd w:val="clear" w:color="auto" w:fill="B7B7B7"/>
-        </w:rPr>
-        <w:t>Chatgpt</w:t>
-      </w:r>
-      <w:proofErr w:type="spellEnd"/>
-      <w:r>
-        <w:rPr>
-          <w:rFonts w:ascii="Arial" w:hAnsi="Arial" w:eastAsia="Arial"/>
+          <w:lang w:val="en"/>
+          <w14:ligatures w14:val="none"/>
+        </w:rPr>
+        <w:t xml:space="preserve">Chatgpt </w:t>
+      </w:r>
+      <w:r>
+        <w:rPr>
+          <w:rFonts w:ascii="Arial" w:eastAsia="Arial" w:hAnsi="Arial" w:cs="Arial"/>
           <w:b/>
-          <w:sz w:val="22"/>
-          <w:shd w:val="clear" w:color="auto" w:fill="B7B7B7"/>
-        </w:rPr>
-        <w:t xml:space="preserve"> </w:t>
-      </w:r>
-      <w:r>
-        <w:rPr>
-          <w:rFonts w:ascii="Arial" w:hAnsi="Arial" w:eastAsia="Arial"/>
-          <w:b/>
+          <w:kern w:val="0"/>
           <w:sz w:val="22"/>
           <w:szCs w:val="14"/>
           <w:shd w:val="clear" w:color="auto" w:fill="B7B7B7"/>
+          <w:lang w:val="en"/>
+          <w14:ligatures w14:val="none"/>
         </w:rPr>
         <w:t>(GPT</w:t>
       </w:r>
       <w:r>
         <w:rPr>
-          <w:rFonts w:ascii="Arial" w:hAnsi="Arial" w:cs="Cambria Math" w:eastAsia="Arial"/>
+          <w:rFonts w:ascii="Cambria Math" w:eastAsia="Arial" w:hAnsi="Cambria Math" w:cs="Cambria Math"/>
           <w:b/>
+          <w:kern w:val="0"/>
           <w:sz w:val="22"/>
           <w:szCs w:val="14"/>
           <w:shd w:val="clear" w:color="auto" w:fill="B7B7B7"/>
+          <w:lang w:val="en"/>
+          <w14:ligatures w14:val="none"/>
         </w:rPr>
         <w:t>‑</w:t>
       </w:r>
       <w:r>
         <w:rPr>
-          <w:rFonts w:ascii="Arial" w:hAnsi="Arial" w:eastAsia="Arial"/>
+          <w:rFonts w:ascii="Arial" w:eastAsia="Arial" w:hAnsi="Arial" w:cs="Arial"/>
           <w:b/>
+          <w:kern w:val="0"/>
           <w:sz w:val="22"/>
           <w:szCs w:val="14"/>
           <w:shd w:val="clear" w:color="auto" w:fill="B7B7B7"/>
+          <w:lang w:val="en"/>
+          <w14:ligatures w14:val="none"/>
         </w:rPr>
         <w:t>5 Mini) at [12/9/2025]</w:t>
       </w:r>
     </w:p>
     <w:p>
-      <w:r>
-        <w:rPr>
+      <w:pPr>
+        <w:spacing w:after="0" w:line="276" w:lineRule="auto"/>
+        <w:rPr>
+          <w:rFonts w:ascii="Arial" w:eastAsia="Arial" w:hAnsi="Arial" w:cs="Arial"/>
+          <w:kern w:val="0"/>
+          <w:sz w:val="22"/>
+          <w:szCs w:val="22"/>
+          <w:lang w:val="en"/>
+          <w14:ligatures w14:val="none"/>
+        </w:rPr>
+      </w:pPr>
+      <w:r>
+        <w:rPr>
+          <w:rFonts w:ascii="Arial" w:eastAsia="Arial" w:hAnsi="Arial" w:cs="Arial"/>
           <w:noProof/>
+          <w:kern w:val="0"/>
+          <w:sz w:val="22"/>
+          <w:szCs w:val="22"/>
+          <w:lang w:val="en"/>
+          <w14:ligatures w14:val="none"/>
         </w:rPr>
         <w:drawing>
-          <wp:inline distT="114300" distB="114300" distL="114300" distR="114300" wp14:anchorId="13EBA72D" wp14:editId="52793207">
+          <wp:inline distT="114300" distB="114300" distL="114300" distR="114300" wp14:anchorId="70EA387B" wp14:editId="6485C6CF">
             <wp:extent cx="5943600" cy="1955800"/>
             <wp:effectExtent l="0" t="0" r="0" b="0"/>
             <wp:docPr id="3" name="image1.png"/>
@@ -2806,7 +4190,19 @@
         </w:drawing>
       </w:r>
     </w:p>
-    <w:p/>
+    <w:p>
+      <w:pPr>
+        <w:spacing w:after="0" w:line="276" w:lineRule="auto"/>
+        <w:rPr>
+          <w:rFonts w:ascii="Arial" w:eastAsia="Arial" w:hAnsi="Arial" w:cs="Arial"/>
+          <w:kern w:val="0"/>
+          <w:sz w:val="22"/>
+          <w:szCs w:val="22"/>
+          <w:lang w:val="en"/>
+          <w14:ligatures w14:val="none"/>
+        </w:rPr>
+      </w:pPr>
+    </w:p>
     <w:tbl>
       <w:tblPr>
         <w:tblW w:w="7375" w:type="dxa"/>
@@ -2847,16 +4243,27 @@
           </w:tcPr>
           <w:p>
             <w:pPr>
+              <w:spacing w:after="0" w:line="276" w:lineRule="auto"/>
               <w:jc w:val="center"/>
               <w:rPr>
-                <w:rFonts w:ascii="Roboto Mono" w:hAnsi="Roboto Mono"/>
+                <w:rFonts w:ascii="Roboto Mono" w:eastAsia="Arial" w:hAnsi="Roboto Mono" w:cs="Arial"/>
+                <w:kern w:val="0"/>
+                <w:sz w:val="22"/>
+                <w:szCs w:val="22"/>
+                <w:lang w:val="en"/>
+                <w14:ligatures w14:val="none"/>
               </w:rPr>
             </w:pPr>
             <w:r>
               <w:rPr>
-                <w:rFonts w:ascii="Roboto Mono" w:hAnsi="Roboto Mono"/>
+                <w:rFonts w:ascii="Roboto Mono" w:eastAsia="Arial" w:hAnsi="Roboto Mono" w:cs="Arial"/>
                 <w:b/>
                 <w:bCs/>
+                <w:kern w:val="0"/>
+                <w:sz w:val="22"/>
+                <w:szCs w:val="22"/>
+                <w:lang w:val="en"/>
+                <w14:ligatures w14:val="none"/>
               </w:rPr>
               <w:t>Attribute</w:t>
             </w:r>
@@ -2880,16 +4287,27 @@
           </w:tcPr>
           <w:p>
             <w:pPr>
+              <w:spacing w:after="0" w:line="276" w:lineRule="auto"/>
               <w:jc w:val="center"/>
               <w:rPr>
-                <w:rFonts w:ascii="Roboto Mono" w:hAnsi="Roboto Mono"/>
+                <w:rFonts w:ascii="Roboto Mono" w:eastAsia="Arial" w:hAnsi="Roboto Mono" w:cs="Arial"/>
+                <w:kern w:val="0"/>
+                <w:sz w:val="22"/>
+                <w:szCs w:val="22"/>
+                <w:lang w:val="en"/>
+                <w14:ligatures w14:val="none"/>
               </w:rPr>
             </w:pPr>
             <w:r>
               <w:rPr>
-                <w:rFonts w:ascii="Roboto Mono" w:hAnsi="Roboto Mono"/>
+                <w:rFonts w:ascii="Roboto Mono" w:eastAsia="Arial" w:hAnsi="Roboto Mono" w:cs="Arial"/>
                 <w:b/>
                 <w:bCs/>
+                <w:kern w:val="0"/>
+                <w:sz w:val="22"/>
+                <w:szCs w:val="22"/>
+                <w:lang w:val="en"/>
+                <w14:ligatures w14:val="none"/>
               </w:rPr>
               <w:t>Value</w:t>
             </w:r>
@@ -2918,17 +4336,27 @@
           </w:tcPr>
           <w:p>
             <w:pPr>
-              <w:rPr>
-                <w:rFonts w:ascii="Roboto Mono" w:hAnsi="Roboto Mono"/>
+              <w:spacing w:after="0" w:line="276" w:lineRule="auto"/>
+              <w:rPr>
+                <w:rFonts w:ascii="Roboto Mono" w:eastAsia="Arial" w:hAnsi="Roboto Mono" w:cs="Arial"/>
+                <w:kern w:val="0"/>
+                <w:sz w:val="22"/>
+                <w:szCs w:val="22"/>
+                <w:lang w:val="en"/>
+                <w14:ligatures w14:val="none"/>
               </w:rPr>
             </w:pPr>
             <w:r>
               <w:rPr>
-                <w:rFonts w:ascii="Roboto Mono" w:hAnsi="Roboto Mono"/>
+                <w:rFonts w:ascii="Roboto Mono" w:eastAsia="Arial" w:hAnsi="Roboto Mono" w:cs="Arial"/>
                 <w:b/>
                 <w:bCs/>
-              </w:rPr>
-              <w:lastRenderedPageBreak/>
+                <w:kern w:val="0"/>
+                <w:sz w:val="22"/>
+                <w:szCs w:val="22"/>
+                <w:lang w:val="en"/>
+                <w14:ligatures w14:val="none"/>
+              </w:rPr>
               <w:t>What it is</w:t>
             </w:r>
           </w:p>
@@ -2951,13 +4379,24 @@
           </w:tcPr>
           <w:p>
             <w:pPr>
-              <w:rPr>
-                <w:rFonts w:ascii="Roboto Mono" w:hAnsi="Roboto Mono"/>
+              <w:spacing w:after="0" w:line="276" w:lineRule="auto"/>
+              <w:rPr>
+                <w:rFonts w:ascii="Roboto Mono" w:eastAsia="Arial" w:hAnsi="Roboto Mono" w:cs="Arial"/>
+                <w:kern w:val="0"/>
+                <w:sz w:val="22"/>
+                <w:szCs w:val="22"/>
+                <w:lang w:val="en"/>
+                <w14:ligatures w14:val="none"/>
               </w:rPr>
             </w:pPr>
             <w:r>
               <w:rPr>
-                <w:rFonts w:ascii="Roboto Mono" w:hAnsi="Roboto Mono"/>
+                <w:rFonts w:ascii="Roboto Mono" w:eastAsia="Arial" w:hAnsi="Roboto Mono" w:cs="Arial"/>
+                <w:kern w:val="0"/>
+                <w:sz w:val="22"/>
+                <w:szCs w:val="22"/>
+                <w:lang w:val="en"/>
+                <w14:ligatures w14:val="none"/>
               </w:rPr>
               <w:t>Internal traffic between systems in the same network</w:t>
             </w:r>
@@ -2986,15 +4425,26 @@
           </w:tcPr>
           <w:p>
             <w:pPr>
-              <w:rPr>
-                <w:rFonts w:ascii="Roboto Mono" w:hAnsi="Roboto Mono"/>
+              <w:spacing w:after="0" w:line="276" w:lineRule="auto"/>
+              <w:rPr>
+                <w:rFonts w:ascii="Roboto Mono" w:eastAsia="Arial" w:hAnsi="Roboto Mono" w:cs="Arial"/>
+                <w:kern w:val="0"/>
+                <w:sz w:val="22"/>
+                <w:szCs w:val="22"/>
+                <w:lang w:val="en"/>
+                <w14:ligatures w14:val="none"/>
               </w:rPr>
             </w:pPr>
             <w:r>
               <w:rPr>
-                <w:rFonts w:ascii="Roboto Mono" w:hAnsi="Roboto Mono"/>
+                <w:rFonts w:ascii="Roboto Mono" w:eastAsia="Arial" w:hAnsi="Roboto Mono" w:cs="Arial"/>
                 <w:b/>
                 <w:bCs/>
+                <w:kern w:val="0"/>
+                <w:sz w:val="22"/>
+                <w:szCs w:val="22"/>
+                <w:lang w:val="en"/>
+                <w14:ligatures w14:val="none"/>
               </w:rPr>
               <w:t>Examples</w:t>
             </w:r>
@@ -3018,13 +4468,24 @@
           </w:tcPr>
           <w:p>
             <w:pPr>
-              <w:rPr>
-                <w:rFonts w:ascii="Roboto Mono" w:hAnsi="Roboto Mono"/>
+              <w:spacing w:after="0" w:line="276" w:lineRule="auto"/>
+              <w:rPr>
+                <w:rFonts w:ascii="Roboto Mono" w:eastAsia="Arial" w:hAnsi="Roboto Mono" w:cs="Arial"/>
+                <w:kern w:val="0"/>
+                <w:sz w:val="22"/>
+                <w:szCs w:val="22"/>
+                <w:lang w:val="en"/>
+                <w14:ligatures w14:val="none"/>
               </w:rPr>
             </w:pPr>
             <w:r>
               <w:rPr>
-                <w:rFonts w:ascii="Roboto Mono" w:hAnsi="Roboto Mono"/>
+                <w:rFonts w:ascii="Roboto Mono" w:eastAsia="Arial" w:hAnsi="Roboto Mono" w:cs="Arial"/>
+                <w:kern w:val="0"/>
+                <w:sz w:val="22"/>
+                <w:szCs w:val="22"/>
+                <w:lang w:val="en"/>
+                <w14:ligatures w14:val="none"/>
               </w:rPr>
               <w:t>Server-to-server, app-to-database, container-to-container</w:t>
             </w:r>
@@ -3053,15 +4514,26 @@
           </w:tcPr>
           <w:p>
             <w:pPr>
-              <w:rPr>
-                <w:rFonts w:ascii="Roboto Mono" w:hAnsi="Roboto Mono"/>
+              <w:spacing w:after="0" w:line="276" w:lineRule="auto"/>
+              <w:rPr>
+                <w:rFonts w:ascii="Roboto Mono" w:eastAsia="Arial" w:hAnsi="Roboto Mono" w:cs="Arial"/>
+                <w:kern w:val="0"/>
+                <w:sz w:val="22"/>
+                <w:szCs w:val="22"/>
+                <w:lang w:val="en"/>
+                <w14:ligatures w14:val="none"/>
               </w:rPr>
             </w:pPr>
             <w:r>
               <w:rPr>
-                <w:rFonts w:ascii="Roboto Mono" w:hAnsi="Roboto Mono"/>
+                <w:rFonts w:ascii="Roboto Mono" w:eastAsia="Arial" w:hAnsi="Roboto Mono" w:cs="Arial"/>
                 <w:b/>
                 <w:bCs/>
+                <w:kern w:val="0"/>
+                <w:sz w:val="22"/>
+                <w:szCs w:val="22"/>
+                <w:lang w:val="en"/>
+                <w14:ligatures w14:val="none"/>
               </w:rPr>
               <w:t>Direction</w:t>
             </w:r>
@@ -3085,13 +4557,24 @@
           </w:tcPr>
           <w:p>
             <w:pPr>
-              <w:rPr>
-                <w:rFonts w:ascii="Roboto Mono" w:hAnsi="Roboto Mono"/>
+              <w:spacing w:after="0" w:line="276" w:lineRule="auto"/>
+              <w:rPr>
+                <w:rFonts w:ascii="Roboto Mono" w:eastAsia="Arial" w:hAnsi="Roboto Mono" w:cs="Arial"/>
+                <w:kern w:val="0"/>
+                <w:sz w:val="22"/>
+                <w:szCs w:val="22"/>
+                <w:lang w:val="en"/>
+                <w14:ligatures w14:val="none"/>
               </w:rPr>
             </w:pPr>
             <w:r>
               <w:rPr>
-                <w:rFonts w:ascii="Roboto Mono" w:hAnsi="Roboto Mono"/>
+                <w:rFonts w:ascii="Roboto Mono" w:eastAsia="Arial" w:hAnsi="Roboto Mono" w:cs="Arial"/>
+                <w:kern w:val="0"/>
+                <w:sz w:val="22"/>
+                <w:szCs w:val="22"/>
+                <w:lang w:val="en"/>
+                <w14:ligatures w14:val="none"/>
               </w:rPr>
               <w:t>Side-to-side (inside the network)</w:t>
             </w:r>
@@ -3120,15 +4603,26 @@
           </w:tcPr>
           <w:p>
             <w:pPr>
-              <w:rPr>
-                <w:rFonts w:ascii="Roboto Mono" w:hAnsi="Roboto Mono"/>
+              <w:spacing w:after="0" w:line="276" w:lineRule="auto"/>
+              <w:rPr>
+                <w:rFonts w:ascii="Roboto Mono" w:eastAsia="Arial" w:hAnsi="Roboto Mono" w:cs="Arial"/>
+                <w:kern w:val="0"/>
+                <w:sz w:val="22"/>
+                <w:szCs w:val="22"/>
+                <w:lang w:val="en"/>
+                <w14:ligatures w14:val="none"/>
               </w:rPr>
             </w:pPr>
             <w:r>
               <w:rPr>
-                <w:rFonts w:ascii="Roboto Mono" w:hAnsi="Roboto Mono"/>
+                <w:rFonts w:ascii="Roboto Mono" w:eastAsia="Arial" w:hAnsi="Roboto Mono" w:cs="Arial"/>
                 <w:b/>
                 <w:bCs/>
+                <w:kern w:val="0"/>
+                <w:sz w:val="22"/>
+                <w:szCs w:val="22"/>
+                <w:lang w:val="en"/>
+                <w14:ligatures w14:val="none"/>
               </w:rPr>
               <w:t>Security needs</w:t>
             </w:r>
@@ -3152,13 +4646,24 @@
           </w:tcPr>
           <w:p>
             <w:pPr>
-              <w:rPr>
-                <w:rFonts w:ascii="Roboto Mono" w:hAnsi="Roboto Mono"/>
+              <w:spacing w:after="0" w:line="276" w:lineRule="auto"/>
+              <w:rPr>
+                <w:rFonts w:ascii="Roboto Mono" w:eastAsia="Arial" w:hAnsi="Roboto Mono" w:cs="Arial"/>
+                <w:kern w:val="0"/>
+                <w:sz w:val="22"/>
+                <w:szCs w:val="22"/>
+                <w:lang w:val="en"/>
+                <w14:ligatures w14:val="none"/>
               </w:rPr>
             </w:pPr>
             <w:r>
               <w:rPr>
-                <w:rFonts w:ascii="Roboto Mono" w:hAnsi="Roboto Mono"/>
+                <w:rFonts w:ascii="Roboto Mono" w:eastAsia="Arial" w:hAnsi="Roboto Mono" w:cs="Arial"/>
+                <w:kern w:val="0"/>
+                <w:sz w:val="22"/>
+                <w:szCs w:val="22"/>
+                <w:lang w:val="en"/>
+                <w14:ligatures w14:val="none"/>
               </w:rPr>
               <w:t>Segmentation, visibility, internal firewalls</w:t>
             </w:r>
@@ -3187,15 +4692,26 @@
           </w:tcPr>
           <w:p>
             <w:pPr>
-              <w:rPr>
-                <w:rFonts w:ascii="Roboto Mono" w:hAnsi="Roboto Mono"/>
+              <w:spacing w:after="0" w:line="276" w:lineRule="auto"/>
+              <w:rPr>
+                <w:rFonts w:ascii="Roboto Mono" w:eastAsia="Arial" w:hAnsi="Roboto Mono" w:cs="Arial"/>
+                <w:kern w:val="0"/>
+                <w:sz w:val="22"/>
+                <w:szCs w:val="22"/>
+                <w:lang w:val="en"/>
+                <w14:ligatures w14:val="none"/>
               </w:rPr>
             </w:pPr>
             <w:r>
               <w:rPr>
-                <w:rFonts w:ascii="Roboto Mono" w:hAnsi="Roboto Mono"/>
+                <w:rFonts w:ascii="Roboto Mono" w:eastAsia="Arial" w:hAnsi="Roboto Mono" w:cs="Arial"/>
                 <w:b/>
                 <w:bCs/>
+                <w:kern w:val="0"/>
+                <w:sz w:val="22"/>
+                <w:szCs w:val="22"/>
+                <w:lang w:val="en"/>
+                <w14:ligatures w14:val="none"/>
               </w:rPr>
               <w:t>Often seen in</w:t>
             </w:r>
@@ -3219,13 +4735,24 @@
           </w:tcPr>
           <w:p>
             <w:pPr>
-              <w:rPr>
-                <w:rFonts w:ascii="Roboto Mono" w:hAnsi="Roboto Mono"/>
+              <w:spacing w:after="0" w:line="276" w:lineRule="auto"/>
+              <w:rPr>
+                <w:rFonts w:ascii="Roboto Mono" w:eastAsia="Arial" w:hAnsi="Roboto Mono" w:cs="Arial"/>
+                <w:kern w:val="0"/>
+                <w:sz w:val="22"/>
+                <w:szCs w:val="22"/>
+                <w:lang w:val="en"/>
+                <w14:ligatures w14:val="none"/>
               </w:rPr>
             </w:pPr>
             <w:r>
               <w:rPr>
-                <w:rFonts w:ascii="Roboto Mono" w:hAnsi="Roboto Mono"/>
+                <w:rFonts w:ascii="Roboto Mono" w:eastAsia="Arial" w:hAnsi="Roboto Mono" w:cs="Arial"/>
+                <w:kern w:val="0"/>
+                <w:sz w:val="22"/>
+                <w:szCs w:val="22"/>
+                <w:lang w:val="en"/>
+                <w14:ligatures w14:val="none"/>
               </w:rPr>
               <w:t>Data centers, cloud platforms, microservice apps</w:t>
             </w:r>
@@ -3234,13 +4761,57 @@
       </w:tr>
     </w:tbl>
     <w:p>
-      <w:r>
-        <w:pict w14:anchorId="0940FFB9">
+      <w:pPr>
+        <w:spacing w:after="0" w:line="276" w:lineRule="auto"/>
+        <w:rPr>
+          <w:rFonts w:ascii="Arial" w:eastAsia="Arial" w:hAnsi="Arial" w:cs="Arial"/>
+          <w:kern w:val="0"/>
+          <w:sz w:val="22"/>
+          <w:szCs w:val="22"/>
+          <w:lang w:val="en"/>
+          <w14:ligatures w14:val="none"/>
+        </w:rPr>
+      </w:pPr>
+      <w:r>
+        <w:rPr>
+          <w:rFonts w:ascii="Arial" w:eastAsia="Arial" w:hAnsi="Arial" w:cs="Arial"/>
+          <w:kern w:val="0"/>
+          <w:sz w:val="22"/>
+          <w:szCs w:val="22"/>
+          <w:lang w:val="en"/>
+          <w14:ligatures w14:val="none"/>
+        </w:rPr>
+        <w:pict w14:anchorId="12BDDE89">
           <v:rect id="_x0000_i1032" style="width:0;height:1.5pt" o:hralign="center" o:hrstd="t" o:hr="t" fillcolor="#a0a0a0" stroked="f"/>
         </w:pict>
       </w:r>
     </w:p>
-    <w:p/>
+    <w:p>
+      <w:pPr>
+        <w:spacing w:after="0" w:line="276" w:lineRule="auto"/>
+        <w:rPr>
+          <w:rFonts w:ascii="Arial" w:eastAsia="Arial" w:hAnsi="Arial" w:cs="Arial"/>
+          <w:kern w:val="0"/>
+          <w:sz w:val="22"/>
+          <w:szCs w:val="22"/>
+          <w:lang w:val="en"/>
+          <w14:ligatures w14:val="none"/>
+        </w:rPr>
+      </w:pPr>
+    </w:p>
+    <w:p>
+      <w:pPr>
+        <w:spacing w:after="0" w:line="276" w:lineRule="auto"/>
+        <w:rPr>
+          <w:rFonts w:ascii="Arial" w:eastAsia="Arial" w:hAnsi="Arial" w:cs="Arial"/>
+          <w:kern w:val="0"/>
+          <w:sz w:val="22"/>
+          <w:szCs w:val="22"/>
+          <w:lang w:val="en"/>
+          <w14:ligatures w14:val="none"/>
+        </w:rPr>
+      </w:pPr>
+    </w:p>
     <w:p/>
     <w:sectPr>
       <w:pgSz w:w="12240" w:h="15840"/>
@@ -3889,18 +5460,6 @@
   <w:style w:type="paragraph" w:default="1" w:styleId="Normal">
     <w:name w:val="Normal"/>
     <w:qFormat/>
-    <w:rsid w:val="00BC4C6B"/>
-    <w:pPr>
-      <w:spacing w:after="0" w:line="276" w:lineRule="auto"/>
-    </w:pPr>
-    <w:rPr>
-      <w:rFonts w:ascii="Arial" w:eastAsia="Arial" w:hAnsi="Arial" w:cs="Arial"/>
-      <w:kern w:val="0"/>
-      <w:sz w:val="22"/>
-      <w:szCs w:val="22"/>
-      <w:lang w:val="en"/>
-      <w14:ligatures w14:val="none"/>
-    </w:rPr>
   </w:style>
   <w:style w:type="paragraph" w:styleId="Heading1">
     <w:name w:val="heading 1"/>
@@ -3909,7 +5468,7 @@
     <w:link w:val="Heading1Char"/>
     <w:uiPriority w:val="9"/>
     <w:qFormat/>
-    <w:rsid w:val="00543AC7"/>
+    <w:rsid w:val="00EE4A7B"/>
     <w:pPr>
       <w:keepNext/>
       <w:keepLines/>
@@ -3929,9 +5488,10 @@
     <w:next w:val="Normal"/>
     <w:link w:val="Heading2Char"/>
     <w:uiPriority w:val="9"/>
+    <w:semiHidden/>
     <w:unhideWhenUsed/>
     <w:qFormat/>
-    <w:rsid w:val="00543AC7"/>
+    <w:rsid w:val="00EE4A7B"/>
     <w:pPr>
       <w:keepNext/>
       <w:keepLines/>
@@ -3954,7 +5514,7 @@
     <w:semiHidden/>
     <w:unhideWhenUsed/>
     <w:qFormat/>
-    <w:rsid w:val="00543AC7"/>
+    <w:rsid w:val="00EE4A7B"/>
     <w:pPr>
       <w:keepNext/>
       <w:keepLines/>
@@ -3977,7 +5537,7 @@
     <w:semiHidden/>
     <w:unhideWhenUsed/>
     <w:qFormat/>
-    <w:rsid w:val="00543AC7"/>
+    <w:rsid w:val="00EE4A7B"/>
     <w:pPr>
       <w:keepNext/>
       <w:keepLines/>
@@ -4000,7 +5560,7 @@
     <w:semiHidden/>
     <w:unhideWhenUsed/>
     <w:qFormat/>
-    <w:rsid w:val="00543AC7"/>
+    <w:rsid w:val="00EE4A7B"/>
     <w:pPr>
       <w:keepNext/>
       <w:keepLines/>
@@ -4021,11 +5581,11 @@
     <w:semiHidden/>
     <w:unhideWhenUsed/>
     <w:qFormat/>
-    <w:rsid w:val="00543AC7"/>
+    <w:rsid w:val="00EE4A7B"/>
     <w:pPr>
       <w:keepNext/>
       <w:keepLines/>
-      <w:spacing w:before="40"/>
+      <w:spacing w:before="40" w:after="0"/>
       <w:outlineLvl w:val="5"/>
     </w:pPr>
     <w:rPr>
@@ -4044,11 +5604,11 @@
     <w:semiHidden/>
     <w:unhideWhenUsed/>
     <w:qFormat/>
-    <w:rsid w:val="00543AC7"/>
+    <w:rsid w:val="00EE4A7B"/>
     <w:pPr>
       <w:keepNext/>
       <w:keepLines/>
-      <w:spacing w:before="40"/>
+      <w:spacing w:before="40" w:after="0"/>
       <w:outlineLvl w:val="6"/>
     </w:pPr>
     <w:rPr>
@@ -4065,10 +5625,11 @@
     <w:semiHidden/>
     <w:unhideWhenUsed/>
     <w:qFormat/>
-    <w:rsid w:val="00543AC7"/>
+    <w:rsid w:val="00EE4A7B"/>
     <w:pPr>
       <w:keepNext/>
       <w:keepLines/>
+      <w:spacing w:after="0"/>
       <w:outlineLvl w:val="7"/>
     </w:pPr>
     <w:rPr>
@@ -4087,10 +5648,11 @@
     <w:semiHidden/>
     <w:unhideWhenUsed/>
     <w:qFormat/>
-    <w:rsid w:val="00543AC7"/>
+    <w:rsid w:val="00EE4A7B"/>
     <w:pPr>
       <w:keepNext/>
       <w:keepLines/>
+      <w:spacing w:after="0"/>
       <w:outlineLvl w:val="8"/>
     </w:pPr>
     <w:rPr>
@@ -4130,7 +5692,7 @@
     <w:basedOn w:val="DefaultParagraphFont"/>
     <w:link w:val="Heading1"/>
     <w:uiPriority w:val="9"/>
-    <w:rsid w:val="00543AC7"/>
+    <w:rsid w:val="00EE4A7B"/>
     <w:rPr>
       <w:rFonts w:asciiTheme="majorHAnsi" w:eastAsiaTheme="majorEastAsia" w:hAnsiTheme="majorHAnsi" w:cstheme="majorBidi"/>
       <w:color w:val="2F5496" w:themeColor="accent1" w:themeShade="BF"/>
@@ -4143,7 +5705,8 @@
     <w:basedOn w:val="DefaultParagraphFont"/>
     <w:link w:val="Heading2"/>
     <w:uiPriority w:val="9"/>
-    <w:rsid w:val="00543AC7"/>
+    <w:semiHidden/>
+    <w:rsid w:val="00EE4A7B"/>
     <w:rPr>
       <w:rFonts w:asciiTheme="majorHAnsi" w:eastAsiaTheme="majorEastAsia" w:hAnsiTheme="majorHAnsi" w:cstheme="majorBidi"/>
       <w:color w:val="2F5496" w:themeColor="accent1" w:themeShade="BF"/>
@@ -4157,7 +5720,7 @@
     <w:link w:val="Heading3"/>
     <w:uiPriority w:val="9"/>
     <w:semiHidden/>
-    <w:rsid w:val="00543AC7"/>
+    <w:rsid w:val="00EE4A7B"/>
     <w:rPr>
       <w:rFonts w:eastAsiaTheme="majorEastAsia" w:cstheme="majorBidi"/>
       <w:color w:val="2F5496" w:themeColor="accent1" w:themeShade="BF"/>
@@ -4171,7 +5734,7 @@
     <w:link w:val="Heading4"/>
     <w:uiPriority w:val="9"/>
     <w:semiHidden/>
-    <w:rsid w:val="00543AC7"/>
+    <w:rsid w:val="00EE4A7B"/>
     <w:rPr>
       <w:rFonts w:eastAsiaTheme="majorEastAsia" w:cstheme="majorBidi"/>
       <w:i/>
@@ -4185,7 +5748,7 @@
     <w:link w:val="Heading5"/>
     <w:uiPriority w:val="9"/>
     <w:semiHidden/>
-    <w:rsid w:val="00543AC7"/>
+    <w:rsid w:val="00EE4A7B"/>
     <w:rPr>
       <w:rFonts w:eastAsiaTheme="majorEastAsia" w:cstheme="majorBidi"/>
       <w:color w:val="2F5496" w:themeColor="accent1" w:themeShade="BF"/>
@@ -4197,7 +5760,7 @@
     <w:link w:val="Heading6"/>
     <w:uiPriority w:val="9"/>
     <w:semiHidden/>
-    <w:rsid w:val="00543AC7"/>
+    <w:rsid w:val="00EE4A7B"/>
     <w:rPr>
       <w:rFonts w:eastAsiaTheme="majorEastAsia" w:cstheme="majorBidi"/>
       <w:i/>
@@ -4211,7 +5774,7 @@
     <w:link w:val="Heading7"/>
     <w:uiPriority w:val="9"/>
     <w:semiHidden/>
-    <w:rsid w:val="00543AC7"/>
+    <w:rsid w:val="00EE4A7B"/>
     <w:rPr>
       <w:rFonts w:eastAsiaTheme="majorEastAsia" w:cstheme="majorBidi"/>
       <w:color w:val="595959" w:themeColor="text1" w:themeTint="A6"/>
@@ -4223,7 +5786,7 @@
     <w:link w:val="Heading8"/>
     <w:uiPriority w:val="9"/>
     <w:semiHidden/>
-    <w:rsid w:val="00543AC7"/>
+    <w:rsid w:val="00EE4A7B"/>
     <w:rPr>
       <w:rFonts w:eastAsiaTheme="majorEastAsia" w:cstheme="majorBidi"/>
       <w:i/>
@@ -4237,7 +5800,7 @@
     <w:link w:val="Heading9"/>
     <w:uiPriority w:val="9"/>
     <w:semiHidden/>
-    <w:rsid w:val="00543AC7"/>
+    <w:rsid w:val="00EE4A7B"/>
     <w:rPr>
       <w:rFonts w:eastAsiaTheme="majorEastAsia" w:cstheme="majorBidi"/>
       <w:color w:val="272727" w:themeColor="text1" w:themeTint="D8"/>
@@ -4250,7 +5813,7 @@
     <w:link w:val="TitleChar"/>
     <w:uiPriority w:val="10"/>
     <w:qFormat/>
-    <w:rsid w:val="00543AC7"/>
+    <w:rsid w:val="00EE4A7B"/>
     <w:pPr>
       <w:spacing w:after="80" w:line="240" w:lineRule="auto"/>
       <w:contextualSpacing/>
@@ -4268,7 +5831,7 @@
     <w:basedOn w:val="DefaultParagraphFont"/>
     <w:link w:val="Title"/>
     <w:uiPriority w:val="10"/>
-    <w:rsid w:val="00543AC7"/>
+    <w:rsid w:val="00EE4A7B"/>
     <w:rPr>
       <w:rFonts w:asciiTheme="majorHAnsi" w:eastAsiaTheme="majorEastAsia" w:hAnsiTheme="majorHAnsi" w:cstheme="majorBidi"/>
       <w:spacing w:val="-10"/>
@@ -4284,7 +5847,7 @@
     <w:link w:val="SubtitleChar"/>
     <w:uiPriority w:val="11"/>
     <w:qFormat/>
-    <w:rsid w:val="00543AC7"/>
+    <w:rsid w:val="00EE4A7B"/>
     <w:pPr>
       <w:numPr>
         <w:ilvl w:val="1"/>
@@ -4303,7 +5866,7 @@
     <w:basedOn w:val="DefaultParagraphFont"/>
     <w:link w:val="Subtitle"/>
     <w:uiPriority w:val="11"/>
-    <w:rsid w:val="00543AC7"/>
+    <w:rsid w:val="00EE4A7B"/>
     <w:rPr>
       <w:rFonts w:eastAsiaTheme="majorEastAsia" w:cstheme="majorBidi"/>
       <w:color w:val="595959" w:themeColor="text1" w:themeTint="A6"/>
@@ -4319,7 +5882,7 @@
     <w:link w:val="QuoteChar"/>
     <w:uiPriority w:val="29"/>
     <w:qFormat/>
-    <w:rsid w:val="00543AC7"/>
+    <w:rsid w:val="00EE4A7B"/>
     <w:pPr>
       <w:spacing w:before="160"/>
       <w:jc w:val="center"/>
@@ -4335,7 +5898,7 @@
     <w:basedOn w:val="DefaultParagraphFont"/>
     <w:link w:val="Quote"/>
     <w:uiPriority w:val="29"/>
-    <w:rsid w:val="00543AC7"/>
+    <w:rsid w:val="00EE4A7B"/>
     <w:rPr>
       <w:i/>
       <w:iCs/>
@@ -4347,7 +5910,7 @@
     <w:basedOn w:val="Normal"/>
     <w:uiPriority w:val="34"/>
     <w:qFormat/>
-    <w:rsid w:val="00543AC7"/>
+    <w:rsid w:val="00EE4A7B"/>
     <w:pPr>
       <w:ind w:left="720"/>
       <w:contextualSpacing/>
@@ -4358,7 +5921,7 @@
     <w:basedOn w:val="DefaultParagraphFont"/>
     <w:uiPriority w:val="21"/>
     <w:qFormat/>
-    <w:rsid w:val="00543AC7"/>
+    <w:rsid w:val="00EE4A7B"/>
     <w:rPr>
       <w:i/>
       <w:iCs/>
@@ -4372,7 +5935,7 @@
     <w:link w:val="IntenseQuoteChar"/>
     <w:uiPriority w:val="30"/>
     <w:qFormat/>
-    <w:rsid w:val="00543AC7"/>
+    <w:rsid w:val="00EE4A7B"/>
     <w:pPr>
       <w:pBdr>
         <w:top w:val="single" w:sz="4" w:space="10" w:color="2F5496" w:themeColor="accent1" w:themeShade="BF"/>
@@ -4393,7 +5956,7 @@
     <w:basedOn w:val="DefaultParagraphFont"/>
     <w:link w:val="IntenseQuote"/>
     <w:uiPriority w:val="30"/>
-    <w:rsid w:val="00543AC7"/>
+    <w:rsid w:val="00EE4A7B"/>
     <w:rPr>
       <w:i/>
       <w:iCs/>
@@ -4405,7 +5968,7 @@
     <w:basedOn w:val="DefaultParagraphFont"/>
     <w:uiPriority w:val="32"/>
     <w:qFormat/>
-    <w:rsid w:val="00543AC7"/>
+    <w:rsid w:val="00EE4A7B"/>
     <w:rPr>
       <w:b/>
       <w:bCs/>

--- a/Knowledge/3-Work knowledge/1-Software Engineering/1-Software Engineering Fundamentals/5-My Source/1-Network Traffic/1-Types of Network Traffic/9-East-West Network Traffic.docx
+++ b/Knowledge/3-Work knowledge/1-Software Engineering/1-Software Engineering Fundamentals/5-My Source/1-Network Traffic/1-Types of Network Traffic/9-East-West Network Traffic.docx
@@ -4,72 +4,39 @@
   <w:body>
     <w:p>
       <w:pPr>
-        <w:keepNext/>
-        <w:keepLines/>
-        <w:spacing w:before="360" w:after="80" w:line="276" w:lineRule="auto"/>
-        <w:outlineLvl w:val="0"/>
-        <w:rPr>
-          <w:rFonts w:asciiTheme="majorHAnsi" w:eastAsiaTheme="majorEastAsia" w:hAnsiTheme="majorHAnsi" w:cstheme="majorBidi"/>
-          <w:color w:val="2F5496" w:themeColor="accent1" w:themeShade="BF"/>
-          <w:kern w:val="0"/>
-          <w:sz w:val="40"/>
-          <w:szCs w:val="40"/>
-          <w:lang w:val="en"/>
-          <w14:ligatures w14:val="none"/>
+        <w:pStyle w:val="Heading1"/>
+        <w:rPr>
+          <w:lang w:val="en"/>
         </w:rPr>
       </w:pPr>
       <w:bookmarkStart w:id="0" w:name="_qyez7wgnqrp3" w:colFirst="0" w:colLast="0"/>
       <w:bookmarkEnd w:id="0"/>
       <w:r>
         <w:rPr>
-          <w:rFonts w:asciiTheme="majorHAnsi" w:eastAsiaTheme="majorEastAsia" w:hAnsiTheme="majorHAnsi" w:cstheme="majorBidi"/>
-          <w:color w:val="2F5496" w:themeColor="accent1" w:themeShade="BF"/>
-          <w:kern w:val="0"/>
-          <w:sz w:val="40"/>
-          <w:szCs w:val="40"/>
-          <w:lang w:val="en"/>
-          <w14:ligatures w14:val="none"/>
+          <w:lang w:val="en"/>
         </w:rPr>
         <w:t>East-West Network Traffic</w:t>
       </w:r>
     </w:p>
     <w:p>
       <w:pPr>
-        <w:spacing w:before="280" w:after="80" w:line="276" w:lineRule="auto"/>
-        <w:outlineLvl w:val="1"/>
-        <w:rPr>
-          <w:rFonts w:asciiTheme="majorHAnsi" w:eastAsiaTheme="majorEastAsia" w:hAnsiTheme="majorHAnsi" w:cstheme="majorBidi"/>
-          <w:color w:val="2F5496" w:themeColor="accent1" w:themeShade="BF"/>
-          <w:kern w:val="0"/>
-          <w:sz w:val="32"/>
-          <w:szCs w:val="32"/>
-          <w:lang w:val="en"/>
-          <w14:ligatures w14:val="none"/>
+        <w:pStyle w:val="Heading2"/>
+        <w:rPr>
+          <w:lang w:val="en"/>
         </w:rPr>
       </w:pPr>
       <w:bookmarkStart w:id="1" w:name="_t91zjliqmizn" w:colFirst="0" w:colLast="0"/>
       <w:bookmarkEnd w:id="1"/>
       <w:r>
         <w:rPr>
-          <w:rFonts w:ascii="Segoe UI Emoji" w:eastAsiaTheme="majorEastAsia" w:hAnsi="Segoe UI Emoji" w:cs="Segoe UI Emoji"/>
-          <w:color w:val="2F5496" w:themeColor="accent1" w:themeShade="BF"/>
-          <w:kern w:val="0"/>
-          <w:sz w:val="32"/>
-          <w:szCs w:val="32"/>
-          <w:lang w:val="en"/>
-          <w14:ligatures w14:val="none"/>
+          <w:rFonts w:ascii="Segoe UI Emoji" w:hAnsi="Segoe UI Emoji" w:cs="Segoe UI Emoji"/>
+          <w:lang w:val="en"/>
         </w:rPr>
         <w:t>🔁</w:t>
       </w:r>
       <w:r>
         <w:rPr>
-          <w:rFonts w:asciiTheme="majorHAnsi" w:eastAsiaTheme="majorEastAsia" w:hAnsiTheme="majorHAnsi" w:cstheme="majorBidi"/>
-          <w:color w:val="2F5496" w:themeColor="accent1" w:themeShade="BF"/>
-          <w:kern w:val="0"/>
-          <w:sz w:val="32"/>
-          <w:szCs w:val="32"/>
-          <w:lang w:val="en"/>
-          <w14:ligatures w14:val="none"/>
+          <w:lang w:val="en"/>
         </w:rPr>
         <w:t xml:space="preserve"> What Is East-West Network Traffic?</w:t>
       </w:r>
@@ -301,41 +268,23 @@
     </w:p>
     <w:p>
       <w:pPr>
-        <w:spacing w:before="280" w:after="80" w:line="276" w:lineRule="auto"/>
-        <w:outlineLvl w:val="1"/>
-        <w:rPr>
-          <w:rFonts w:asciiTheme="majorHAnsi" w:eastAsiaTheme="majorEastAsia" w:hAnsiTheme="majorHAnsi" w:cstheme="majorBidi"/>
-          <w:color w:val="2F5496" w:themeColor="accent1" w:themeShade="BF"/>
-          <w:kern w:val="0"/>
-          <w:sz w:val="32"/>
-          <w:szCs w:val="32"/>
-          <w:lang w:val="en"/>
-          <w14:ligatures w14:val="none"/>
+        <w:pStyle w:val="Heading2"/>
+        <w:rPr>
+          <w:lang w:val="en"/>
         </w:rPr>
       </w:pPr>
       <w:bookmarkStart w:id="2" w:name="_7l8g8b2fprzi" w:colFirst="0" w:colLast="0"/>
       <w:bookmarkEnd w:id="2"/>
       <w:r>
         <w:rPr>
-          <w:rFonts w:ascii="Segoe UI Emoji" w:eastAsiaTheme="majorEastAsia" w:hAnsi="Segoe UI Emoji" w:cs="Segoe UI Emoji"/>
-          <w:color w:val="2F5496" w:themeColor="accent1" w:themeShade="BF"/>
-          <w:kern w:val="0"/>
-          <w:sz w:val="32"/>
-          <w:szCs w:val="32"/>
-          <w:lang w:val="en"/>
-          <w14:ligatures w14:val="none"/>
+          <w:rFonts w:ascii="Segoe UI Emoji" w:hAnsi="Segoe UI Emoji" w:cs="Segoe UI Emoji"/>
+          <w:lang w:val="en"/>
         </w:rPr>
         <w:t>🧠</w:t>
       </w:r>
       <w:r>
         <w:rPr>
-          <w:rFonts w:asciiTheme="majorHAnsi" w:eastAsiaTheme="majorEastAsia" w:hAnsiTheme="majorHAnsi" w:cstheme="majorBidi"/>
-          <w:color w:val="2F5496" w:themeColor="accent1" w:themeShade="BF"/>
-          <w:kern w:val="0"/>
-          <w:sz w:val="32"/>
-          <w:szCs w:val="32"/>
-          <w:lang w:val="en"/>
-          <w14:ligatures w14:val="none"/>
+          <w:lang w:val="en"/>
         </w:rPr>
         <w:t xml:space="preserve"> Simple Definition:</w:t>
       </w:r>
@@ -531,41 +480,23 @@
     </w:p>
     <w:p>
       <w:pPr>
-        <w:spacing w:before="280" w:after="80" w:line="276" w:lineRule="auto"/>
-        <w:outlineLvl w:val="1"/>
-        <w:rPr>
-          <w:rFonts w:asciiTheme="majorHAnsi" w:eastAsiaTheme="majorEastAsia" w:hAnsiTheme="majorHAnsi" w:cstheme="majorBidi"/>
-          <w:color w:val="2F5496" w:themeColor="accent1" w:themeShade="BF"/>
-          <w:kern w:val="0"/>
-          <w:sz w:val="32"/>
-          <w:szCs w:val="32"/>
-          <w:lang w:val="en"/>
-          <w14:ligatures w14:val="none"/>
+        <w:pStyle w:val="Heading2"/>
+        <w:rPr>
+          <w:lang w:val="en"/>
         </w:rPr>
       </w:pPr>
       <w:bookmarkStart w:id="3" w:name="_cetu7qy7vk6s" w:colFirst="0" w:colLast="0"/>
       <w:bookmarkEnd w:id="3"/>
       <w:r>
         <w:rPr>
-          <w:rFonts w:ascii="Segoe UI Emoji" w:eastAsiaTheme="majorEastAsia" w:hAnsi="Segoe UI Emoji" w:cs="Segoe UI Emoji"/>
-          <w:color w:val="2F5496" w:themeColor="accent1" w:themeShade="BF"/>
-          <w:kern w:val="0"/>
-          <w:sz w:val="32"/>
-          <w:szCs w:val="32"/>
-          <w:lang w:val="en"/>
-          <w14:ligatures w14:val="none"/>
+          <w:rFonts w:ascii="Segoe UI Emoji" w:hAnsi="Segoe UI Emoji" w:cs="Segoe UI Emoji"/>
+          <w:lang w:val="en"/>
         </w:rPr>
         <w:t>🧭</w:t>
       </w:r>
       <w:r>
         <w:rPr>
-          <w:rFonts w:asciiTheme="majorHAnsi" w:eastAsiaTheme="majorEastAsia" w:hAnsiTheme="majorHAnsi" w:cstheme="majorBidi"/>
-          <w:color w:val="2F5496" w:themeColor="accent1" w:themeShade="BF"/>
-          <w:kern w:val="0"/>
-          <w:sz w:val="32"/>
-          <w:szCs w:val="32"/>
-          <w:lang w:val="en"/>
-          <w14:ligatures w14:val="none"/>
+          <w:lang w:val="en"/>
         </w:rPr>
         <w:t xml:space="preserve"> Why “East-West”?</w:t>
       </w:r>
@@ -879,41 +810,23 @@
     </w:p>
     <w:p>
       <w:pPr>
-        <w:spacing w:before="280" w:after="80" w:line="276" w:lineRule="auto"/>
-        <w:outlineLvl w:val="1"/>
-        <w:rPr>
-          <w:rFonts w:asciiTheme="majorHAnsi" w:eastAsiaTheme="majorEastAsia" w:hAnsiTheme="majorHAnsi" w:cstheme="majorBidi"/>
-          <w:color w:val="2F5496" w:themeColor="accent1" w:themeShade="BF"/>
-          <w:kern w:val="0"/>
-          <w:sz w:val="32"/>
-          <w:szCs w:val="32"/>
-          <w:lang w:val="en"/>
-          <w14:ligatures w14:val="none"/>
+        <w:pStyle w:val="Heading2"/>
+        <w:rPr>
+          <w:lang w:val="en"/>
         </w:rPr>
       </w:pPr>
       <w:bookmarkStart w:id="4" w:name="_ayhv4pdl5qyt" w:colFirst="0" w:colLast="0"/>
       <w:bookmarkEnd w:id="4"/>
       <w:r>
         <w:rPr>
-          <w:rFonts w:ascii="Segoe UI Emoji" w:eastAsiaTheme="majorEastAsia" w:hAnsi="Segoe UI Emoji" w:cs="Segoe UI Emoji"/>
-          <w:color w:val="2F5496" w:themeColor="accent1" w:themeShade="BF"/>
-          <w:kern w:val="0"/>
-          <w:sz w:val="32"/>
-          <w:szCs w:val="32"/>
-          <w:lang w:val="en"/>
-          <w14:ligatures w14:val="none"/>
+          <w:rFonts w:ascii="Segoe UI Emoji" w:hAnsi="Segoe UI Emoji" w:cs="Segoe UI Emoji"/>
+          <w:lang w:val="en"/>
         </w:rPr>
         <w:t>🧰</w:t>
       </w:r>
       <w:r>
         <w:rPr>
-          <w:rFonts w:asciiTheme="majorHAnsi" w:eastAsiaTheme="majorEastAsia" w:hAnsiTheme="majorHAnsi" w:cstheme="majorBidi"/>
-          <w:color w:val="2F5496" w:themeColor="accent1" w:themeShade="BF"/>
-          <w:kern w:val="0"/>
-          <w:sz w:val="32"/>
-          <w:szCs w:val="32"/>
-          <w:lang w:val="en"/>
-          <w14:ligatures w14:val="none"/>
+          <w:lang w:val="en"/>
         </w:rPr>
         <w:t xml:space="preserve"> Common Examples of East-West Traffic</w:t>
       </w:r>
@@ -1030,6 +943,7 @@
           <w:lang w:val="en"/>
           <w14:ligatures w14:val="none"/>
         </w:rPr>
+        <w:lastRenderedPageBreak/>
         <w:drawing>
           <wp:inline distT="114300" distB="114300" distL="114300" distR="114300" wp14:anchorId="7E4CE3FF" wp14:editId="66D3975C">
             <wp:extent cx="5943600" cy="1930400"/>
@@ -1775,41 +1689,23 @@
     </w:p>
     <w:p>
       <w:pPr>
-        <w:spacing w:before="280" w:after="80" w:line="276" w:lineRule="auto"/>
-        <w:outlineLvl w:val="1"/>
-        <w:rPr>
-          <w:rFonts w:asciiTheme="majorHAnsi" w:eastAsiaTheme="majorEastAsia" w:hAnsiTheme="majorHAnsi" w:cstheme="majorBidi"/>
-          <w:color w:val="2F5496" w:themeColor="accent1" w:themeShade="BF"/>
-          <w:kern w:val="0"/>
-          <w:sz w:val="32"/>
-          <w:szCs w:val="32"/>
-          <w:lang w:val="en"/>
-          <w14:ligatures w14:val="none"/>
+        <w:pStyle w:val="Heading2"/>
+        <w:rPr>
+          <w:lang w:val="en"/>
         </w:rPr>
       </w:pPr>
       <w:bookmarkStart w:id="5" w:name="_3o2sn1ryzczy" w:colFirst="0" w:colLast="0"/>
       <w:bookmarkEnd w:id="5"/>
       <w:r>
         <w:rPr>
-          <w:rFonts w:ascii="Segoe UI Emoji" w:eastAsiaTheme="majorEastAsia" w:hAnsi="Segoe UI Emoji" w:cs="Segoe UI Emoji"/>
-          <w:color w:val="2F5496" w:themeColor="accent1" w:themeShade="BF"/>
-          <w:kern w:val="0"/>
-          <w:sz w:val="32"/>
-          <w:szCs w:val="32"/>
-          <w:lang w:val="en"/>
-          <w14:ligatures w14:val="none"/>
+          <w:rFonts w:ascii="Segoe UI Emoji" w:hAnsi="Segoe UI Emoji" w:cs="Segoe UI Emoji"/>
+          <w:lang w:val="en"/>
         </w:rPr>
         <w:t>📡</w:t>
       </w:r>
       <w:r>
         <w:rPr>
-          <w:rFonts w:asciiTheme="majorHAnsi" w:eastAsiaTheme="majorEastAsia" w:hAnsiTheme="majorHAnsi" w:cstheme="majorBidi"/>
-          <w:color w:val="2F5496" w:themeColor="accent1" w:themeShade="BF"/>
-          <w:kern w:val="0"/>
-          <w:sz w:val="32"/>
-          <w:szCs w:val="32"/>
-          <w:lang w:val="en"/>
-          <w14:ligatures w14:val="none"/>
+          <w:lang w:val="en"/>
         </w:rPr>
         <w:t xml:space="preserve"> Characteristics of East-West Traffic</w:t>
       </w:r>
@@ -2038,6 +1934,7 @@
                 <w:lang w:val="en"/>
                 <w14:ligatures w14:val="none"/>
               </w:rPr>
+              <w:lastRenderedPageBreak/>
               <w:t>Feature</w:t>
             </w:r>
           </w:p>
@@ -2560,41 +2457,23 @@
     </w:p>
     <w:p>
       <w:pPr>
-        <w:spacing w:before="280" w:after="80" w:line="276" w:lineRule="auto"/>
-        <w:outlineLvl w:val="1"/>
-        <w:rPr>
-          <w:rFonts w:asciiTheme="majorHAnsi" w:eastAsiaTheme="majorEastAsia" w:hAnsiTheme="majorHAnsi" w:cstheme="majorBidi"/>
-          <w:color w:val="2F5496" w:themeColor="accent1" w:themeShade="BF"/>
-          <w:kern w:val="0"/>
-          <w:sz w:val="32"/>
-          <w:szCs w:val="32"/>
-          <w:lang w:val="en"/>
-          <w14:ligatures w14:val="none"/>
+        <w:pStyle w:val="Heading2"/>
+        <w:rPr>
+          <w:lang w:val="en"/>
         </w:rPr>
       </w:pPr>
       <w:bookmarkStart w:id="6" w:name="_3qz2ioupt5is" w:colFirst="0" w:colLast="0"/>
       <w:bookmarkEnd w:id="6"/>
       <w:r>
         <w:rPr>
-          <w:rFonts w:ascii="Segoe UI Emoji" w:eastAsiaTheme="majorEastAsia" w:hAnsi="Segoe UI Emoji" w:cs="Segoe UI Emoji"/>
-          <w:color w:val="2F5496" w:themeColor="accent1" w:themeShade="BF"/>
-          <w:kern w:val="0"/>
-          <w:sz w:val="32"/>
-          <w:szCs w:val="32"/>
-          <w:lang w:val="en"/>
-          <w14:ligatures w14:val="none"/>
+          <w:rFonts w:ascii="Segoe UI Emoji" w:hAnsi="Segoe UI Emoji" w:cs="Segoe UI Emoji"/>
+          <w:lang w:val="en"/>
         </w:rPr>
         <w:t>🔐</w:t>
       </w:r>
       <w:r>
         <w:rPr>
-          <w:rFonts w:asciiTheme="majorHAnsi" w:eastAsiaTheme="majorEastAsia" w:hAnsiTheme="majorHAnsi" w:cstheme="majorBidi"/>
-          <w:color w:val="2F5496" w:themeColor="accent1" w:themeShade="BF"/>
-          <w:kern w:val="0"/>
-          <w:sz w:val="32"/>
-          <w:szCs w:val="32"/>
-          <w:lang w:val="en"/>
-          <w14:ligatures w14:val="none"/>
+          <w:lang w:val="en"/>
         </w:rPr>
         <w:t xml:space="preserve"> Security Focus for East-West Traffic</w:t>
       </w:r>
@@ -2928,41 +2807,23 @@
     </w:p>
     <w:p>
       <w:pPr>
-        <w:spacing w:before="280" w:after="80" w:line="276" w:lineRule="auto"/>
-        <w:outlineLvl w:val="1"/>
-        <w:rPr>
-          <w:rFonts w:asciiTheme="majorHAnsi" w:eastAsiaTheme="majorEastAsia" w:hAnsiTheme="majorHAnsi" w:cstheme="majorBidi"/>
-          <w:color w:val="2F5496" w:themeColor="accent1" w:themeShade="BF"/>
-          <w:kern w:val="0"/>
-          <w:sz w:val="32"/>
-          <w:szCs w:val="32"/>
-          <w:lang w:val="en"/>
-          <w14:ligatures w14:val="none"/>
+        <w:pStyle w:val="Heading2"/>
+        <w:rPr>
+          <w:lang w:val="en"/>
         </w:rPr>
       </w:pPr>
       <w:bookmarkStart w:id="7" w:name="_17bp54u82y61" w:colFirst="0" w:colLast="0"/>
       <w:bookmarkEnd w:id="7"/>
       <w:r>
         <w:rPr>
-          <w:rFonts w:ascii="Segoe UI Emoji" w:eastAsiaTheme="majorEastAsia" w:hAnsi="Segoe UI Emoji" w:cs="Segoe UI Emoji"/>
-          <w:color w:val="2F5496" w:themeColor="accent1" w:themeShade="BF"/>
-          <w:kern w:val="0"/>
-          <w:sz w:val="32"/>
-          <w:szCs w:val="32"/>
-          <w:lang w:val="en"/>
-          <w14:ligatures w14:val="none"/>
+          <w:rFonts w:ascii="Segoe UI Emoji" w:hAnsi="Segoe UI Emoji" w:cs="Segoe UI Emoji"/>
+          <w:lang w:val="en"/>
         </w:rPr>
         <w:t>🆚</w:t>
       </w:r>
       <w:r>
         <w:rPr>
-          <w:rFonts w:asciiTheme="majorHAnsi" w:eastAsiaTheme="majorEastAsia" w:hAnsiTheme="majorHAnsi" w:cstheme="majorBidi"/>
-          <w:color w:val="2F5496" w:themeColor="accent1" w:themeShade="BF"/>
-          <w:kern w:val="0"/>
-          <w:sz w:val="32"/>
-          <w:szCs w:val="32"/>
-          <w:lang w:val="en"/>
-          <w14:ligatures w14:val="none"/>
+          <w:lang w:val="en"/>
         </w:rPr>
         <w:t xml:space="preserve"> East-West vs North-South Traffic</w:t>
       </w:r>
@@ -3192,6 +3053,7 @@
                 <w:lang w:val="en"/>
                 <w14:ligatures w14:val="none"/>
               </w:rPr>
+              <w:lastRenderedPageBreak/>
               <w:t>Feature</w:t>
             </w:r>
           </w:p>
@@ -4002,41 +3864,23 @@
     </w:p>
     <w:p>
       <w:pPr>
-        <w:spacing w:before="280" w:after="80" w:line="276" w:lineRule="auto"/>
-        <w:outlineLvl w:val="1"/>
-        <w:rPr>
-          <w:rFonts w:asciiTheme="majorHAnsi" w:eastAsiaTheme="majorEastAsia" w:hAnsiTheme="majorHAnsi" w:cstheme="majorBidi"/>
-          <w:color w:val="2F5496" w:themeColor="accent1" w:themeShade="BF"/>
-          <w:kern w:val="0"/>
-          <w:sz w:val="32"/>
-          <w:szCs w:val="32"/>
-          <w:lang w:val="en"/>
-          <w14:ligatures w14:val="none"/>
+        <w:pStyle w:val="Heading2"/>
+        <w:rPr>
+          <w:lang w:val="en"/>
         </w:rPr>
       </w:pPr>
       <w:bookmarkStart w:id="8" w:name="_u1x4qpw6is4g" w:colFirst="0" w:colLast="0"/>
       <w:bookmarkEnd w:id="8"/>
       <w:r>
         <w:rPr>
-          <w:rFonts w:ascii="Segoe UI Emoji" w:eastAsiaTheme="majorEastAsia" w:hAnsi="Segoe UI Emoji" w:cs="Segoe UI Emoji"/>
-          <w:color w:val="2F5496" w:themeColor="accent1" w:themeShade="BF"/>
-          <w:kern w:val="0"/>
-          <w:sz w:val="32"/>
-          <w:szCs w:val="32"/>
-          <w:lang w:val="en"/>
-          <w14:ligatures w14:val="none"/>
+          <w:rFonts w:ascii="Segoe UI Emoji" w:hAnsi="Segoe UI Emoji" w:cs="Segoe UI Emoji"/>
+          <w:lang w:val="en"/>
         </w:rPr>
         <w:t>📌</w:t>
       </w:r>
       <w:r>
         <w:rPr>
-          <w:rFonts w:asciiTheme="majorHAnsi" w:eastAsiaTheme="majorEastAsia" w:hAnsiTheme="majorHAnsi" w:cstheme="majorBidi"/>
-          <w:color w:val="2F5496" w:themeColor="accent1" w:themeShade="BF"/>
-          <w:kern w:val="0"/>
-          <w:sz w:val="32"/>
-          <w:szCs w:val="32"/>
-          <w:lang w:val="en"/>
-          <w14:ligatures w14:val="none"/>
+          <w:lang w:val="en"/>
         </w:rPr>
         <w:t xml:space="preserve"> Summary</w:t>
       </w:r>
@@ -4713,6 +4557,7 @@
                 <w:lang w:val="en"/>
                 <w14:ligatures w14:val="none"/>
               </w:rPr>
+              <w:lastRenderedPageBreak/>
               <w:t>Often seen in</w:t>
             </w:r>
           </w:p>
@@ -5488,7 +5333,6 @@
     <w:next w:val="Normal"/>
     <w:link w:val="Heading2Char"/>
     <w:uiPriority w:val="9"/>
-    <w:semiHidden/>
     <w:unhideWhenUsed/>
     <w:qFormat/>
     <w:rsid w:val="00EE4A7B"/>
@@ -5705,7 +5549,6 @@
     <w:basedOn w:val="DefaultParagraphFont"/>
     <w:link w:val="Heading2"/>
     <w:uiPriority w:val="9"/>
-    <w:semiHidden/>
     <w:rsid w:val="00EE4A7B"/>
     <w:rPr>
       <w:rFonts w:asciiTheme="majorHAnsi" w:eastAsiaTheme="majorEastAsia" w:hAnsiTheme="majorHAnsi" w:cstheme="majorBidi"/>
